--- a/lessons/3-4/downloads/3-4-notes.docx
+++ b/lessons/3-4/downloads/3-4-notes.docx
@@ -1330,6 +1330,468 @@
         </w:tc>
       </w:tr>
     </w:tbl>
+    <w:tbl>
+      <w:tblPr>
+        <w:tblW w:type="pct" w:w="100%"/>
+        <w:tblBorders>
+          <w:top w:val="none" w:color="FFFFFF" w:sz="0"/>
+          <w:left w:val="none" w:color="FFFFFF" w:sz="0"/>
+          <w:bottom w:val="single" w:color="C7D2DD" w:sz="4"/>
+          <w:right w:val="none" w:color="FFFFFF" w:sz="0"/>
+          <w:insideH w:val="none" w:color="FFFFFF" w:sz="0"/>
+          <w:insideV w:val="none" w:color="FFFFFF" w:sz="0"/>
+        </w:tblBorders>
+      </w:tblPr>
+      <w:tblGrid>
+        <w:gridCol w:w="1800"/>
+        <w:gridCol w:w="7560"/>
+      </w:tblGrid>
+      <w:tr>
+        <w:trPr>
+          <w:cantSplit/>
+        </w:trPr>
+        <w:tc>
+          <w:tcPr>
+            <w:tcW w:type="dxa" w:w="1800"/>
+            <w:tcMar>
+              <w:top w:type="dxa" w:w="100"/>
+              <w:left w:type="dxa" w:w="40"/>
+              <w:bottom w:type="dxa" w:w="100"/>
+              <w:right w:type="dxa" w:w="120"/>
+            </w:tcMar>
+            <w:vAlign w:val="center"/>
+          </w:tcPr>
+          <w:p>
+            <w:pPr>
+              <w:spacing w:after="0"/>
+              <w:jc w:val="center"/>
+            </w:pPr>
+            <w:r>
+              <w:drawing>
+                <wp:inline distT="0" distB="0" distL="0" distR="0">
+                  <wp:extent cx="1047750" cy="790575"/>
+                  <wp:effectExtent t="0" r="0" b="0" l="0"/>
+                  <wp:docPr id="1" name="" descr="" title=""/>
+                  <wp:cNvGraphicFramePr>
+                    <a:graphicFrameLocks xmlns:a="http://schemas.openxmlformats.org/drawingml/2006/main" noChangeAspect="1"/>
+                  </wp:cNvGraphicFramePr>
+                  <a:graphic xmlns:a="http://schemas.openxmlformats.org/drawingml/2006/main">
+                    <a:graphicData uri="http://schemas.openxmlformats.org/drawingml/2006/picture">
+                      <pic:pic xmlns:pic="http://schemas.openxmlformats.org/drawingml/2006/picture">
+                        <pic:nvPicPr>
+                          <pic:cNvPr id="0" name="" descr=""/>
+                          <pic:cNvPicPr>
+                            <a:picLocks noChangeAspect="1" noChangeArrowheads="1"/>
+                          </pic:cNvPicPr>
+                        </pic:nvPicPr>
+                        <pic:blipFill>
+                          <a:blip r:embed="rId16" cstate="none"/>
+                          <a:srcRect/>
+                          <a:stretch>
+                            <a:fillRect/>
+                          </a:stretch>
+                        </pic:blipFill>
+                        <pic:spPr bwMode="auto">
+                          <a:xfrm>
+                            <a:off x="0" y="0"/>
+                            <a:ext cx="1047750" cy="790575"/>
+                          </a:xfrm>
+                          <a:prstGeom prst="rect">
+                            <a:avLst/>
+                          </a:prstGeom>
+                        </pic:spPr>
+                      </pic:pic>
+                    </a:graphicData>
+                  </a:graphic>
+                </wp:inline>
+              </w:drawing>
+            </w:r>
+          </w:p>
+        </w:tc>
+        <w:tc>
+          <w:tcPr>
+            <w:tcW w:type="dxa" w:w="7560"/>
+            <w:tcMar>
+              <w:top w:type="dxa" w:w="100"/>
+              <w:left w:type="dxa" w:w="40"/>
+              <w:bottom w:type="dxa" w:w="100"/>
+              <w:right w:type="dxa" w:w="40"/>
+            </w:tcMar>
+            <w:vAlign w:val="center"/>
+          </w:tcPr>
+          <w:p>
+            <w:pPr>
+              <w:spacing w:after="50"/>
+            </w:pPr>
+            <w:r>
+              <w:rPr>
+                <w:b/>
+                <w:bCs/>
+                <w:color w:val="12355B"/>
+                <w:sz w:val="24"/>
+                <w:szCs w:val="24"/>
+              </w:rPr>
+              <w:t xml:space="preserve">Unit rate point</w:t>
+            </w:r>
+            <w:r>
+              <w:rPr>
+                <w:i/>
+                <w:iCs/>
+                <w:color w:val="5F6F80"/>
+                <w:sz w:val="19"/>
+                <w:szCs w:val="19"/>
+              </w:rPr>
+              <w:t xml:space="preserve">   Punto de tasa unitaria</w:t>
+            </w:r>
+          </w:p>
+          <w:p>
+            <w:pPr>
+              <w:spacing w:after="40"/>
+            </w:pPr>
+            <w:r>
+              <w:rPr>
+                <w:sz w:val="21"/>
+                <w:szCs w:val="21"/>
+              </w:rPr>
+              <w:t xml:space="preserve">The point (1, r) on a graph, where r is the amount for one.</w:t>
+            </w:r>
+          </w:p>
+          <w:p>
+            <w:pPr>
+              <w:spacing w:after="0"/>
+            </w:pPr>
+            <w:r>
+              <w:rPr>
+                <w:b/>
+                <w:bCs/>
+                <w:color w:val="1FA6A2"/>
+                <w:sz w:val="18"/>
+                <w:szCs w:val="18"/>
+              </w:rPr>
+              <w:t xml:space="preserve">Example:  </w:t>
+            </w:r>
+            <w:r>
+              <w:rPr>
+                <w:i/>
+                <w:iCs/>
+                <w:color w:val="5F6F80"/>
+                <w:sz w:val="18"/>
+                <w:szCs w:val="18"/>
+              </w:rPr>
+              <w:t xml:space="preserve">(1, 9) means 9 for each 1.</w:t>
+            </w:r>
+          </w:p>
+        </w:tc>
+      </w:tr>
+    </w:tbl>
+    <w:tbl>
+      <w:tblPr>
+        <w:tblW w:type="pct" w:w="100%"/>
+        <w:tblBorders>
+          <w:top w:val="none" w:color="FFFFFF" w:sz="0"/>
+          <w:left w:val="none" w:color="FFFFFF" w:sz="0"/>
+          <w:bottom w:val="single" w:color="C7D2DD" w:sz="4"/>
+          <w:right w:val="none" w:color="FFFFFF" w:sz="0"/>
+          <w:insideH w:val="none" w:color="FFFFFF" w:sz="0"/>
+          <w:insideV w:val="none" w:color="FFFFFF" w:sz="0"/>
+        </w:tblBorders>
+      </w:tblPr>
+      <w:tblGrid>
+        <w:gridCol w:w="1800"/>
+        <w:gridCol w:w="7560"/>
+      </w:tblGrid>
+      <w:tr>
+        <w:trPr>
+          <w:cantSplit/>
+        </w:trPr>
+        <w:tc>
+          <w:tcPr>
+            <w:tcW w:type="dxa" w:w="1800"/>
+            <w:tcMar>
+              <w:top w:type="dxa" w:w="100"/>
+              <w:left w:type="dxa" w:w="40"/>
+              <w:bottom w:type="dxa" w:w="100"/>
+              <w:right w:type="dxa" w:w="120"/>
+            </w:tcMar>
+            <w:vAlign w:val="center"/>
+          </w:tcPr>
+          <w:p>
+            <w:pPr>
+              <w:spacing w:after="0"/>
+              <w:jc w:val="center"/>
+            </w:pPr>
+            <w:r>
+              <w:drawing>
+                <wp:inline distT="0" distB="0" distL="0" distR="0">
+                  <wp:extent cx="1047750" cy="790575"/>
+                  <wp:effectExtent t="0" r="0" b="0" l="0"/>
+                  <wp:docPr id="1" name="" descr="" title=""/>
+                  <wp:cNvGraphicFramePr>
+                    <a:graphicFrameLocks xmlns:a="http://schemas.openxmlformats.org/drawingml/2006/main" noChangeAspect="1"/>
+                  </wp:cNvGraphicFramePr>
+                  <a:graphic xmlns:a="http://schemas.openxmlformats.org/drawingml/2006/main">
+                    <a:graphicData uri="http://schemas.openxmlformats.org/drawingml/2006/picture">
+                      <pic:pic xmlns:pic="http://schemas.openxmlformats.org/drawingml/2006/picture">
+                        <pic:nvPicPr>
+                          <pic:cNvPr id="0" name="" descr=""/>
+                          <pic:cNvPicPr>
+                            <a:picLocks noChangeAspect="1" noChangeArrowheads="1"/>
+                          </pic:cNvPicPr>
+                        </pic:nvPicPr>
+                        <pic:blipFill>
+                          <a:blip r:embed="rId11" cstate="none"/>
+                          <a:srcRect/>
+                          <a:stretch>
+                            <a:fillRect/>
+                          </a:stretch>
+                        </pic:blipFill>
+                        <pic:spPr bwMode="auto">
+                          <a:xfrm>
+                            <a:off x="0" y="0"/>
+                            <a:ext cx="1047750" cy="790575"/>
+                          </a:xfrm>
+                          <a:prstGeom prst="rect">
+                            <a:avLst/>
+                          </a:prstGeom>
+                        </pic:spPr>
+                      </pic:pic>
+                    </a:graphicData>
+                  </a:graphic>
+                </wp:inline>
+              </w:drawing>
+            </w:r>
+          </w:p>
+        </w:tc>
+        <w:tc>
+          <w:tcPr>
+            <w:tcW w:type="dxa" w:w="7560"/>
+            <w:tcMar>
+              <w:top w:type="dxa" w:w="100"/>
+              <w:left w:type="dxa" w:w="40"/>
+              <w:bottom w:type="dxa" w:w="100"/>
+              <w:right w:type="dxa" w:w="40"/>
+            </w:tcMar>
+            <w:vAlign w:val="center"/>
+          </w:tcPr>
+          <w:p>
+            <w:pPr>
+              <w:spacing w:after="50"/>
+            </w:pPr>
+            <w:r>
+              <w:rPr>
+                <w:b/>
+                <w:bCs/>
+                <w:color w:val="12355B"/>
+                <w:sz w:val="24"/>
+                <w:szCs w:val="24"/>
+              </w:rPr>
+              <w:t xml:space="preserve">Interpret</w:t>
+            </w:r>
+            <w:r>
+              <w:rPr>
+                <w:i/>
+                <w:iCs/>
+                <w:color w:val="5F6F80"/>
+                <w:sz w:val="19"/>
+                <w:szCs w:val="19"/>
+              </w:rPr>
+              <w:t xml:space="preserve">   Interpretar</w:t>
+            </w:r>
+          </w:p>
+          <w:p>
+            <w:pPr>
+              <w:spacing w:after="40"/>
+            </w:pPr>
+            <w:r>
+              <w:rPr>
+                <w:sz w:val="21"/>
+                <w:szCs w:val="21"/>
+              </w:rPr>
+              <w:t xml:space="preserve">Say in words what a point on a graph means.</w:t>
+            </w:r>
+          </w:p>
+          <w:p>
+            <w:pPr>
+              <w:spacing w:after="0"/>
+            </w:pPr>
+            <w:r>
+              <w:rPr>
+                <w:b/>
+                <w:bCs/>
+                <w:color w:val="1FA6A2"/>
+                <w:sz w:val="18"/>
+                <w:szCs w:val="18"/>
+              </w:rPr>
+              <w:t xml:space="preserve">Example:  </w:t>
+            </w:r>
+            <w:r>
+              <w:rPr>
+                <w:i/>
+                <w:iCs/>
+                <w:color w:val="5F6F80"/>
+                <w:sz w:val="18"/>
+                <w:szCs w:val="18"/>
+              </w:rPr>
+              <w:t xml:space="preserve">(4, 36) means 4 boxes hold 36 crayons.</w:t>
+            </w:r>
+          </w:p>
+        </w:tc>
+      </w:tr>
+    </w:tbl>
+    <w:tbl>
+      <w:tblPr>
+        <w:tblW w:type="pct" w:w="100%"/>
+        <w:tblBorders>
+          <w:top w:val="none" w:color="FFFFFF" w:sz="0"/>
+          <w:left w:val="none" w:color="FFFFFF" w:sz="0"/>
+          <w:bottom w:val="single" w:color="C7D2DD" w:sz="4"/>
+          <w:right w:val="none" w:color="FFFFFF" w:sz="0"/>
+          <w:insideH w:val="none" w:color="FFFFFF" w:sz="0"/>
+          <w:insideV w:val="none" w:color="FFFFFF" w:sz="0"/>
+        </w:tblBorders>
+      </w:tblPr>
+      <w:tblGrid>
+        <w:gridCol w:w="1800"/>
+        <w:gridCol w:w="7560"/>
+      </w:tblGrid>
+      <w:tr>
+        <w:trPr>
+          <w:cantSplit/>
+        </w:trPr>
+        <w:tc>
+          <w:tcPr>
+            <w:tcW w:type="dxa" w:w="1800"/>
+            <w:tcMar>
+              <w:top w:type="dxa" w:w="100"/>
+              <w:left w:type="dxa" w:w="40"/>
+              <w:bottom w:type="dxa" w:w="100"/>
+              <w:right w:type="dxa" w:w="120"/>
+            </w:tcMar>
+            <w:vAlign w:val="center"/>
+          </w:tcPr>
+          <w:p>
+            <w:pPr>
+              <w:spacing w:after="0"/>
+              <w:jc w:val="center"/>
+            </w:pPr>
+            <w:r>
+              <w:drawing>
+                <wp:inline distT="0" distB="0" distL="0" distR="0">
+                  <wp:extent cx="1047750" cy="790575"/>
+                  <wp:effectExtent t="0" r="0" b="0" l="0"/>
+                  <wp:docPr id="1" name="" descr="" title=""/>
+                  <wp:cNvGraphicFramePr>
+                    <a:graphicFrameLocks xmlns:a="http://schemas.openxmlformats.org/drawingml/2006/main" noChangeAspect="1"/>
+                  </wp:cNvGraphicFramePr>
+                  <a:graphic xmlns:a="http://schemas.openxmlformats.org/drawingml/2006/main">
+                    <a:graphicData uri="http://schemas.openxmlformats.org/drawingml/2006/picture">
+                      <pic:pic xmlns:pic="http://schemas.openxmlformats.org/drawingml/2006/picture">
+                        <pic:nvPicPr>
+                          <pic:cNvPr id="0" name="" descr=""/>
+                          <pic:cNvPicPr>
+                            <a:picLocks noChangeAspect="1" noChangeArrowheads="1"/>
+                          </pic:cNvPicPr>
+                        </pic:nvPicPr>
+                        <pic:blipFill>
+                          <a:blip r:embed="rId11" cstate="none"/>
+                          <a:srcRect/>
+                          <a:stretch>
+                            <a:fillRect/>
+                          </a:stretch>
+                        </pic:blipFill>
+                        <pic:spPr bwMode="auto">
+                          <a:xfrm>
+                            <a:off x="0" y="0"/>
+                            <a:ext cx="1047750" cy="790575"/>
+                          </a:xfrm>
+                          <a:prstGeom prst="rect">
+                            <a:avLst/>
+                          </a:prstGeom>
+                        </pic:spPr>
+                      </pic:pic>
+                    </a:graphicData>
+                  </a:graphic>
+                </wp:inline>
+              </w:drawing>
+            </w:r>
+          </w:p>
+        </w:tc>
+        <w:tc>
+          <w:tcPr>
+            <w:tcW w:type="dxa" w:w="7560"/>
+            <w:tcMar>
+              <w:top w:type="dxa" w:w="100"/>
+              <w:left w:type="dxa" w:w="40"/>
+              <w:bottom w:type="dxa" w:w="100"/>
+              <w:right w:type="dxa" w:w="40"/>
+            </w:tcMar>
+            <w:vAlign w:val="center"/>
+          </w:tcPr>
+          <w:p>
+            <w:pPr>
+              <w:spacing w:after="50"/>
+            </w:pPr>
+            <w:r>
+              <w:rPr>
+                <w:b/>
+                <w:bCs/>
+                <w:color w:val="12355B"/>
+                <w:sz w:val="24"/>
+                <w:szCs w:val="24"/>
+              </w:rPr>
+              <w:t xml:space="preserve">Coordinates</w:t>
+            </w:r>
+            <w:r>
+              <w:rPr>
+                <w:i/>
+                <w:iCs/>
+                <w:color w:val="5F6F80"/>
+                <w:sz w:val="19"/>
+                <w:szCs w:val="19"/>
+              </w:rPr>
+              <w:t xml:space="preserve">   Coordenadas</w:t>
+            </w:r>
+          </w:p>
+          <w:p>
+            <w:pPr>
+              <w:spacing w:after="40"/>
+            </w:pPr>
+            <w:r>
+              <w:rPr>
+                <w:sz w:val="21"/>
+                <w:szCs w:val="21"/>
+              </w:rPr>
+              <w:t xml:space="preserve">The x-value and y-value that locate a point.</w:t>
+            </w:r>
+          </w:p>
+          <w:p>
+            <w:pPr>
+              <w:spacing w:after="0"/>
+            </w:pPr>
+            <w:r>
+              <w:rPr>
+                <w:b/>
+                <w:bCs/>
+                <w:color w:val="1FA6A2"/>
+                <w:sz w:val="18"/>
+                <w:szCs w:val="18"/>
+              </w:rPr>
+              <w:t xml:space="preserve">Example:  </w:t>
+            </w:r>
+            <w:r>
+              <w:rPr>
+                <w:i/>
+                <w:iCs/>
+                <w:color w:val="5F6F80"/>
+                <w:sz w:val="18"/>
+                <w:szCs w:val="18"/>
+              </w:rPr>
+              <w:t xml:space="preserve">x first, then y: (4, 20)</w:t>
+            </w:r>
+          </w:p>
+        </w:tc>
+      </w:tr>
+    </w:tbl>
     <w:p>
       <w:pPr>
         <w:pStyle w:val="Heading1"/>
@@ -1418,7 +1880,7 @@
                 <w:sz w:val="21"/>
                 <w:szCs w:val="21"/>
               </w:rPr>
-              <w:t xml:space="preserve">Graph Ratio Tables      •      Coordinate plane      •      Ordered pair      •      Linear pattern      •      Proportional      •      Origin      •      Ratio table</w:t>
+              <w:t xml:space="preserve">Graph Ratio Tables      •      Coordinate plane      •      Ordered pair      •      Linear pattern      •      Proportional      •      Origin      •      Ratio table      •      Unit rate point      •      Interpret      •      Coordinates</w:t>
             </w:r>
           </w:p>
         </w:tc>
@@ -1689,6 +2151,117 @@
           <w:szCs w:val="22"/>
         </w:rPr>
         <w:t xml:space="preserve">A table that lists equivalent ratios in rows or columns is a </w:t>
+      </w:r>
+      <w:r>
+        <w:rPr>
+          <w:sz w:val="22"/>
+          <w:szCs w:val="22"/>
+        </w:rPr>
+        <w:t xml:space="preserve">________________</w:t>
+      </w:r>
+      <w:r>
+        <w:rPr>
+          <w:sz w:val="22"/>
+          <w:szCs w:val="22"/>
+        </w:rPr>
+        <w:t xml:space="preserve">.</w:t>
+      </w:r>
+    </w:p>
+    <w:p>
+      <w:pPr>
+        <w:keepLines/>
+        <w:spacing w:after="260" w:before="200"/>
+      </w:pPr>
+      <w:r>
+        <w:rPr>
+          <w:b/>
+          <w:bCs/>
+          <w:color w:val="12355B"/>
+          <w:sz w:val="22"/>
+          <w:szCs w:val="22"/>
+        </w:rPr>
+        <w:t xml:space="preserve">8.  </w:t>
+      </w:r>
+      <w:r>
+        <w:rPr>
+          <w:sz w:val="22"/>
+          <w:szCs w:val="22"/>
+        </w:rPr>
+        <w:t xml:space="preserve">The point (1, r) on a ratio graph is the </w:t>
+      </w:r>
+      <w:r>
+        <w:rPr>
+          <w:sz w:val="22"/>
+          <w:szCs w:val="22"/>
+        </w:rPr>
+        <w:t xml:space="preserve">________________</w:t>
+      </w:r>
+      <w:r>
+        <w:rPr>
+          <w:sz w:val="22"/>
+          <w:szCs w:val="22"/>
+        </w:rPr>
+        <w:t xml:space="preserve">.</w:t>
+      </w:r>
+    </w:p>
+    <w:p>
+      <w:pPr>
+        <w:keepLines/>
+        <w:spacing w:after="260" w:before="200"/>
+      </w:pPr>
+      <w:r>
+        <w:rPr>
+          <w:b/>
+          <w:bCs/>
+          <w:color w:val="12355B"/>
+          <w:sz w:val="22"/>
+          <w:szCs w:val="22"/>
+        </w:rPr>
+        <w:t xml:space="preserve">9.  </w:t>
+      </w:r>
+      <w:r>
+        <w:rPr>
+          <w:sz w:val="22"/>
+          <w:szCs w:val="22"/>
+        </w:rPr>
+        <w:t xml:space="preserve">To say what a point means in words is to </w:t>
+      </w:r>
+      <w:r>
+        <w:rPr>
+          <w:sz w:val="22"/>
+          <w:szCs w:val="22"/>
+        </w:rPr>
+        <w:t xml:space="preserve">________________</w:t>
+      </w:r>
+      <w:r>
+        <w:rPr>
+          <w:sz w:val="22"/>
+          <w:szCs w:val="22"/>
+        </w:rPr>
+        <w:t xml:space="preserve"> it.</w:t>
+      </w:r>
+    </w:p>
+    <w:p>
+      <w:pPr>
+        <w:keepLines/>
+        <w:spacing w:after="260" w:before="200"/>
+      </w:pPr>
+      <w:r>
+        <w:rPr>
+          <w:b/>
+          <w:bCs/>
+          <w:color w:val="12355B"/>
+          <w:sz w:val="22"/>
+          <w:szCs w:val="22"/>
+        </w:rPr>
+        <w:t xml:space="preserve">10.  </w:t>
+      </w:r>
+      <w:r>
+        <w:rPr>
+          <w:sz w:val="22"/>
+          <w:szCs w:val="22"/>
+        </w:rPr>
+        <w:t xml:space="preserve">The x-value and y-value of a point are its </w:t>
       </w:r>
       <w:r>
         <w:rPr>
@@ -2761,7 +3334,7 @@
           <w:sz w:val="20"/>
           <w:szCs w:val="20"/>
         </w:rPr>
-        <w:t xml:space="preserve">A)  (8, 24)</w:t>
+        <w:t xml:space="preserve">A)  (7, 20)</w:t>
       </w:r>
     </w:p>
     <w:p>
@@ -2774,7 +3347,7 @@
           <w:sz w:val="20"/>
           <w:szCs w:val="20"/>
         </w:rPr>
-        <w:t xml:space="preserve">B)  (7, 20)</w:t>
+        <w:t xml:space="preserve">B)  (8, 24)</w:t>
       </w:r>
     </w:p>
     <w:p>
@@ -2890,7 +3463,7 @@
           <w:sz w:val="21"/>
           <w:szCs w:val="21"/>
         </w:rPr>
-        <w:t xml:space="preserve">A. (8, 24)</w:t>
+        <w:t xml:space="preserve">B. (8, 24)</w:t>
       </w:r>
     </w:p>
     <w:p>
@@ -2973,7 +3546,7 @@
           <w:sz w:val="20"/>
           <w:szCs w:val="20"/>
         </w:rPr>
-        <w:t xml:space="preserve">A)  A straight line through the origin</w:t>
+        <w:t xml:space="preserve">A)  A curved line</w:t>
       </w:r>
     </w:p>
     <w:p>
@@ -2986,7 +3559,7 @@
           <w:sz w:val="20"/>
           <w:szCs w:val="20"/>
         </w:rPr>
-        <w:t xml:space="preserve">B)  A curved line</w:t>
+        <w:t xml:space="preserve">B)  A straight line through the origin</w:t>
       </w:r>
     </w:p>
     <w:p>
@@ -3707,7 +4280,7 @@
           <w:sz w:val="20"/>
           <w:szCs w:val="20"/>
         </w:rPr>
-        <w:t xml:space="preserve">A)  28</w:t>
+        <w:t xml:space="preserve">A)  21</w:t>
       </w:r>
     </w:p>
     <w:p>
@@ -3733,7 +4306,7 @@
           <w:sz w:val="20"/>
           <w:szCs w:val="20"/>
         </w:rPr>
-        <w:t xml:space="preserve">C)  21</w:t>
+        <w:t xml:space="preserve">C)  28</w:t>
       </w:r>
     </w:p>
     <w:p>
@@ -3837,7 +4410,7 @@
           <w:sz w:val="20"/>
           <w:szCs w:val="20"/>
         </w:rPr>
-        <w:t xml:space="preserve">A)  (3, 10)</w:t>
+        <w:t xml:space="preserve">A)  (2, 10)</w:t>
       </w:r>
     </w:p>
     <w:p>
@@ -3850,7 +4423,7 @@
           <w:sz w:val="20"/>
           <w:szCs w:val="20"/>
         </w:rPr>
-        <w:t xml:space="preserve">B)  (2, 10)</w:t>
+        <w:t xml:space="preserve">B)  (3, 10)</w:t>
       </w:r>
     </w:p>
     <w:p>
@@ -3993,7 +4566,7 @@
           <w:sz w:val="20"/>
           <w:szCs w:val="20"/>
         </w:rPr>
-        <w:t xml:space="preserve">A)  4:1</w:t>
+        <w:t xml:space="preserve">A)  1:4</w:t>
       </w:r>
     </w:p>
     <w:p>
@@ -4006,7 +4579,7 @@
           <w:sz w:val="20"/>
           <w:szCs w:val="20"/>
         </w:rPr>
-        <w:t xml:space="preserve">B)  1:4</w:t>
+        <w:t xml:space="preserve">B)  2:8</w:t>
       </w:r>
     </w:p>
     <w:p>
@@ -4019,7 +4592,7 @@
           <w:sz w:val="20"/>
           <w:szCs w:val="20"/>
         </w:rPr>
-        <w:t xml:space="preserve">C)  2:8</w:t>
+        <w:t xml:space="preserve">C)  3:4</w:t>
       </w:r>
     </w:p>
     <w:p>
@@ -4032,7 +4605,7 @@
           <w:sz w:val="20"/>
           <w:szCs w:val="20"/>
         </w:rPr>
-        <w:t xml:space="preserve">D)  3:4</w:t>
+        <w:t xml:space="preserve">D)  4:1</w:t>
       </w:r>
     </w:p>
     <w:p>
@@ -4123,7 +4696,7 @@
           <w:sz w:val="20"/>
           <w:szCs w:val="20"/>
         </w:rPr>
-        <w:t xml:space="preserve">A)  Student B</w:t>
+        <w:t xml:space="preserve">A)  Student A</w:t>
       </w:r>
     </w:p>
     <w:p>
@@ -4136,7 +4709,7 @@
           <w:sz w:val="20"/>
           <w:szCs w:val="20"/>
         </w:rPr>
-        <w:t xml:space="preserve">B)  Student A</w:t>
+        <w:t xml:space="preserve">B)  Same steepness</w:t>
       </w:r>
     </w:p>
     <w:p>
@@ -4149,7 +4722,7 @@
           <w:sz w:val="20"/>
           <w:szCs w:val="20"/>
         </w:rPr>
-        <w:t xml:space="preserve">C)  Same steepness</w:t>
+        <w:t xml:space="preserve">C)  Cannot tell</w:t>
       </w:r>
     </w:p>
     <w:p>
@@ -4162,7 +4735,7 @@
           <w:sz w:val="20"/>
           <w:szCs w:val="20"/>
         </w:rPr>
-        <w:t xml:space="preserve">D)  Cannot tell</w:t>
+        <w:t xml:space="preserve">D)  Student B</w:t>
       </w:r>
     </w:p>
     <w:p>
@@ -4398,7 +4971,7 @@
           <w:sz w:val="21"/>
           <w:szCs w:val="21"/>
         </w:rPr>
-        <w:t xml:space="preserve">A)  (5, 10)</w:t>
+        <w:t xml:space="preserve">A)  (4, 6)</w:t>
       </w:r>
     </w:p>
     <w:p>
@@ -4411,7 +4984,7 @@
           <w:sz w:val="21"/>
           <w:szCs w:val="21"/>
         </w:rPr>
-        <w:t xml:space="preserve">B)  (4, 6)</w:t>
+        <w:t xml:space="preserve">B)  (5, 10)</w:t>
       </w:r>
     </w:p>
     <w:p>

--- a/lessons/3-4/downloads/3-4-notes.docx
+++ b/lessons/3-4/downloads/3-4-notes.docx
@@ -249,49 +249,269 @@
           <w:sz w:val="19"/>
           <w:szCs w:val="19"/>
         </w:rPr>
-        <w:t xml:space="preserve">Look at the picture, read the word, then read what it means.</w:t>
+        <w:t xml:space="preserve">Review each concept term, definition, non-example, and visual clue.</w:t>
       </w:r>
     </w:p>
     <w:tbl>
       <w:tblPr>
-        <w:tblW w:type="pct" w:w="100%"/>
+        <w:tblW w:type="dxa" w:w="9360"/>
         <w:tblBorders>
-          <w:top w:val="none" w:color="FFFFFF" w:sz="0"/>
-          <w:left w:val="none" w:color="FFFFFF" w:sz="0"/>
-          <w:bottom w:val="single" w:color="C7D2DD" w:sz="4"/>
-          <w:right w:val="none" w:color="FFFFFF" w:sz="0"/>
-          <w:insideH w:val="none" w:color="FFFFFF" w:sz="0"/>
-          <w:insideV w:val="none" w:color="FFFFFF" w:sz="0"/>
+          <w:top w:val="single" w:color="C7D2DD" w:sz="6"/>
+          <w:left w:val="single" w:color="C7D2DD" w:sz="6"/>
+          <w:bottom w:val="single" w:color="C7D2DD" w:sz="6"/>
+          <w:right w:val="single" w:color="C7D2DD" w:sz="6"/>
+          <w:insideH w:val="single" w:color="C7D2DD" w:sz="6"/>
+          <w:insideV w:val="single" w:color="C7D2DD" w:sz="6"/>
         </w:tblBorders>
       </w:tblPr>
       <w:tblGrid>
         <w:gridCol w:w="1800"/>
-        <w:gridCol w:w="7560"/>
+        <w:gridCol w:w="3160"/>
+        <w:gridCol w:w="2200"/>
+        <w:gridCol w:w="2200"/>
       </w:tblGrid>
       <w:tr>
         <w:trPr>
           <w:cantSplit/>
+          <w:tblHeader/>
         </w:trPr>
         <w:tc>
           <w:tcPr>
             <w:tcW w:type="dxa" w:w="1800"/>
-            <w:tcMar>
-              <w:top w:type="dxa" w:w="100"/>
-              <w:left w:type="dxa" w:w="40"/>
-              <w:bottom w:type="dxa" w:w="100"/>
-              <w:right w:type="dxa" w:w="120"/>
-            </w:tcMar>
-            <w:vAlign w:val="center"/>
+            <w:shd w:fill="EEF4F8" w:color="auto" w:val="clear"/>
+            <w:tcMar>
+              <w:top w:type="dxa" w:w="80"/>
+              <w:left w:type="dxa" w:w="100"/>
+              <w:bottom w:type="dxa" w:w="80"/>
+              <w:right w:type="dxa" w:w="100"/>
+            </w:tcMar>
           </w:tcPr>
           <w:p>
             <w:pPr>
               <w:spacing w:after="0"/>
+            </w:pPr>
+            <w:r>
+              <w:rPr>
+                <w:b/>
+                <w:bCs/>
+                <w:color w:val="12355B"/>
+                <w:sz w:val="19"/>
+                <w:szCs w:val="19"/>
+              </w:rPr>
+              <w:t xml:space="preserve">Concept Term</w:t>
+            </w:r>
+          </w:p>
+        </w:tc>
+        <w:tc>
+          <w:tcPr>
+            <w:tcW w:type="dxa" w:w="3160"/>
+            <w:shd w:fill="EEF4F8" w:color="auto" w:val="clear"/>
+            <w:tcMar>
+              <w:top w:type="dxa" w:w="80"/>
+              <w:left w:type="dxa" w:w="100"/>
+              <w:bottom w:type="dxa" w:w="80"/>
+              <w:right w:type="dxa" w:w="100"/>
+            </w:tcMar>
+          </w:tcPr>
+          <w:p>
+            <w:pPr>
+              <w:spacing w:after="0"/>
+            </w:pPr>
+            <w:r>
+              <w:rPr>
+                <w:b/>
+                <w:bCs/>
+                <w:color w:val="12355B"/>
+                <w:sz w:val="19"/>
+                <w:szCs w:val="19"/>
+              </w:rPr>
+              <w:t xml:space="preserve">Student-Friendly Definition</w:t>
+            </w:r>
+          </w:p>
+        </w:tc>
+        <w:tc>
+          <w:tcPr>
+            <w:tcW w:type="dxa" w:w="2200"/>
+            <w:shd w:fill="EEF4F8" w:color="auto" w:val="clear"/>
+            <w:tcMar>
+              <w:top w:type="dxa" w:w="80"/>
+              <w:left w:type="dxa" w:w="100"/>
+              <w:bottom w:type="dxa" w:w="80"/>
+              <w:right w:type="dxa" w:w="100"/>
+            </w:tcMar>
+          </w:tcPr>
+          <w:p>
+            <w:pPr>
+              <w:spacing w:after="0"/>
+            </w:pPr>
+            <w:r>
+              <w:rPr>
+                <w:b/>
+                <w:bCs/>
+                <w:color w:val="12355B"/>
+                <w:sz w:val="19"/>
+                <w:szCs w:val="19"/>
+              </w:rPr>
+              <w:t xml:space="preserve">Non-Example</w:t>
+            </w:r>
+          </w:p>
+        </w:tc>
+        <w:tc>
+          <w:tcPr>
+            <w:tcW w:type="dxa" w:w="2200"/>
+            <w:shd w:fill="EEF4F8" w:color="auto" w:val="clear"/>
+            <w:tcMar>
+              <w:top w:type="dxa" w:w="80"/>
+              <w:left w:type="dxa" w:w="100"/>
+              <w:bottom w:type="dxa" w:w="80"/>
+              <w:right w:type="dxa" w:w="100"/>
+            </w:tcMar>
+          </w:tcPr>
+          <w:p>
+            <w:pPr>
+              <w:spacing w:after="0"/>
+            </w:pPr>
+            <w:r>
+              <w:rPr>
+                <w:b/>
+                <w:bCs/>
+                <w:color w:val="12355B"/>
+                <w:sz w:val="19"/>
+                <w:szCs w:val="19"/>
+              </w:rPr>
+              <w:t xml:space="preserve">Visual Clue</w:t>
+            </w:r>
+          </w:p>
+        </w:tc>
+      </w:tr>
+      <w:tr>
+        <w:trPr>
+          <w:cantSplit/>
+        </w:trPr>
+        <w:tc>
+          <w:tcPr>
+            <w:tcW w:type="dxa" w:w="1800"/>
+            <w:tcMar>
+              <w:top w:type="dxa" w:w="80"/>
+              <w:left w:type="dxa" w:w="100"/>
+              <w:bottom w:type="dxa" w:w="80"/>
+              <w:right w:type="dxa" w:w="100"/>
+            </w:tcMar>
+            <w:vAlign w:val="top"/>
+          </w:tcPr>
+          <w:p>
+            <w:pPr>
+              <w:spacing w:after="30"/>
+            </w:pPr>
+            <w:r>
+              <w:rPr>
+                <w:b/>
+                <w:bCs/>
+                <w:color w:val="12355B"/>
+                <w:sz w:val="21"/>
+                <w:szCs w:val="21"/>
+              </w:rPr>
+              <w:t xml:space="preserve">Graph Ratio Tables</w:t>
+            </w:r>
+          </w:p>
+          <w:p>
+            <w:pPr>
+              <w:spacing w:after="0"/>
+            </w:pPr>
+            <w:r>
+              <w:rPr>
+                <w:i/>
+                <w:iCs/>
+                <w:color w:val="5F6F80"/>
+                <w:sz w:val="18"/>
+                <w:szCs w:val="18"/>
+              </w:rPr>
+              <w:t xml:space="preserve">Representar tablas de razones en una gráfica</w:t>
+            </w:r>
+          </w:p>
+        </w:tc>
+        <w:tc>
+          <w:tcPr>
+            <w:tcW w:type="dxa" w:w="3160"/>
+            <w:tcMar>
+              <w:top w:type="dxa" w:w="80"/>
+              <w:left w:type="dxa" w:w="100"/>
+              <w:bottom w:type="dxa" w:w="80"/>
+              <w:right w:type="dxa" w:w="100"/>
+            </w:tcMar>
+            <w:vAlign w:val="top"/>
+          </w:tcPr>
+          <w:p>
+            <w:pPr>
+              <w:spacing w:after="0"/>
+            </w:pPr>
+            <w:r>
+              <w:rPr>
+                <w:sz w:val="20"/>
+                <w:szCs w:val="20"/>
+              </w:rPr>
+              <w:t xml:space="preserve">Plot the paired values from a ratio table as ordered pairs.</w:t>
+            </w:r>
+          </w:p>
+        </w:tc>
+        <w:tc>
+          <w:tcPr>
+            <w:tcW w:type="dxa" w:w="2200"/>
+            <w:tcMar>
+              <w:top w:type="dxa" w:w="80"/>
+              <w:left w:type="dxa" w:w="100"/>
+              <w:bottom w:type="dxa" w:w="80"/>
+              <w:right w:type="dxa" w:w="100"/>
+            </w:tcMar>
+            <w:vAlign w:val="top"/>
+          </w:tcPr>
+          <w:p>
+            <w:pPr>
+              <w:spacing w:after="40"/>
+            </w:pPr>
+            <w:r>
+              <w:rPr>
+                <w:i/>
+                <w:iCs/>
+                <w:color w:val="5F6F80"/>
+                <w:sz w:val="19"/>
+                <w:szCs w:val="19"/>
+              </w:rPr>
+              <w:t xml:space="preserve">Not Graph Ratio Tables: write a counter-example that breaks the definition.</w:t>
+            </w:r>
+          </w:p>
+          <w:p>
+            <w:pPr>
+              <w:pBdr>
+                <w:bottom w:val="single" w:color="AFBECC" w:sz="6"/>
+              </w:pBdr>
+              <w:spacing w:after="30" w:before="150"/>
+            </w:pPr>
+            <w:r>
+              <w:t xml:space="preserve"/>
+            </w:r>
+          </w:p>
+        </w:tc>
+        <w:tc>
+          <w:tcPr>
+            <w:tcW w:type="dxa" w:w="2200"/>
+            <w:tcMar>
+              <w:top w:type="dxa" w:w="80"/>
+              <w:left w:type="dxa" w:w="100"/>
+              <w:bottom w:type="dxa" w:w="80"/>
+              <w:right w:type="dxa" w:w="100"/>
+            </w:tcMar>
+            <w:vAlign w:val="top"/>
+          </w:tcPr>
+          <w:p>
+            <w:pPr>
+              <w:spacing w:after="40"/>
               <w:jc w:val="center"/>
             </w:pPr>
             <w:r>
               <w:drawing>
                 <wp:inline distT="0" distB="0" distL="0" distR="0">
-                  <wp:extent cx="1047750" cy="790575"/>
+                  <wp:extent cx="876300" cy="657225"/>
                   <wp:effectExtent t="0" r="0" b="0" l="0"/>
                   <wp:docPr id="1" name="" descr="" title=""/>
                   <wp:cNvGraphicFramePr>
@@ -316,7 +536,7 @@
                         <pic:spPr bwMode="auto">
                           <a:xfrm>
                             <a:off x="0" y="0"/>
-                            <a:ext cx="1047750" cy="790575"/>
+                            <a:ext cx="876300" cy="657225"/>
                           </a:xfrm>
                           <a:prstGeom prst="rect">
                             <a:avLst/>
@@ -329,32 +549,108 @@
               </w:drawing>
             </w:r>
           </w:p>
-        </w:tc>
-        <w:tc>
-          <w:tcPr>
-            <w:tcW w:type="dxa" w:w="7560"/>
-            <w:tcMar>
-              <w:top w:type="dxa" w:w="100"/>
-              <w:left w:type="dxa" w:w="40"/>
-              <w:bottom w:type="dxa" w:w="100"/>
-              <w:right w:type="dxa" w:w="40"/>
-            </w:tcMar>
-            <w:vAlign w:val="center"/>
-          </w:tcPr>
-          <w:p>
-            <w:pPr>
-              <w:spacing w:after="50"/>
+          <w:p>
+            <w:pPr>
+              <w:spacing w:after="0"/>
+            </w:pPr>
+            <w:r>
+              <w:rPr>
+                <w:i/>
+                <w:iCs/>
+                <w:color w:val="5F6F80"/>
+                <w:sz w:val="18"/>
+                <w:szCs w:val="18"/>
+              </w:rPr>
+              <w:t xml:space="preserve">The ratio pairs 2:3 and 4:6 become points (2,3) and (4,6).</w:t>
+            </w:r>
+          </w:p>
+        </w:tc>
+      </w:tr>
+      <w:tr>
+        <w:trPr>
+          <w:cantSplit/>
+        </w:trPr>
+        <w:tc>
+          <w:tcPr>
+            <w:tcW w:type="dxa" w:w="1800"/>
+            <w:tcMar>
+              <w:top w:type="dxa" w:w="80"/>
+              <w:left w:type="dxa" w:w="100"/>
+              <w:bottom w:type="dxa" w:w="80"/>
+              <w:right w:type="dxa" w:w="100"/>
+            </w:tcMar>
+            <w:vAlign w:val="top"/>
+          </w:tcPr>
+          <w:p>
+            <w:pPr>
+              <w:spacing w:after="30"/>
             </w:pPr>
             <w:r>
               <w:rPr>
                 <w:b/>
                 <w:bCs/>
                 <w:color w:val="12355B"/>
-                <w:sz w:val="24"/>
-                <w:szCs w:val="24"/>
-              </w:rPr>
-              <w:t xml:space="preserve">Graph Ratio Tables</w:t>
-            </w:r>
+                <w:sz w:val="21"/>
+                <w:szCs w:val="21"/>
+              </w:rPr>
+              <w:t xml:space="preserve">Coordinate plane</w:t>
+            </w:r>
+          </w:p>
+          <w:p>
+            <w:pPr>
+              <w:spacing w:after="0"/>
+            </w:pPr>
+            <w:r>
+              <w:rPr>
+                <w:i/>
+                <w:iCs/>
+                <w:color w:val="5F6F80"/>
+                <w:sz w:val="18"/>
+                <w:szCs w:val="18"/>
+              </w:rPr>
+              <w:t xml:space="preserve">Plano cartesiano</w:t>
+            </w:r>
+          </w:p>
+        </w:tc>
+        <w:tc>
+          <w:tcPr>
+            <w:tcW w:type="dxa" w:w="3160"/>
+            <w:tcMar>
+              <w:top w:type="dxa" w:w="80"/>
+              <w:left w:type="dxa" w:w="100"/>
+              <w:bottom w:type="dxa" w:w="80"/>
+              <w:right w:type="dxa" w:w="100"/>
+            </w:tcMar>
+            <w:vAlign w:val="top"/>
+          </w:tcPr>
+          <w:p>
+            <w:pPr>
+              <w:spacing w:after="0"/>
+            </w:pPr>
+            <w:r>
+              <w:rPr>
+                <w:sz w:val="20"/>
+                <w:szCs w:val="20"/>
+              </w:rPr>
+              <w:t xml:space="preserve">A grid with a line going across and a line going up to plot points.</w:t>
+            </w:r>
+          </w:p>
+        </w:tc>
+        <w:tc>
+          <w:tcPr>
+            <w:tcW w:type="dxa" w:w="2200"/>
+            <w:tcMar>
+              <w:top w:type="dxa" w:w="80"/>
+              <w:left w:type="dxa" w:w="100"/>
+              <w:bottom w:type="dxa" w:w="80"/>
+              <w:right w:type="dxa" w:w="100"/>
+            </w:tcMar>
+            <w:vAlign w:val="top"/>
+          </w:tcPr>
+          <w:p>
+            <w:pPr>
+              <w:spacing w:after="40"/>
+            </w:pPr>
             <w:r>
               <w:rPr>
                 <w:i/>
@@ -363,89 +659,41 @@
                 <w:sz w:val="19"/>
                 <w:szCs w:val="19"/>
               </w:rPr>
-              <w:t xml:space="preserve">   Representar tablas de razones en una gráfica</w:t>
-            </w:r>
-          </w:p>
+              <w:t xml:space="preserve">Not Coordinate plane: write a counter-example that breaks the definition.</w:t>
+            </w:r>
+          </w:p>
+          <w:p>
+            <w:pPr>
+              <w:pBdr>
+                <w:bottom w:val="single" w:color="AFBECC" w:sz="6"/>
+              </w:pBdr>
+              <w:spacing w:after="30" w:before="150"/>
+            </w:pPr>
+            <w:r>
+              <w:t xml:space="preserve"/>
+            </w:r>
+          </w:p>
+        </w:tc>
+        <w:tc>
+          <w:tcPr>
+            <w:tcW w:type="dxa" w:w="2200"/>
+            <w:tcMar>
+              <w:top w:type="dxa" w:w="80"/>
+              <w:left w:type="dxa" w:w="100"/>
+              <w:bottom w:type="dxa" w:w="80"/>
+              <w:right w:type="dxa" w:w="100"/>
+            </w:tcMar>
+            <w:vAlign w:val="top"/>
+          </w:tcPr>
           <w:p>
             <w:pPr>
               <w:spacing w:after="40"/>
-            </w:pPr>
-            <w:r>
-              <w:rPr>
-                <w:sz w:val="21"/>
-                <w:szCs w:val="21"/>
-              </w:rPr>
-              <w:t xml:space="preserve">Plot the paired values from a ratio table as ordered pairs.</w:t>
-            </w:r>
-          </w:p>
-          <w:p>
-            <w:pPr>
-              <w:spacing w:after="0"/>
-            </w:pPr>
-            <w:r>
-              <w:rPr>
-                <w:b/>
-                <w:bCs/>
-                <w:color w:val="1FA6A2"/>
-                <w:sz w:val="18"/>
-                <w:szCs w:val="18"/>
-              </w:rPr>
-              <w:t xml:space="preserve">Example:  </w:t>
-            </w:r>
-            <w:r>
-              <w:rPr>
-                <w:i/>
-                <w:iCs/>
-                <w:color w:val="5F6F80"/>
-                <w:sz w:val="18"/>
-                <w:szCs w:val="18"/>
-              </w:rPr>
-              <w:t xml:space="preserve">The ratio pairs 2:3 and 4:6 become points (2,3) and (4,6).</w:t>
-            </w:r>
-          </w:p>
-        </w:tc>
-      </w:tr>
-    </w:tbl>
-    <w:tbl>
-      <w:tblPr>
-        <w:tblW w:type="pct" w:w="100%"/>
-        <w:tblBorders>
-          <w:top w:val="none" w:color="FFFFFF" w:sz="0"/>
-          <w:left w:val="none" w:color="FFFFFF" w:sz="0"/>
-          <w:bottom w:val="single" w:color="C7D2DD" w:sz="4"/>
-          <w:right w:val="none" w:color="FFFFFF" w:sz="0"/>
-          <w:insideH w:val="none" w:color="FFFFFF" w:sz="0"/>
-          <w:insideV w:val="none" w:color="FFFFFF" w:sz="0"/>
-        </w:tblBorders>
-      </w:tblPr>
-      <w:tblGrid>
-        <w:gridCol w:w="1800"/>
-        <w:gridCol w:w="7560"/>
-      </w:tblGrid>
-      <w:tr>
-        <w:trPr>
-          <w:cantSplit/>
-        </w:trPr>
-        <w:tc>
-          <w:tcPr>
-            <w:tcW w:type="dxa" w:w="1800"/>
-            <w:tcMar>
-              <w:top w:type="dxa" w:w="100"/>
-              <w:left w:type="dxa" w:w="40"/>
-              <w:bottom w:type="dxa" w:w="100"/>
-              <w:right w:type="dxa" w:w="120"/>
-            </w:tcMar>
-            <w:vAlign w:val="center"/>
-          </w:tcPr>
-          <w:p>
-            <w:pPr>
-              <w:spacing w:after="0"/>
               <w:jc w:val="center"/>
             </w:pPr>
             <w:r>
               <w:drawing>
                 <wp:inline distT="0" distB="0" distL="0" distR="0">
-                  <wp:extent cx="1047750" cy="790575"/>
+                  <wp:extent cx="876300" cy="657225"/>
                   <wp:effectExtent t="0" r="0" b="0" l="0"/>
                   <wp:docPr id="1" name="" descr="" title=""/>
                   <wp:cNvGraphicFramePr>
@@ -470,7 +718,7 @@
                         <pic:spPr bwMode="auto">
                           <a:xfrm>
                             <a:off x="0" y="0"/>
-                            <a:ext cx="1047750" cy="790575"/>
+                            <a:ext cx="876300" cy="657225"/>
                           </a:xfrm>
                           <a:prstGeom prst="rect">
                             <a:avLst/>
@@ -483,32 +731,108 @@
               </w:drawing>
             </w:r>
           </w:p>
-        </w:tc>
-        <w:tc>
-          <w:tcPr>
-            <w:tcW w:type="dxa" w:w="7560"/>
-            <w:tcMar>
-              <w:top w:type="dxa" w:w="100"/>
-              <w:left w:type="dxa" w:w="40"/>
-              <w:bottom w:type="dxa" w:w="100"/>
-              <w:right w:type="dxa" w:w="40"/>
-            </w:tcMar>
-            <w:vAlign w:val="center"/>
-          </w:tcPr>
-          <w:p>
-            <w:pPr>
-              <w:spacing w:after="50"/>
+          <w:p>
+            <w:pPr>
+              <w:spacing w:after="0"/>
+            </w:pPr>
+            <w:r>
+              <w:rPr>
+                <w:i/>
+                <w:iCs/>
+                <w:color w:val="5F6F80"/>
+                <w:sz w:val="18"/>
+                <w:szCs w:val="18"/>
+              </w:rPr>
+              <w:t xml:space="preserve">A + shape made by two number lines crossing at the center point (0, 0)</w:t>
+            </w:r>
+          </w:p>
+        </w:tc>
+      </w:tr>
+      <w:tr>
+        <w:trPr>
+          <w:cantSplit/>
+        </w:trPr>
+        <w:tc>
+          <w:tcPr>
+            <w:tcW w:type="dxa" w:w="1800"/>
+            <w:tcMar>
+              <w:top w:type="dxa" w:w="80"/>
+              <w:left w:type="dxa" w:w="100"/>
+              <w:bottom w:type="dxa" w:w="80"/>
+              <w:right w:type="dxa" w:w="100"/>
+            </w:tcMar>
+            <w:vAlign w:val="top"/>
+          </w:tcPr>
+          <w:p>
+            <w:pPr>
+              <w:spacing w:after="30"/>
             </w:pPr>
             <w:r>
               <w:rPr>
                 <w:b/>
                 <w:bCs/>
                 <w:color w:val="12355B"/>
-                <w:sz w:val="24"/>
-                <w:szCs w:val="24"/>
-              </w:rPr>
-              <w:t xml:space="preserve">Coordinate plane</w:t>
-            </w:r>
+                <w:sz w:val="21"/>
+                <w:szCs w:val="21"/>
+              </w:rPr>
+              <w:t xml:space="preserve">Ordered pair</w:t>
+            </w:r>
+          </w:p>
+          <w:p>
+            <w:pPr>
+              <w:spacing w:after="0"/>
+            </w:pPr>
+            <w:r>
+              <w:rPr>
+                <w:i/>
+                <w:iCs/>
+                <w:color w:val="5F6F80"/>
+                <w:sz w:val="18"/>
+                <w:szCs w:val="18"/>
+              </w:rPr>
+              <w:t xml:space="preserve">Par ordenado</w:t>
+            </w:r>
+          </w:p>
+        </w:tc>
+        <w:tc>
+          <w:tcPr>
+            <w:tcW w:type="dxa" w:w="3160"/>
+            <w:tcMar>
+              <w:top w:type="dxa" w:w="80"/>
+              <w:left w:type="dxa" w:w="100"/>
+              <w:bottom w:type="dxa" w:w="80"/>
+              <w:right w:type="dxa" w:w="100"/>
+            </w:tcMar>
+            <w:vAlign w:val="top"/>
+          </w:tcPr>
+          <w:p>
+            <w:pPr>
+              <w:spacing w:after="0"/>
+            </w:pPr>
+            <w:r>
+              <w:rPr>
+                <w:sz w:val="20"/>
+                <w:szCs w:val="20"/>
+              </w:rPr>
+              <w:t xml:space="preserve">Two numbers (x, y) that tell where a point is on a grid.</w:t>
+            </w:r>
+          </w:p>
+        </w:tc>
+        <w:tc>
+          <w:tcPr>
+            <w:tcW w:type="dxa" w:w="2200"/>
+            <w:tcMar>
+              <w:top w:type="dxa" w:w="80"/>
+              <w:left w:type="dxa" w:w="100"/>
+              <w:bottom w:type="dxa" w:w="80"/>
+              <w:right w:type="dxa" w:w="100"/>
+            </w:tcMar>
+            <w:vAlign w:val="top"/>
+          </w:tcPr>
+          <w:p>
+            <w:pPr>
+              <w:spacing w:after="40"/>
+            </w:pPr>
             <w:r>
               <w:rPr>
                 <w:i/>
@@ -517,89 +841,41 @@
                 <w:sz w:val="19"/>
                 <w:szCs w:val="19"/>
               </w:rPr>
-              <w:t xml:space="preserve">   Plano cartesiano</w:t>
-            </w:r>
-          </w:p>
+              <w:t xml:space="preserve">Not Ordered pair: write a counter-example that breaks the definition.</w:t>
+            </w:r>
+          </w:p>
+          <w:p>
+            <w:pPr>
+              <w:pBdr>
+                <w:bottom w:val="single" w:color="AFBECC" w:sz="6"/>
+              </w:pBdr>
+              <w:spacing w:after="30" w:before="150"/>
+            </w:pPr>
+            <w:r>
+              <w:t xml:space="preserve"/>
+            </w:r>
+          </w:p>
+        </w:tc>
+        <w:tc>
+          <w:tcPr>
+            <w:tcW w:type="dxa" w:w="2200"/>
+            <w:tcMar>
+              <w:top w:type="dxa" w:w="80"/>
+              <w:left w:type="dxa" w:w="100"/>
+              <w:bottom w:type="dxa" w:w="80"/>
+              <w:right w:type="dxa" w:w="100"/>
+            </w:tcMar>
+            <w:vAlign w:val="top"/>
+          </w:tcPr>
           <w:p>
             <w:pPr>
               <w:spacing w:after="40"/>
-            </w:pPr>
-            <w:r>
-              <w:rPr>
-                <w:sz w:val="21"/>
-                <w:szCs w:val="21"/>
-              </w:rPr>
-              <w:t xml:space="preserve">A grid with a line going across and a line going up to plot points.</w:t>
-            </w:r>
-          </w:p>
-          <w:p>
-            <w:pPr>
-              <w:spacing w:after="0"/>
-            </w:pPr>
-            <w:r>
-              <w:rPr>
-                <w:b/>
-                <w:bCs/>
-                <w:color w:val="1FA6A2"/>
-                <w:sz w:val="18"/>
-                <w:szCs w:val="18"/>
-              </w:rPr>
-              <w:t xml:space="preserve">Example:  </w:t>
-            </w:r>
-            <w:r>
-              <w:rPr>
-                <w:i/>
-                <w:iCs/>
-                <w:color w:val="5F6F80"/>
-                <w:sz w:val="18"/>
-                <w:szCs w:val="18"/>
-              </w:rPr>
-              <w:t xml:space="preserve">A + shape made by two number lines crossing at the center point (0, 0)</w:t>
-            </w:r>
-          </w:p>
-        </w:tc>
-      </w:tr>
-    </w:tbl>
-    <w:tbl>
-      <w:tblPr>
-        <w:tblW w:type="pct" w:w="100%"/>
-        <w:tblBorders>
-          <w:top w:val="none" w:color="FFFFFF" w:sz="0"/>
-          <w:left w:val="none" w:color="FFFFFF" w:sz="0"/>
-          <w:bottom w:val="single" w:color="C7D2DD" w:sz="4"/>
-          <w:right w:val="none" w:color="FFFFFF" w:sz="0"/>
-          <w:insideH w:val="none" w:color="FFFFFF" w:sz="0"/>
-          <w:insideV w:val="none" w:color="FFFFFF" w:sz="0"/>
-        </w:tblBorders>
-      </w:tblPr>
-      <w:tblGrid>
-        <w:gridCol w:w="1800"/>
-        <w:gridCol w:w="7560"/>
-      </w:tblGrid>
-      <w:tr>
-        <w:trPr>
-          <w:cantSplit/>
-        </w:trPr>
-        <w:tc>
-          <w:tcPr>
-            <w:tcW w:type="dxa" w:w="1800"/>
-            <w:tcMar>
-              <w:top w:type="dxa" w:w="100"/>
-              <w:left w:type="dxa" w:w="40"/>
-              <w:bottom w:type="dxa" w:w="100"/>
-              <w:right w:type="dxa" w:w="120"/>
-            </w:tcMar>
-            <w:vAlign w:val="center"/>
-          </w:tcPr>
-          <w:p>
-            <w:pPr>
-              <w:spacing w:after="0"/>
               <w:jc w:val="center"/>
             </w:pPr>
             <w:r>
               <w:drawing>
                 <wp:inline distT="0" distB="0" distL="0" distR="0">
-                  <wp:extent cx="1047750" cy="790575"/>
+                  <wp:extent cx="876300" cy="657225"/>
                   <wp:effectExtent t="0" r="0" b="0" l="0"/>
                   <wp:docPr id="1" name="" descr="" title=""/>
                   <wp:cNvGraphicFramePr>
@@ -624,7 +900,7 @@
                         <pic:spPr bwMode="auto">
                           <a:xfrm>
                             <a:off x="0" y="0"/>
-                            <a:ext cx="1047750" cy="790575"/>
+                            <a:ext cx="876300" cy="657225"/>
                           </a:xfrm>
                           <a:prstGeom prst="rect">
                             <a:avLst/>
@@ -637,32 +913,108 @@
               </w:drawing>
             </w:r>
           </w:p>
-        </w:tc>
-        <w:tc>
-          <w:tcPr>
-            <w:tcW w:type="dxa" w:w="7560"/>
-            <w:tcMar>
-              <w:top w:type="dxa" w:w="100"/>
-              <w:left w:type="dxa" w:w="40"/>
-              <w:bottom w:type="dxa" w:w="100"/>
-              <w:right w:type="dxa" w:w="40"/>
-            </w:tcMar>
-            <w:vAlign w:val="center"/>
-          </w:tcPr>
-          <w:p>
-            <w:pPr>
-              <w:spacing w:after="50"/>
+          <w:p>
+            <w:pPr>
+              <w:spacing w:after="0"/>
+            </w:pPr>
+            <w:r>
+              <w:rPr>
+                <w:i/>
+                <w:iCs/>
+                <w:color w:val="5F6F80"/>
+                <w:sz w:val="18"/>
+                <w:szCs w:val="18"/>
+              </w:rPr>
+              <w:t xml:space="preserve">(3, 6) means go right 3, up 6</w:t>
+            </w:r>
+          </w:p>
+        </w:tc>
+      </w:tr>
+      <w:tr>
+        <w:trPr>
+          <w:cantSplit/>
+        </w:trPr>
+        <w:tc>
+          <w:tcPr>
+            <w:tcW w:type="dxa" w:w="1800"/>
+            <w:tcMar>
+              <w:top w:type="dxa" w:w="80"/>
+              <w:left w:type="dxa" w:w="100"/>
+              <w:bottom w:type="dxa" w:w="80"/>
+              <w:right w:type="dxa" w:w="100"/>
+            </w:tcMar>
+            <w:vAlign w:val="top"/>
+          </w:tcPr>
+          <w:p>
+            <w:pPr>
+              <w:spacing w:after="30"/>
             </w:pPr>
             <w:r>
               <w:rPr>
                 <w:b/>
                 <w:bCs/>
                 <w:color w:val="12355B"/>
-                <w:sz w:val="24"/>
-                <w:szCs w:val="24"/>
-              </w:rPr>
-              <w:t xml:space="preserve">Ordered pair</w:t>
-            </w:r>
+                <w:sz w:val="21"/>
+                <w:szCs w:val="21"/>
+              </w:rPr>
+              <w:t xml:space="preserve">Linear pattern</w:t>
+            </w:r>
+          </w:p>
+          <w:p>
+            <w:pPr>
+              <w:spacing w:after="0"/>
+            </w:pPr>
+            <w:r>
+              <w:rPr>
+                <w:i/>
+                <w:iCs/>
+                <w:color w:val="5F6F80"/>
+                <w:sz w:val="18"/>
+                <w:szCs w:val="18"/>
+              </w:rPr>
+              <w:t xml:space="preserve">Patrón lineal</w:t>
+            </w:r>
+          </w:p>
+        </w:tc>
+        <w:tc>
+          <w:tcPr>
+            <w:tcW w:type="dxa" w:w="3160"/>
+            <w:tcMar>
+              <w:top w:type="dxa" w:w="80"/>
+              <w:left w:type="dxa" w:w="100"/>
+              <w:bottom w:type="dxa" w:w="80"/>
+              <w:right w:type="dxa" w:w="100"/>
+            </w:tcMar>
+            <w:vAlign w:val="top"/>
+          </w:tcPr>
+          <w:p>
+            <w:pPr>
+              <w:spacing w:after="0"/>
+            </w:pPr>
+            <w:r>
+              <w:rPr>
+                <w:sz w:val="20"/>
+                <w:szCs w:val="20"/>
+              </w:rPr>
+              <w:t xml:space="preserve">Points that make a straight line on a grid.</w:t>
+            </w:r>
+          </w:p>
+        </w:tc>
+        <w:tc>
+          <w:tcPr>
+            <w:tcW w:type="dxa" w:w="2200"/>
+            <w:tcMar>
+              <w:top w:type="dxa" w:w="80"/>
+              <w:left w:type="dxa" w:w="100"/>
+              <w:bottom w:type="dxa" w:w="80"/>
+              <w:right w:type="dxa" w:w="100"/>
+            </w:tcMar>
+            <w:vAlign w:val="top"/>
+          </w:tcPr>
+          <w:p>
+            <w:pPr>
+              <w:spacing w:after="40"/>
+            </w:pPr>
             <w:r>
               <w:rPr>
                 <w:i/>
@@ -671,89 +1023,41 @@
                 <w:sz w:val="19"/>
                 <w:szCs w:val="19"/>
               </w:rPr>
-              <w:t xml:space="preserve">   Par ordenado</w:t>
-            </w:r>
-          </w:p>
+              <w:t xml:space="preserve">Not Linear pattern: write a counter-example that breaks the definition.</w:t>
+            </w:r>
+          </w:p>
+          <w:p>
+            <w:pPr>
+              <w:pBdr>
+                <w:bottom w:val="single" w:color="AFBECC" w:sz="6"/>
+              </w:pBdr>
+              <w:spacing w:after="30" w:before="150"/>
+            </w:pPr>
+            <w:r>
+              <w:t xml:space="preserve"/>
+            </w:r>
+          </w:p>
+        </w:tc>
+        <w:tc>
+          <w:tcPr>
+            <w:tcW w:type="dxa" w:w="2200"/>
+            <w:tcMar>
+              <w:top w:type="dxa" w:w="80"/>
+              <w:left w:type="dxa" w:w="100"/>
+              <w:bottom w:type="dxa" w:w="80"/>
+              <w:right w:type="dxa" w:w="100"/>
+            </w:tcMar>
+            <w:vAlign w:val="top"/>
+          </w:tcPr>
           <w:p>
             <w:pPr>
               <w:spacing w:after="40"/>
-            </w:pPr>
-            <w:r>
-              <w:rPr>
-                <w:sz w:val="21"/>
-                <w:szCs w:val="21"/>
-              </w:rPr>
-              <w:t xml:space="preserve">Two numbers (x, y) that tell where a point is on a grid.</w:t>
-            </w:r>
-          </w:p>
-          <w:p>
-            <w:pPr>
-              <w:spacing w:after="0"/>
-            </w:pPr>
-            <w:r>
-              <w:rPr>
-                <w:b/>
-                <w:bCs/>
-                <w:color w:val="1FA6A2"/>
-                <w:sz w:val="18"/>
-                <w:szCs w:val="18"/>
-              </w:rPr>
-              <w:t xml:space="preserve">Example:  </w:t>
-            </w:r>
-            <w:r>
-              <w:rPr>
-                <w:i/>
-                <w:iCs/>
-                <w:color w:val="5F6F80"/>
-                <w:sz w:val="18"/>
-                <w:szCs w:val="18"/>
-              </w:rPr>
-              <w:t xml:space="preserve">(3, 6) means go right 3, up 6</w:t>
-            </w:r>
-          </w:p>
-        </w:tc>
-      </w:tr>
-    </w:tbl>
-    <w:tbl>
-      <w:tblPr>
-        <w:tblW w:type="pct" w:w="100%"/>
-        <w:tblBorders>
-          <w:top w:val="none" w:color="FFFFFF" w:sz="0"/>
-          <w:left w:val="none" w:color="FFFFFF" w:sz="0"/>
-          <w:bottom w:val="single" w:color="C7D2DD" w:sz="4"/>
-          <w:right w:val="none" w:color="FFFFFF" w:sz="0"/>
-          <w:insideH w:val="none" w:color="FFFFFF" w:sz="0"/>
-          <w:insideV w:val="none" w:color="FFFFFF" w:sz="0"/>
-        </w:tblBorders>
-      </w:tblPr>
-      <w:tblGrid>
-        <w:gridCol w:w="1800"/>
-        <w:gridCol w:w="7560"/>
-      </w:tblGrid>
-      <w:tr>
-        <w:trPr>
-          <w:cantSplit/>
-        </w:trPr>
-        <w:tc>
-          <w:tcPr>
-            <w:tcW w:type="dxa" w:w="1800"/>
-            <w:tcMar>
-              <w:top w:type="dxa" w:w="100"/>
-              <w:left w:type="dxa" w:w="40"/>
-              <w:bottom w:type="dxa" w:w="100"/>
-              <w:right w:type="dxa" w:w="120"/>
-            </w:tcMar>
-            <w:vAlign w:val="center"/>
-          </w:tcPr>
-          <w:p>
-            <w:pPr>
-              <w:spacing w:after="0"/>
               <w:jc w:val="center"/>
             </w:pPr>
             <w:r>
               <w:drawing>
                 <wp:inline distT="0" distB="0" distL="0" distR="0">
-                  <wp:extent cx="1047750" cy="790575"/>
+                  <wp:extent cx="876300" cy="657225"/>
                   <wp:effectExtent t="0" r="0" b="0" l="0"/>
                   <wp:docPr id="1" name="" descr="" title=""/>
                   <wp:cNvGraphicFramePr>
@@ -778,7 +1082,7 @@
                         <pic:spPr bwMode="auto">
                           <a:xfrm>
                             <a:off x="0" y="0"/>
-                            <a:ext cx="1047750" cy="790575"/>
+                            <a:ext cx="876300" cy="657225"/>
                           </a:xfrm>
                           <a:prstGeom prst="rect">
                             <a:avLst/>
@@ -791,32 +1095,108 @@
               </w:drawing>
             </w:r>
           </w:p>
-        </w:tc>
-        <w:tc>
-          <w:tcPr>
-            <w:tcW w:type="dxa" w:w="7560"/>
-            <w:tcMar>
-              <w:top w:type="dxa" w:w="100"/>
-              <w:left w:type="dxa" w:w="40"/>
-              <w:bottom w:type="dxa" w:w="100"/>
-              <w:right w:type="dxa" w:w="40"/>
-            </w:tcMar>
-            <w:vAlign w:val="center"/>
-          </w:tcPr>
-          <w:p>
-            <w:pPr>
-              <w:spacing w:after="50"/>
+          <w:p>
+            <w:pPr>
+              <w:spacing w:after="0"/>
+            </w:pPr>
+            <w:r>
+              <w:rPr>
+                <w:i/>
+                <w:iCs/>
+                <w:color w:val="5F6F80"/>
+                <w:sz w:val="18"/>
+                <w:szCs w:val="18"/>
+              </w:rPr>
+              <w:t xml:space="preserve">(1,2), (2,4), (3,6) all line up</w:t>
+            </w:r>
+          </w:p>
+        </w:tc>
+      </w:tr>
+      <w:tr>
+        <w:trPr>
+          <w:cantSplit/>
+        </w:trPr>
+        <w:tc>
+          <w:tcPr>
+            <w:tcW w:type="dxa" w:w="1800"/>
+            <w:tcMar>
+              <w:top w:type="dxa" w:w="80"/>
+              <w:left w:type="dxa" w:w="100"/>
+              <w:bottom w:type="dxa" w:w="80"/>
+              <w:right w:type="dxa" w:w="100"/>
+            </w:tcMar>
+            <w:vAlign w:val="top"/>
+          </w:tcPr>
+          <w:p>
+            <w:pPr>
+              <w:spacing w:after="30"/>
             </w:pPr>
             <w:r>
               <w:rPr>
                 <w:b/>
                 <w:bCs/>
                 <w:color w:val="12355B"/>
-                <w:sz w:val="24"/>
-                <w:szCs w:val="24"/>
-              </w:rPr>
-              <w:t xml:space="preserve">Linear pattern</w:t>
-            </w:r>
+                <w:sz w:val="21"/>
+                <w:szCs w:val="21"/>
+              </w:rPr>
+              <w:t xml:space="preserve">Proportional</w:t>
+            </w:r>
+          </w:p>
+          <w:p>
+            <w:pPr>
+              <w:spacing w:after="0"/>
+            </w:pPr>
+            <w:r>
+              <w:rPr>
+                <w:i/>
+                <w:iCs/>
+                <w:color w:val="5F6F80"/>
+                <w:sz w:val="18"/>
+                <w:szCs w:val="18"/>
+              </w:rPr>
+              <w:t xml:space="preserve">Proporcional</w:t>
+            </w:r>
+          </w:p>
+        </w:tc>
+        <w:tc>
+          <w:tcPr>
+            <w:tcW w:type="dxa" w:w="3160"/>
+            <w:tcMar>
+              <w:top w:type="dxa" w:w="80"/>
+              <w:left w:type="dxa" w:w="100"/>
+              <w:bottom w:type="dxa" w:w="80"/>
+              <w:right w:type="dxa" w:w="100"/>
+            </w:tcMar>
+            <w:vAlign w:val="top"/>
+          </w:tcPr>
+          <w:p>
+            <w:pPr>
+              <w:spacing w:after="0"/>
+            </w:pPr>
+            <w:r>
+              <w:rPr>
+                <w:sz w:val="20"/>
+                <w:szCs w:val="20"/>
+              </w:rPr>
+              <w:t xml:space="preserve">Two amounts that grow together at the same rate.</w:t>
+            </w:r>
+          </w:p>
+        </w:tc>
+        <w:tc>
+          <w:tcPr>
+            <w:tcW w:type="dxa" w:w="2200"/>
+            <w:tcMar>
+              <w:top w:type="dxa" w:w="80"/>
+              <w:left w:type="dxa" w:w="100"/>
+              <w:bottom w:type="dxa" w:w="80"/>
+              <w:right w:type="dxa" w:w="100"/>
+            </w:tcMar>
+            <w:vAlign w:val="top"/>
+          </w:tcPr>
+          <w:p>
+            <w:pPr>
+              <w:spacing w:after="40"/>
+            </w:pPr>
             <w:r>
               <w:rPr>
                 <w:i/>
@@ -825,89 +1205,41 @@
                 <w:sz w:val="19"/>
                 <w:szCs w:val="19"/>
               </w:rPr>
-              <w:t xml:space="preserve">   Patrón lineal</w:t>
-            </w:r>
-          </w:p>
+              <w:t xml:space="preserve">Not Proportional: write a counter-example that breaks the definition.</w:t>
+            </w:r>
+          </w:p>
+          <w:p>
+            <w:pPr>
+              <w:pBdr>
+                <w:bottom w:val="single" w:color="AFBECC" w:sz="6"/>
+              </w:pBdr>
+              <w:spacing w:after="30" w:before="150"/>
+            </w:pPr>
+            <w:r>
+              <w:t xml:space="preserve"/>
+            </w:r>
+          </w:p>
+        </w:tc>
+        <w:tc>
+          <w:tcPr>
+            <w:tcW w:type="dxa" w:w="2200"/>
+            <w:tcMar>
+              <w:top w:type="dxa" w:w="80"/>
+              <w:left w:type="dxa" w:w="100"/>
+              <w:bottom w:type="dxa" w:w="80"/>
+              <w:right w:type="dxa" w:w="100"/>
+            </w:tcMar>
+            <w:vAlign w:val="top"/>
+          </w:tcPr>
           <w:p>
             <w:pPr>
               <w:spacing w:after="40"/>
-            </w:pPr>
-            <w:r>
-              <w:rPr>
-                <w:sz w:val="21"/>
-                <w:szCs w:val="21"/>
-              </w:rPr>
-              <w:t xml:space="preserve">Points that make a straight line on a grid.</w:t>
-            </w:r>
-          </w:p>
-          <w:p>
-            <w:pPr>
-              <w:spacing w:after="0"/>
-            </w:pPr>
-            <w:r>
-              <w:rPr>
-                <w:b/>
-                <w:bCs/>
-                <w:color w:val="1FA6A2"/>
-                <w:sz w:val="18"/>
-                <w:szCs w:val="18"/>
-              </w:rPr>
-              <w:t xml:space="preserve">Example:  </w:t>
-            </w:r>
-            <w:r>
-              <w:rPr>
-                <w:i/>
-                <w:iCs/>
-                <w:color w:val="5F6F80"/>
-                <w:sz w:val="18"/>
-                <w:szCs w:val="18"/>
-              </w:rPr>
-              <w:t xml:space="preserve">(1,2), (2,4), (3,6) all line up</w:t>
-            </w:r>
-          </w:p>
-        </w:tc>
-      </w:tr>
-    </w:tbl>
-    <w:tbl>
-      <w:tblPr>
-        <w:tblW w:type="pct" w:w="100%"/>
-        <w:tblBorders>
-          <w:top w:val="none" w:color="FFFFFF" w:sz="0"/>
-          <w:left w:val="none" w:color="FFFFFF" w:sz="0"/>
-          <w:bottom w:val="single" w:color="C7D2DD" w:sz="4"/>
-          <w:right w:val="none" w:color="FFFFFF" w:sz="0"/>
-          <w:insideH w:val="none" w:color="FFFFFF" w:sz="0"/>
-          <w:insideV w:val="none" w:color="FFFFFF" w:sz="0"/>
-        </w:tblBorders>
-      </w:tblPr>
-      <w:tblGrid>
-        <w:gridCol w:w="1800"/>
-        <w:gridCol w:w="7560"/>
-      </w:tblGrid>
-      <w:tr>
-        <w:trPr>
-          <w:cantSplit/>
-        </w:trPr>
-        <w:tc>
-          <w:tcPr>
-            <w:tcW w:type="dxa" w:w="1800"/>
-            <w:tcMar>
-              <w:top w:type="dxa" w:w="100"/>
-              <w:left w:type="dxa" w:w="40"/>
-              <w:bottom w:type="dxa" w:w="100"/>
-              <w:right w:type="dxa" w:w="120"/>
-            </w:tcMar>
-            <w:vAlign w:val="center"/>
-          </w:tcPr>
-          <w:p>
-            <w:pPr>
-              <w:spacing w:after="0"/>
               <w:jc w:val="center"/>
             </w:pPr>
             <w:r>
               <w:drawing>
                 <wp:inline distT="0" distB="0" distL="0" distR="0">
-                  <wp:extent cx="1047750" cy="790575"/>
+                  <wp:extent cx="876300" cy="657225"/>
                   <wp:effectExtent t="0" r="0" b="0" l="0"/>
                   <wp:docPr id="1" name="" descr="" title=""/>
                   <wp:cNvGraphicFramePr>
@@ -932,7 +1264,7 @@
                         <pic:spPr bwMode="auto">
                           <a:xfrm>
                             <a:off x="0" y="0"/>
-                            <a:ext cx="1047750" cy="790575"/>
+                            <a:ext cx="876300" cy="657225"/>
                           </a:xfrm>
                           <a:prstGeom prst="rect">
                             <a:avLst/>
@@ -945,32 +1277,108 @@
               </w:drawing>
             </w:r>
           </w:p>
-        </w:tc>
-        <w:tc>
-          <w:tcPr>
-            <w:tcW w:type="dxa" w:w="7560"/>
-            <w:tcMar>
-              <w:top w:type="dxa" w:w="100"/>
-              <w:left w:type="dxa" w:w="40"/>
-              <w:bottom w:type="dxa" w:w="100"/>
-              <w:right w:type="dxa" w:w="40"/>
-            </w:tcMar>
-            <w:vAlign w:val="center"/>
-          </w:tcPr>
-          <w:p>
-            <w:pPr>
-              <w:spacing w:after="50"/>
+          <w:p>
+            <w:pPr>
+              <w:spacing w:after="0"/>
+            </w:pPr>
+            <w:r>
+              <w:rPr>
+                <w:i/>
+                <w:iCs/>
+                <w:color w:val="5F6F80"/>
+                <w:sz w:val="18"/>
+                <w:szCs w:val="18"/>
+              </w:rPr>
+              <w:t xml:space="preserve">A straight line from (0,0) through (2,6) and (4,12)</w:t>
+            </w:r>
+          </w:p>
+        </w:tc>
+      </w:tr>
+      <w:tr>
+        <w:trPr>
+          <w:cantSplit/>
+        </w:trPr>
+        <w:tc>
+          <w:tcPr>
+            <w:tcW w:type="dxa" w:w="1800"/>
+            <w:tcMar>
+              <w:top w:type="dxa" w:w="80"/>
+              <w:left w:type="dxa" w:w="100"/>
+              <w:bottom w:type="dxa" w:w="80"/>
+              <w:right w:type="dxa" w:w="100"/>
+            </w:tcMar>
+            <w:vAlign w:val="top"/>
+          </w:tcPr>
+          <w:p>
+            <w:pPr>
+              <w:spacing w:after="30"/>
             </w:pPr>
             <w:r>
               <w:rPr>
                 <w:b/>
                 <w:bCs/>
                 <w:color w:val="12355B"/>
-                <w:sz w:val="24"/>
-                <w:szCs w:val="24"/>
-              </w:rPr>
-              <w:t xml:space="preserve">Proportional</w:t>
-            </w:r>
+                <w:sz w:val="21"/>
+                <w:szCs w:val="21"/>
+              </w:rPr>
+              <w:t xml:space="preserve">Origin</w:t>
+            </w:r>
+          </w:p>
+          <w:p>
+            <w:pPr>
+              <w:spacing w:after="0"/>
+            </w:pPr>
+            <w:r>
+              <w:rPr>
+                <w:i/>
+                <w:iCs/>
+                <w:color w:val="5F6F80"/>
+                <w:sz w:val="18"/>
+                <w:szCs w:val="18"/>
+              </w:rPr>
+              <w:t xml:space="preserve">Origen</w:t>
+            </w:r>
+          </w:p>
+        </w:tc>
+        <w:tc>
+          <w:tcPr>
+            <w:tcW w:type="dxa" w:w="3160"/>
+            <w:tcMar>
+              <w:top w:type="dxa" w:w="80"/>
+              <w:left w:type="dxa" w:w="100"/>
+              <w:bottom w:type="dxa" w:w="80"/>
+              <w:right w:type="dxa" w:w="100"/>
+            </w:tcMar>
+            <w:vAlign w:val="top"/>
+          </w:tcPr>
+          <w:p>
+            <w:pPr>
+              <w:spacing w:after="0"/>
+            </w:pPr>
+            <w:r>
+              <w:rPr>
+                <w:sz w:val="20"/>
+                <w:szCs w:val="20"/>
+              </w:rPr>
+              <w:t xml:space="preserve">The point (0, 0) where the two grid lines cross.</w:t>
+            </w:r>
+          </w:p>
+        </w:tc>
+        <w:tc>
+          <w:tcPr>
+            <w:tcW w:type="dxa" w:w="2200"/>
+            <w:tcMar>
+              <w:top w:type="dxa" w:w="80"/>
+              <w:left w:type="dxa" w:w="100"/>
+              <w:bottom w:type="dxa" w:w="80"/>
+              <w:right w:type="dxa" w:w="100"/>
+            </w:tcMar>
+            <w:vAlign w:val="top"/>
+          </w:tcPr>
+          <w:p>
+            <w:pPr>
+              <w:spacing w:after="40"/>
+            </w:pPr>
             <w:r>
               <w:rPr>
                 <w:i/>
@@ -979,89 +1387,41 @@
                 <w:sz w:val="19"/>
                 <w:szCs w:val="19"/>
               </w:rPr>
-              <w:t xml:space="preserve">   Proporcional</w:t>
-            </w:r>
-          </w:p>
+              <w:t xml:space="preserve">Not Origin: write a counter-example that breaks the definition.</w:t>
+            </w:r>
+          </w:p>
+          <w:p>
+            <w:pPr>
+              <w:pBdr>
+                <w:bottom w:val="single" w:color="AFBECC" w:sz="6"/>
+              </w:pBdr>
+              <w:spacing w:after="30" w:before="150"/>
+            </w:pPr>
+            <w:r>
+              <w:t xml:space="preserve"/>
+            </w:r>
+          </w:p>
+        </w:tc>
+        <w:tc>
+          <w:tcPr>
+            <w:tcW w:type="dxa" w:w="2200"/>
+            <w:tcMar>
+              <w:top w:type="dxa" w:w="80"/>
+              <w:left w:type="dxa" w:w="100"/>
+              <w:bottom w:type="dxa" w:w="80"/>
+              <w:right w:type="dxa" w:w="100"/>
+            </w:tcMar>
+            <w:vAlign w:val="top"/>
+          </w:tcPr>
           <w:p>
             <w:pPr>
               <w:spacing w:after="40"/>
-            </w:pPr>
-            <w:r>
-              <w:rPr>
-                <w:sz w:val="21"/>
-                <w:szCs w:val="21"/>
-              </w:rPr>
-              <w:t xml:space="preserve">Two amounts that grow together at the same rate.</w:t>
-            </w:r>
-          </w:p>
-          <w:p>
-            <w:pPr>
-              <w:spacing w:after="0"/>
-            </w:pPr>
-            <w:r>
-              <w:rPr>
-                <w:b/>
-                <w:bCs/>
-                <w:color w:val="1FA6A2"/>
-                <w:sz w:val="18"/>
-                <w:szCs w:val="18"/>
-              </w:rPr>
-              <w:t xml:space="preserve">Example:  </w:t>
-            </w:r>
-            <w:r>
-              <w:rPr>
-                <w:i/>
-                <w:iCs/>
-                <w:color w:val="5F6F80"/>
-                <w:sz w:val="18"/>
-                <w:szCs w:val="18"/>
-              </w:rPr>
-              <w:t xml:space="preserve">A straight line from (0,0) through (2,6) and (4,12)</w:t>
-            </w:r>
-          </w:p>
-        </w:tc>
-      </w:tr>
-    </w:tbl>
-    <w:tbl>
-      <w:tblPr>
-        <w:tblW w:type="pct" w:w="100%"/>
-        <w:tblBorders>
-          <w:top w:val="none" w:color="FFFFFF" w:sz="0"/>
-          <w:left w:val="none" w:color="FFFFFF" w:sz="0"/>
-          <w:bottom w:val="single" w:color="C7D2DD" w:sz="4"/>
-          <w:right w:val="none" w:color="FFFFFF" w:sz="0"/>
-          <w:insideH w:val="none" w:color="FFFFFF" w:sz="0"/>
-          <w:insideV w:val="none" w:color="FFFFFF" w:sz="0"/>
-        </w:tblBorders>
-      </w:tblPr>
-      <w:tblGrid>
-        <w:gridCol w:w="1800"/>
-        <w:gridCol w:w="7560"/>
-      </w:tblGrid>
-      <w:tr>
-        <w:trPr>
-          <w:cantSplit/>
-        </w:trPr>
-        <w:tc>
-          <w:tcPr>
-            <w:tcW w:type="dxa" w:w="1800"/>
-            <w:tcMar>
-              <w:top w:type="dxa" w:w="100"/>
-              <w:left w:type="dxa" w:w="40"/>
-              <w:bottom w:type="dxa" w:w="100"/>
-              <w:right w:type="dxa" w:w="120"/>
-            </w:tcMar>
-            <w:vAlign w:val="center"/>
-          </w:tcPr>
-          <w:p>
-            <w:pPr>
-              <w:spacing w:after="0"/>
               <w:jc w:val="center"/>
             </w:pPr>
             <w:r>
               <w:drawing>
                 <wp:inline distT="0" distB="0" distL="0" distR="0">
-                  <wp:extent cx="1047750" cy="790575"/>
+                  <wp:extent cx="876300" cy="657225"/>
                   <wp:effectExtent t="0" r="0" b="0" l="0"/>
                   <wp:docPr id="1" name="" descr="" title=""/>
                   <wp:cNvGraphicFramePr>
@@ -1086,7 +1446,7 @@
                         <pic:spPr bwMode="auto">
                           <a:xfrm>
                             <a:off x="0" y="0"/>
-                            <a:ext cx="1047750" cy="790575"/>
+                            <a:ext cx="876300" cy="657225"/>
                           </a:xfrm>
                           <a:prstGeom prst="rect">
                             <a:avLst/>
@@ -1099,32 +1459,108 @@
               </w:drawing>
             </w:r>
           </w:p>
-        </w:tc>
-        <w:tc>
-          <w:tcPr>
-            <w:tcW w:type="dxa" w:w="7560"/>
-            <w:tcMar>
-              <w:top w:type="dxa" w:w="100"/>
-              <w:left w:type="dxa" w:w="40"/>
-              <w:bottom w:type="dxa" w:w="100"/>
-              <w:right w:type="dxa" w:w="40"/>
-            </w:tcMar>
-            <w:vAlign w:val="center"/>
-          </w:tcPr>
-          <w:p>
-            <w:pPr>
-              <w:spacing w:after="50"/>
+          <w:p>
+            <w:pPr>
+              <w:spacing w:after="0"/>
+            </w:pPr>
+            <w:r>
+              <w:rPr>
+                <w:i/>
+                <w:iCs/>
+                <w:color w:val="5F6F80"/>
+                <w:sz w:val="18"/>
+                <w:szCs w:val="18"/>
+              </w:rPr>
+              <w:t xml:space="preserve">The starting corner of the grid at (0, 0)</w:t>
+            </w:r>
+          </w:p>
+        </w:tc>
+      </w:tr>
+      <w:tr>
+        <w:trPr>
+          <w:cantSplit/>
+        </w:trPr>
+        <w:tc>
+          <w:tcPr>
+            <w:tcW w:type="dxa" w:w="1800"/>
+            <w:tcMar>
+              <w:top w:type="dxa" w:w="80"/>
+              <w:left w:type="dxa" w:w="100"/>
+              <w:bottom w:type="dxa" w:w="80"/>
+              <w:right w:type="dxa" w:w="100"/>
+            </w:tcMar>
+            <w:vAlign w:val="top"/>
+          </w:tcPr>
+          <w:p>
+            <w:pPr>
+              <w:spacing w:after="30"/>
             </w:pPr>
             <w:r>
               <w:rPr>
                 <w:b/>
                 <w:bCs/>
                 <w:color w:val="12355B"/>
-                <w:sz w:val="24"/>
-                <w:szCs w:val="24"/>
-              </w:rPr>
-              <w:t xml:space="preserve">Origin</w:t>
-            </w:r>
+                <w:sz w:val="21"/>
+                <w:szCs w:val="21"/>
+              </w:rPr>
+              <w:t xml:space="preserve">Ratio table</w:t>
+            </w:r>
+          </w:p>
+          <w:p>
+            <w:pPr>
+              <w:spacing w:after="0"/>
+            </w:pPr>
+            <w:r>
+              <w:rPr>
+                <w:i/>
+                <w:iCs/>
+                <w:color w:val="5F6F80"/>
+                <w:sz w:val="18"/>
+                <w:szCs w:val="18"/>
+              </w:rPr>
+              <w:t xml:space="preserve">Tabla de razones</w:t>
+            </w:r>
+          </w:p>
+        </w:tc>
+        <w:tc>
+          <w:tcPr>
+            <w:tcW w:type="dxa" w:w="3160"/>
+            <w:tcMar>
+              <w:top w:type="dxa" w:w="80"/>
+              <w:left w:type="dxa" w:w="100"/>
+              <w:bottom w:type="dxa" w:w="80"/>
+              <w:right w:type="dxa" w:w="100"/>
+            </w:tcMar>
+            <w:vAlign w:val="top"/>
+          </w:tcPr>
+          <w:p>
+            <w:pPr>
+              <w:spacing w:after="0"/>
+            </w:pPr>
+            <w:r>
+              <w:rPr>
+                <w:sz w:val="20"/>
+                <w:szCs w:val="20"/>
+              </w:rPr>
+              <w:t xml:space="preserve">A table of equal ratios that shows a pattern.</w:t>
+            </w:r>
+          </w:p>
+        </w:tc>
+        <w:tc>
+          <w:tcPr>
+            <w:tcW w:type="dxa" w:w="2200"/>
+            <w:tcMar>
+              <w:top w:type="dxa" w:w="80"/>
+              <w:left w:type="dxa" w:w="100"/>
+              <w:bottom w:type="dxa" w:w="80"/>
+              <w:right w:type="dxa" w:w="100"/>
+            </w:tcMar>
+            <w:vAlign w:val="top"/>
+          </w:tcPr>
+          <w:p>
+            <w:pPr>
+              <w:spacing w:after="40"/>
+            </w:pPr>
             <w:r>
               <w:rPr>
                 <w:i/>
@@ -1133,89 +1569,41 @@
                 <w:sz w:val="19"/>
                 <w:szCs w:val="19"/>
               </w:rPr>
-              <w:t xml:space="preserve">   Origen</w:t>
-            </w:r>
-          </w:p>
+              <w:t xml:space="preserve">Not Ratio table: write a counter-example that breaks the definition.</w:t>
+            </w:r>
+          </w:p>
+          <w:p>
+            <w:pPr>
+              <w:pBdr>
+                <w:bottom w:val="single" w:color="AFBECC" w:sz="6"/>
+              </w:pBdr>
+              <w:spacing w:after="30" w:before="150"/>
+            </w:pPr>
+            <w:r>
+              <w:t xml:space="preserve"/>
+            </w:r>
+          </w:p>
+        </w:tc>
+        <w:tc>
+          <w:tcPr>
+            <w:tcW w:type="dxa" w:w="2200"/>
+            <w:tcMar>
+              <w:top w:type="dxa" w:w="80"/>
+              <w:left w:type="dxa" w:w="100"/>
+              <w:bottom w:type="dxa" w:w="80"/>
+              <w:right w:type="dxa" w:w="100"/>
+            </w:tcMar>
+            <w:vAlign w:val="top"/>
+          </w:tcPr>
           <w:p>
             <w:pPr>
               <w:spacing w:after="40"/>
-            </w:pPr>
-            <w:r>
-              <w:rPr>
-                <w:sz w:val="21"/>
-                <w:szCs w:val="21"/>
-              </w:rPr>
-              <w:t xml:space="preserve">The point (0, 0) where the two grid lines cross.</w:t>
-            </w:r>
-          </w:p>
-          <w:p>
-            <w:pPr>
-              <w:spacing w:after="0"/>
-            </w:pPr>
-            <w:r>
-              <w:rPr>
-                <w:b/>
-                <w:bCs/>
-                <w:color w:val="1FA6A2"/>
-                <w:sz w:val="18"/>
-                <w:szCs w:val="18"/>
-              </w:rPr>
-              <w:t xml:space="preserve">Example:  </w:t>
-            </w:r>
-            <w:r>
-              <w:rPr>
-                <w:i/>
-                <w:iCs/>
-                <w:color w:val="5F6F80"/>
-                <w:sz w:val="18"/>
-                <w:szCs w:val="18"/>
-              </w:rPr>
-              <w:t xml:space="preserve">The starting corner of the grid at (0, 0)</w:t>
-            </w:r>
-          </w:p>
-        </w:tc>
-      </w:tr>
-    </w:tbl>
-    <w:tbl>
-      <w:tblPr>
-        <w:tblW w:type="pct" w:w="100%"/>
-        <w:tblBorders>
-          <w:top w:val="none" w:color="FFFFFF" w:sz="0"/>
-          <w:left w:val="none" w:color="FFFFFF" w:sz="0"/>
-          <w:bottom w:val="single" w:color="C7D2DD" w:sz="4"/>
-          <w:right w:val="none" w:color="FFFFFF" w:sz="0"/>
-          <w:insideH w:val="none" w:color="FFFFFF" w:sz="0"/>
-          <w:insideV w:val="none" w:color="FFFFFF" w:sz="0"/>
-        </w:tblBorders>
-      </w:tblPr>
-      <w:tblGrid>
-        <w:gridCol w:w="1800"/>
-        <w:gridCol w:w="7560"/>
-      </w:tblGrid>
-      <w:tr>
-        <w:trPr>
-          <w:cantSplit/>
-        </w:trPr>
-        <w:tc>
-          <w:tcPr>
-            <w:tcW w:type="dxa" w:w="1800"/>
-            <w:tcMar>
-              <w:top w:type="dxa" w:w="100"/>
-              <w:left w:type="dxa" w:w="40"/>
-              <w:bottom w:type="dxa" w:w="100"/>
-              <w:right w:type="dxa" w:w="120"/>
-            </w:tcMar>
-            <w:vAlign w:val="center"/>
-          </w:tcPr>
-          <w:p>
-            <w:pPr>
-              <w:spacing w:after="0"/>
               <w:jc w:val="center"/>
             </w:pPr>
             <w:r>
               <w:drawing>
                 <wp:inline distT="0" distB="0" distL="0" distR="0">
-                  <wp:extent cx="1047750" cy="790575"/>
+                  <wp:extent cx="876300" cy="657225"/>
                   <wp:effectExtent t="0" r="0" b="0" l="0"/>
                   <wp:docPr id="1" name="" descr="" title=""/>
                   <wp:cNvGraphicFramePr>
@@ -1240,7 +1628,7 @@
                         <pic:spPr bwMode="auto">
                           <a:xfrm>
                             <a:off x="0" y="0"/>
-                            <a:ext cx="1047750" cy="790575"/>
+                            <a:ext cx="876300" cy="657225"/>
                           </a:xfrm>
                           <a:prstGeom prst="rect">
                             <a:avLst/>
@@ -1253,32 +1641,108 @@
               </w:drawing>
             </w:r>
           </w:p>
-        </w:tc>
-        <w:tc>
-          <w:tcPr>
-            <w:tcW w:type="dxa" w:w="7560"/>
-            <w:tcMar>
-              <w:top w:type="dxa" w:w="100"/>
-              <w:left w:type="dxa" w:w="40"/>
-              <w:bottom w:type="dxa" w:w="100"/>
-              <w:right w:type="dxa" w:w="40"/>
-            </w:tcMar>
-            <w:vAlign w:val="center"/>
-          </w:tcPr>
-          <w:p>
-            <w:pPr>
-              <w:spacing w:after="50"/>
+          <w:p>
+            <w:pPr>
+              <w:spacing w:after="0"/>
+            </w:pPr>
+            <w:r>
+              <w:rPr>
+                <w:i/>
+                <w:iCs/>
+                <w:color w:val="5F6F80"/>
+                <w:sz w:val="18"/>
+                <w:szCs w:val="18"/>
+              </w:rPr>
+              <w:t xml:space="preserve">Cups of juice: 2, 4, 6 | Cups of water: 3, 6, 9</w:t>
+            </w:r>
+          </w:p>
+        </w:tc>
+      </w:tr>
+      <w:tr>
+        <w:trPr>
+          <w:cantSplit/>
+        </w:trPr>
+        <w:tc>
+          <w:tcPr>
+            <w:tcW w:type="dxa" w:w="1800"/>
+            <w:tcMar>
+              <w:top w:type="dxa" w:w="80"/>
+              <w:left w:type="dxa" w:w="100"/>
+              <w:bottom w:type="dxa" w:w="80"/>
+              <w:right w:type="dxa" w:w="100"/>
+            </w:tcMar>
+            <w:vAlign w:val="top"/>
+          </w:tcPr>
+          <w:p>
+            <w:pPr>
+              <w:spacing w:after="30"/>
             </w:pPr>
             <w:r>
               <w:rPr>
                 <w:b/>
                 <w:bCs/>
                 <w:color w:val="12355B"/>
-                <w:sz w:val="24"/>
-                <w:szCs w:val="24"/>
-              </w:rPr>
-              <w:t xml:space="preserve">Ratio table</w:t>
-            </w:r>
+                <w:sz w:val="21"/>
+                <w:szCs w:val="21"/>
+              </w:rPr>
+              <w:t xml:space="preserve">Unit rate point</w:t>
+            </w:r>
+          </w:p>
+          <w:p>
+            <w:pPr>
+              <w:spacing w:after="0"/>
+            </w:pPr>
+            <w:r>
+              <w:rPr>
+                <w:i/>
+                <w:iCs/>
+                <w:color w:val="5F6F80"/>
+                <w:sz w:val="18"/>
+                <w:szCs w:val="18"/>
+              </w:rPr>
+              <w:t xml:space="preserve">Punto de tasa unitaria</w:t>
+            </w:r>
+          </w:p>
+        </w:tc>
+        <w:tc>
+          <w:tcPr>
+            <w:tcW w:type="dxa" w:w="3160"/>
+            <w:tcMar>
+              <w:top w:type="dxa" w:w="80"/>
+              <w:left w:type="dxa" w:w="100"/>
+              <w:bottom w:type="dxa" w:w="80"/>
+              <w:right w:type="dxa" w:w="100"/>
+            </w:tcMar>
+            <w:vAlign w:val="top"/>
+          </w:tcPr>
+          <w:p>
+            <w:pPr>
+              <w:spacing w:after="0"/>
+            </w:pPr>
+            <w:r>
+              <w:rPr>
+                <w:sz w:val="20"/>
+                <w:szCs w:val="20"/>
+              </w:rPr>
+              <w:t xml:space="preserve">The point (1, r) on a graph, where r is the amount for one.</w:t>
+            </w:r>
+          </w:p>
+        </w:tc>
+        <w:tc>
+          <w:tcPr>
+            <w:tcW w:type="dxa" w:w="2200"/>
+            <w:tcMar>
+              <w:top w:type="dxa" w:w="80"/>
+              <w:left w:type="dxa" w:w="100"/>
+              <w:bottom w:type="dxa" w:w="80"/>
+              <w:right w:type="dxa" w:w="100"/>
+            </w:tcMar>
+            <w:vAlign w:val="top"/>
+          </w:tcPr>
+          <w:p>
+            <w:pPr>
+              <w:spacing w:after="40"/>
+            </w:pPr>
             <w:r>
               <w:rPr>
                 <w:i/>
@@ -1287,89 +1751,41 @@
                 <w:sz w:val="19"/>
                 <w:szCs w:val="19"/>
               </w:rPr>
-              <w:t xml:space="preserve">   Tabla de razones</w:t>
-            </w:r>
-          </w:p>
+              <w:t xml:space="preserve">Not Unit rate point: write a counter-example that breaks the definition.</w:t>
+            </w:r>
+          </w:p>
+          <w:p>
+            <w:pPr>
+              <w:pBdr>
+                <w:bottom w:val="single" w:color="AFBECC" w:sz="6"/>
+              </w:pBdr>
+              <w:spacing w:after="30" w:before="150"/>
+            </w:pPr>
+            <w:r>
+              <w:t xml:space="preserve"/>
+            </w:r>
+          </w:p>
+        </w:tc>
+        <w:tc>
+          <w:tcPr>
+            <w:tcW w:type="dxa" w:w="2200"/>
+            <w:tcMar>
+              <w:top w:type="dxa" w:w="80"/>
+              <w:left w:type="dxa" w:w="100"/>
+              <w:bottom w:type="dxa" w:w="80"/>
+              <w:right w:type="dxa" w:w="100"/>
+            </w:tcMar>
+            <w:vAlign w:val="top"/>
+          </w:tcPr>
           <w:p>
             <w:pPr>
               <w:spacing w:after="40"/>
-            </w:pPr>
-            <w:r>
-              <w:rPr>
-                <w:sz w:val="21"/>
-                <w:szCs w:val="21"/>
-              </w:rPr>
-              <w:t xml:space="preserve">A table of equal ratios that shows a pattern.</w:t>
-            </w:r>
-          </w:p>
-          <w:p>
-            <w:pPr>
-              <w:spacing w:after="0"/>
-            </w:pPr>
-            <w:r>
-              <w:rPr>
-                <w:b/>
-                <w:bCs/>
-                <w:color w:val="1FA6A2"/>
-                <w:sz w:val="18"/>
-                <w:szCs w:val="18"/>
-              </w:rPr>
-              <w:t xml:space="preserve">Example:  </w:t>
-            </w:r>
-            <w:r>
-              <w:rPr>
-                <w:i/>
-                <w:iCs/>
-                <w:color w:val="5F6F80"/>
-                <w:sz w:val="18"/>
-                <w:szCs w:val="18"/>
-              </w:rPr>
-              <w:t xml:space="preserve">Cups of juice: 2, 4, 6 | Cups of water: 3, 6, 9</w:t>
-            </w:r>
-          </w:p>
-        </w:tc>
-      </w:tr>
-    </w:tbl>
-    <w:tbl>
-      <w:tblPr>
-        <w:tblW w:type="pct" w:w="100%"/>
-        <w:tblBorders>
-          <w:top w:val="none" w:color="FFFFFF" w:sz="0"/>
-          <w:left w:val="none" w:color="FFFFFF" w:sz="0"/>
-          <w:bottom w:val="single" w:color="C7D2DD" w:sz="4"/>
-          <w:right w:val="none" w:color="FFFFFF" w:sz="0"/>
-          <w:insideH w:val="none" w:color="FFFFFF" w:sz="0"/>
-          <w:insideV w:val="none" w:color="FFFFFF" w:sz="0"/>
-        </w:tblBorders>
-      </w:tblPr>
-      <w:tblGrid>
-        <w:gridCol w:w="1800"/>
-        <w:gridCol w:w="7560"/>
-      </w:tblGrid>
-      <w:tr>
-        <w:trPr>
-          <w:cantSplit/>
-        </w:trPr>
-        <w:tc>
-          <w:tcPr>
-            <w:tcW w:type="dxa" w:w="1800"/>
-            <w:tcMar>
-              <w:top w:type="dxa" w:w="100"/>
-              <w:left w:type="dxa" w:w="40"/>
-              <w:bottom w:type="dxa" w:w="100"/>
-              <w:right w:type="dxa" w:w="120"/>
-            </w:tcMar>
-            <w:vAlign w:val="center"/>
-          </w:tcPr>
-          <w:p>
-            <w:pPr>
-              <w:spacing w:after="0"/>
               <w:jc w:val="center"/>
             </w:pPr>
             <w:r>
               <w:drawing>
                 <wp:inline distT="0" distB="0" distL="0" distR="0">
-                  <wp:extent cx="1047750" cy="790575"/>
+                  <wp:extent cx="876300" cy="657225"/>
                   <wp:effectExtent t="0" r="0" b="0" l="0"/>
                   <wp:docPr id="1" name="" descr="" title=""/>
                   <wp:cNvGraphicFramePr>
@@ -1394,7 +1810,7 @@
                         <pic:spPr bwMode="auto">
                           <a:xfrm>
                             <a:off x="0" y="0"/>
-                            <a:ext cx="1047750" cy="790575"/>
+                            <a:ext cx="876300" cy="657225"/>
                           </a:xfrm>
                           <a:prstGeom prst="rect">
                             <a:avLst/>
@@ -1407,32 +1823,108 @@
               </w:drawing>
             </w:r>
           </w:p>
-        </w:tc>
-        <w:tc>
-          <w:tcPr>
-            <w:tcW w:type="dxa" w:w="7560"/>
-            <w:tcMar>
-              <w:top w:type="dxa" w:w="100"/>
-              <w:left w:type="dxa" w:w="40"/>
-              <w:bottom w:type="dxa" w:w="100"/>
-              <w:right w:type="dxa" w:w="40"/>
-            </w:tcMar>
-            <w:vAlign w:val="center"/>
-          </w:tcPr>
-          <w:p>
-            <w:pPr>
-              <w:spacing w:after="50"/>
+          <w:p>
+            <w:pPr>
+              <w:spacing w:after="0"/>
+            </w:pPr>
+            <w:r>
+              <w:rPr>
+                <w:i/>
+                <w:iCs/>
+                <w:color w:val="5F6F80"/>
+                <w:sz w:val="18"/>
+                <w:szCs w:val="18"/>
+              </w:rPr>
+              <w:t xml:space="preserve">(1, 9) means 9 for each 1.</w:t>
+            </w:r>
+          </w:p>
+        </w:tc>
+      </w:tr>
+      <w:tr>
+        <w:trPr>
+          <w:cantSplit/>
+        </w:trPr>
+        <w:tc>
+          <w:tcPr>
+            <w:tcW w:type="dxa" w:w="1800"/>
+            <w:tcMar>
+              <w:top w:type="dxa" w:w="80"/>
+              <w:left w:type="dxa" w:w="100"/>
+              <w:bottom w:type="dxa" w:w="80"/>
+              <w:right w:type="dxa" w:w="100"/>
+            </w:tcMar>
+            <w:vAlign w:val="top"/>
+          </w:tcPr>
+          <w:p>
+            <w:pPr>
+              <w:spacing w:after="30"/>
             </w:pPr>
             <w:r>
               <w:rPr>
                 <w:b/>
                 <w:bCs/>
                 <w:color w:val="12355B"/>
-                <w:sz w:val="24"/>
-                <w:szCs w:val="24"/>
-              </w:rPr>
-              <w:t xml:space="preserve">Unit rate point</w:t>
-            </w:r>
+                <w:sz w:val="21"/>
+                <w:szCs w:val="21"/>
+              </w:rPr>
+              <w:t xml:space="preserve">Interpret</w:t>
+            </w:r>
+          </w:p>
+          <w:p>
+            <w:pPr>
+              <w:spacing w:after="0"/>
+            </w:pPr>
+            <w:r>
+              <w:rPr>
+                <w:i/>
+                <w:iCs/>
+                <w:color w:val="5F6F80"/>
+                <w:sz w:val="18"/>
+                <w:szCs w:val="18"/>
+              </w:rPr>
+              <w:t xml:space="preserve">Interpretar</w:t>
+            </w:r>
+          </w:p>
+        </w:tc>
+        <w:tc>
+          <w:tcPr>
+            <w:tcW w:type="dxa" w:w="3160"/>
+            <w:tcMar>
+              <w:top w:type="dxa" w:w="80"/>
+              <w:left w:type="dxa" w:w="100"/>
+              <w:bottom w:type="dxa" w:w="80"/>
+              <w:right w:type="dxa" w:w="100"/>
+            </w:tcMar>
+            <w:vAlign w:val="top"/>
+          </w:tcPr>
+          <w:p>
+            <w:pPr>
+              <w:spacing w:after="0"/>
+            </w:pPr>
+            <w:r>
+              <w:rPr>
+                <w:sz w:val="20"/>
+                <w:szCs w:val="20"/>
+              </w:rPr>
+              <w:t xml:space="preserve">Say in words what a point on a graph means.</w:t>
+            </w:r>
+          </w:p>
+        </w:tc>
+        <w:tc>
+          <w:tcPr>
+            <w:tcW w:type="dxa" w:w="2200"/>
+            <w:tcMar>
+              <w:top w:type="dxa" w:w="80"/>
+              <w:left w:type="dxa" w:w="100"/>
+              <w:bottom w:type="dxa" w:w="80"/>
+              <w:right w:type="dxa" w:w="100"/>
+            </w:tcMar>
+            <w:vAlign w:val="top"/>
+          </w:tcPr>
+          <w:p>
+            <w:pPr>
+              <w:spacing w:after="40"/>
+            </w:pPr>
             <w:r>
               <w:rPr>
                 <w:i/>
@@ -1441,89 +1933,41 @@
                 <w:sz w:val="19"/>
                 <w:szCs w:val="19"/>
               </w:rPr>
-              <w:t xml:space="preserve">   Punto de tasa unitaria</w:t>
-            </w:r>
-          </w:p>
+              <w:t xml:space="preserve">Not Interpret: write a counter-example that breaks the definition.</w:t>
+            </w:r>
+          </w:p>
+          <w:p>
+            <w:pPr>
+              <w:pBdr>
+                <w:bottom w:val="single" w:color="AFBECC" w:sz="6"/>
+              </w:pBdr>
+              <w:spacing w:after="30" w:before="150"/>
+            </w:pPr>
+            <w:r>
+              <w:t xml:space="preserve"/>
+            </w:r>
+          </w:p>
+        </w:tc>
+        <w:tc>
+          <w:tcPr>
+            <w:tcW w:type="dxa" w:w="2200"/>
+            <w:tcMar>
+              <w:top w:type="dxa" w:w="80"/>
+              <w:left w:type="dxa" w:w="100"/>
+              <w:bottom w:type="dxa" w:w="80"/>
+              <w:right w:type="dxa" w:w="100"/>
+            </w:tcMar>
+            <w:vAlign w:val="top"/>
+          </w:tcPr>
           <w:p>
             <w:pPr>
               <w:spacing w:after="40"/>
-            </w:pPr>
-            <w:r>
-              <w:rPr>
-                <w:sz w:val="21"/>
-                <w:szCs w:val="21"/>
-              </w:rPr>
-              <w:t xml:space="preserve">The point (1, r) on a graph, where r is the amount for one.</w:t>
-            </w:r>
-          </w:p>
-          <w:p>
-            <w:pPr>
-              <w:spacing w:after="0"/>
-            </w:pPr>
-            <w:r>
-              <w:rPr>
-                <w:b/>
-                <w:bCs/>
-                <w:color w:val="1FA6A2"/>
-                <w:sz w:val="18"/>
-                <w:szCs w:val="18"/>
-              </w:rPr>
-              <w:t xml:space="preserve">Example:  </w:t>
-            </w:r>
-            <w:r>
-              <w:rPr>
-                <w:i/>
-                <w:iCs/>
-                <w:color w:val="5F6F80"/>
-                <w:sz w:val="18"/>
-                <w:szCs w:val="18"/>
-              </w:rPr>
-              <w:t xml:space="preserve">(1, 9) means 9 for each 1.</w:t>
-            </w:r>
-          </w:p>
-        </w:tc>
-      </w:tr>
-    </w:tbl>
-    <w:tbl>
-      <w:tblPr>
-        <w:tblW w:type="pct" w:w="100%"/>
-        <w:tblBorders>
-          <w:top w:val="none" w:color="FFFFFF" w:sz="0"/>
-          <w:left w:val="none" w:color="FFFFFF" w:sz="0"/>
-          <w:bottom w:val="single" w:color="C7D2DD" w:sz="4"/>
-          <w:right w:val="none" w:color="FFFFFF" w:sz="0"/>
-          <w:insideH w:val="none" w:color="FFFFFF" w:sz="0"/>
-          <w:insideV w:val="none" w:color="FFFFFF" w:sz="0"/>
-        </w:tblBorders>
-      </w:tblPr>
-      <w:tblGrid>
-        <w:gridCol w:w="1800"/>
-        <w:gridCol w:w="7560"/>
-      </w:tblGrid>
-      <w:tr>
-        <w:trPr>
-          <w:cantSplit/>
-        </w:trPr>
-        <w:tc>
-          <w:tcPr>
-            <w:tcW w:type="dxa" w:w="1800"/>
-            <w:tcMar>
-              <w:top w:type="dxa" w:w="100"/>
-              <w:left w:type="dxa" w:w="40"/>
-              <w:bottom w:type="dxa" w:w="100"/>
-              <w:right w:type="dxa" w:w="120"/>
-            </w:tcMar>
-            <w:vAlign w:val="center"/>
-          </w:tcPr>
-          <w:p>
-            <w:pPr>
-              <w:spacing w:after="0"/>
               <w:jc w:val="center"/>
             </w:pPr>
             <w:r>
               <w:drawing>
                 <wp:inline distT="0" distB="0" distL="0" distR="0">
-                  <wp:extent cx="1047750" cy="790575"/>
+                  <wp:extent cx="876300" cy="657225"/>
                   <wp:effectExtent t="0" r="0" b="0" l="0"/>
                   <wp:docPr id="1" name="" descr="" title=""/>
                   <wp:cNvGraphicFramePr>
@@ -1548,7 +1992,7 @@
                         <pic:spPr bwMode="auto">
                           <a:xfrm>
                             <a:off x="0" y="0"/>
-                            <a:ext cx="1047750" cy="790575"/>
+                            <a:ext cx="876300" cy="657225"/>
                           </a:xfrm>
                           <a:prstGeom prst="rect">
                             <a:avLst/>
@@ -1561,32 +2005,108 @@
               </w:drawing>
             </w:r>
           </w:p>
-        </w:tc>
-        <w:tc>
-          <w:tcPr>
-            <w:tcW w:type="dxa" w:w="7560"/>
-            <w:tcMar>
-              <w:top w:type="dxa" w:w="100"/>
-              <w:left w:type="dxa" w:w="40"/>
-              <w:bottom w:type="dxa" w:w="100"/>
-              <w:right w:type="dxa" w:w="40"/>
-            </w:tcMar>
-            <w:vAlign w:val="center"/>
-          </w:tcPr>
-          <w:p>
-            <w:pPr>
-              <w:spacing w:after="50"/>
+          <w:p>
+            <w:pPr>
+              <w:spacing w:after="0"/>
+            </w:pPr>
+            <w:r>
+              <w:rPr>
+                <w:i/>
+                <w:iCs/>
+                <w:color w:val="5F6F80"/>
+                <w:sz w:val="18"/>
+                <w:szCs w:val="18"/>
+              </w:rPr>
+              <w:t xml:space="preserve">(4, 36) means 4 boxes hold 36 crayons.</w:t>
+            </w:r>
+          </w:p>
+        </w:tc>
+      </w:tr>
+      <w:tr>
+        <w:trPr>
+          <w:cantSplit/>
+        </w:trPr>
+        <w:tc>
+          <w:tcPr>
+            <w:tcW w:type="dxa" w:w="1800"/>
+            <w:tcMar>
+              <w:top w:type="dxa" w:w="80"/>
+              <w:left w:type="dxa" w:w="100"/>
+              <w:bottom w:type="dxa" w:w="80"/>
+              <w:right w:type="dxa" w:w="100"/>
+            </w:tcMar>
+            <w:vAlign w:val="top"/>
+          </w:tcPr>
+          <w:p>
+            <w:pPr>
+              <w:spacing w:after="30"/>
             </w:pPr>
             <w:r>
               <w:rPr>
                 <w:b/>
                 <w:bCs/>
                 <w:color w:val="12355B"/>
-                <w:sz w:val="24"/>
-                <w:szCs w:val="24"/>
-              </w:rPr>
-              <w:t xml:space="preserve">Interpret</w:t>
-            </w:r>
+                <w:sz w:val="21"/>
+                <w:szCs w:val="21"/>
+              </w:rPr>
+              <w:t xml:space="preserve">Coordinates</w:t>
+            </w:r>
+          </w:p>
+          <w:p>
+            <w:pPr>
+              <w:spacing w:after="0"/>
+            </w:pPr>
+            <w:r>
+              <w:rPr>
+                <w:i/>
+                <w:iCs/>
+                <w:color w:val="5F6F80"/>
+                <w:sz w:val="18"/>
+                <w:szCs w:val="18"/>
+              </w:rPr>
+              <w:t xml:space="preserve">Coordenadas</w:t>
+            </w:r>
+          </w:p>
+        </w:tc>
+        <w:tc>
+          <w:tcPr>
+            <w:tcW w:type="dxa" w:w="3160"/>
+            <w:tcMar>
+              <w:top w:type="dxa" w:w="80"/>
+              <w:left w:type="dxa" w:w="100"/>
+              <w:bottom w:type="dxa" w:w="80"/>
+              <w:right w:type="dxa" w:w="100"/>
+            </w:tcMar>
+            <w:vAlign w:val="top"/>
+          </w:tcPr>
+          <w:p>
+            <w:pPr>
+              <w:spacing w:after="0"/>
+            </w:pPr>
+            <w:r>
+              <w:rPr>
+                <w:sz w:val="20"/>
+                <w:szCs w:val="20"/>
+              </w:rPr>
+              <w:t xml:space="preserve">The x-value and y-value that locate a point.</w:t>
+            </w:r>
+          </w:p>
+        </w:tc>
+        <w:tc>
+          <w:tcPr>
+            <w:tcW w:type="dxa" w:w="2200"/>
+            <w:tcMar>
+              <w:top w:type="dxa" w:w="80"/>
+              <w:left w:type="dxa" w:w="100"/>
+              <w:bottom w:type="dxa" w:w="80"/>
+              <w:right w:type="dxa" w:w="100"/>
+            </w:tcMar>
+            <w:vAlign w:val="top"/>
+          </w:tcPr>
+          <w:p>
+            <w:pPr>
+              <w:spacing w:after="40"/>
+            </w:pPr>
             <w:r>
               <w:rPr>
                 <w:i/>
@@ -1595,89 +2115,41 @@
                 <w:sz w:val="19"/>
                 <w:szCs w:val="19"/>
               </w:rPr>
-              <w:t xml:space="preserve">   Interpretar</w:t>
-            </w:r>
-          </w:p>
+              <w:t xml:space="preserve">Not Coordinates: write a counter-example that breaks the definition.</w:t>
+            </w:r>
+          </w:p>
+          <w:p>
+            <w:pPr>
+              <w:pBdr>
+                <w:bottom w:val="single" w:color="AFBECC" w:sz="6"/>
+              </w:pBdr>
+              <w:spacing w:after="30" w:before="150"/>
+            </w:pPr>
+            <w:r>
+              <w:t xml:space="preserve"/>
+            </w:r>
+          </w:p>
+        </w:tc>
+        <w:tc>
+          <w:tcPr>
+            <w:tcW w:type="dxa" w:w="2200"/>
+            <w:tcMar>
+              <w:top w:type="dxa" w:w="80"/>
+              <w:left w:type="dxa" w:w="100"/>
+              <w:bottom w:type="dxa" w:w="80"/>
+              <w:right w:type="dxa" w:w="100"/>
+            </w:tcMar>
+            <w:vAlign w:val="top"/>
+          </w:tcPr>
           <w:p>
             <w:pPr>
               <w:spacing w:after="40"/>
-            </w:pPr>
-            <w:r>
-              <w:rPr>
-                <w:sz w:val="21"/>
-                <w:szCs w:val="21"/>
-              </w:rPr>
-              <w:t xml:space="preserve">Say in words what a point on a graph means.</w:t>
-            </w:r>
-          </w:p>
-          <w:p>
-            <w:pPr>
-              <w:spacing w:after="0"/>
-            </w:pPr>
-            <w:r>
-              <w:rPr>
-                <w:b/>
-                <w:bCs/>
-                <w:color w:val="1FA6A2"/>
-                <w:sz w:val="18"/>
-                <w:szCs w:val="18"/>
-              </w:rPr>
-              <w:t xml:space="preserve">Example:  </w:t>
-            </w:r>
-            <w:r>
-              <w:rPr>
-                <w:i/>
-                <w:iCs/>
-                <w:color w:val="5F6F80"/>
-                <w:sz w:val="18"/>
-                <w:szCs w:val="18"/>
-              </w:rPr>
-              <w:t xml:space="preserve">(4, 36) means 4 boxes hold 36 crayons.</w:t>
-            </w:r>
-          </w:p>
-        </w:tc>
-      </w:tr>
-    </w:tbl>
-    <w:tbl>
-      <w:tblPr>
-        <w:tblW w:type="pct" w:w="100%"/>
-        <w:tblBorders>
-          <w:top w:val="none" w:color="FFFFFF" w:sz="0"/>
-          <w:left w:val="none" w:color="FFFFFF" w:sz="0"/>
-          <w:bottom w:val="single" w:color="C7D2DD" w:sz="4"/>
-          <w:right w:val="none" w:color="FFFFFF" w:sz="0"/>
-          <w:insideH w:val="none" w:color="FFFFFF" w:sz="0"/>
-          <w:insideV w:val="none" w:color="FFFFFF" w:sz="0"/>
-        </w:tblBorders>
-      </w:tblPr>
-      <w:tblGrid>
-        <w:gridCol w:w="1800"/>
-        <w:gridCol w:w="7560"/>
-      </w:tblGrid>
-      <w:tr>
-        <w:trPr>
-          <w:cantSplit/>
-        </w:trPr>
-        <w:tc>
-          <w:tcPr>
-            <w:tcW w:type="dxa" w:w="1800"/>
-            <w:tcMar>
-              <w:top w:type="dxa" w:w="100"/>
-              <w:left w:type="dxa" w:w="40"/>
-              <w:bottom w:type="dxa" w:w="100"/>
-              <w:right w:type="dxa" w:w="120"/>
-            </w:tcMar>
-            <w:vAlign w:val="center"/>
-          </w:tcPr>
-          <w:p>
-            <w:pPr>
-              <w:spacing w:after="0"/>
               <w:jc w:val="center"/>
             </w:pPr>
             <w:r>
               <w:drawing>
                 <wp:inline distT="0" distB="0" distL="0" distR="0">
-                  <wp:extent cx="1047750" cy="790575"/>
+                  <wp:extent cx="876300" cy="657225"/>
                   <wp:effectExtent t="0" r="0" b="0" l="0"/>
                   <wp:docPr id="1" name="" descr="" title=""/>
                   <wp:cNvGraphicFramePr>
@@ -1702,7 +2174,7 @@
                         <pic:spPr bwMode="auto">
                           <a:xfrm>
                             <a:off x="0" y="0"/>
-                            <a:ext cx="1047750" cy="790575"/>
+                            <a:ext cx="876300" cy="657225"/>
                           </a:xfrm>
                           <a:prstGeom prst="rect">
                             <a:avLst/>
@@ -1715,69 +2187,10 @@
               </w:drawing>
             </w:r>
           </w:p>
-        </w:tc>
-        <w:tc>
-          <w:tcPr>
-            <w:tcW w:type="dxa" w:w="7560"/>
-            <w:tcMar>
-              <w:top w:type="dxa" w:w="100"/>
-              <w:left w:type="dxa" w:w="40"/>
-              <w:bottom w:type="dxa" w:w="100"/>
-              <w:right w:type="dxa" w:w="40"/>
-            </w:tcMar>
-            <w:vAlign w:val="center"/>
-          </w:tcPr>
-          <w:p>
-            <w:pPr>
-              <w:spacing w:after="50"/>
-            </w:pPr>
-            <w:r>
-              <w:rPr>
-                <w:b/>
-                <w:bCs/>
-                <w:color w:val="12355B"/>
-                <w:sz w:val="24"/>
-                <w:szCs w:val="24"/>
-              </w:rPr>
-              <w:t xml:space="preserve">Coordinates</w:t>
-            </w:r>
-            <w:r>
-              <w:rPr>
-                <w:i/>
-                <w:iCs/>
-                <w:color w:val="5F6F80"/>
-                <w:sz w:val="19"/>
-                <w:szCs w:val="19"/>
-              </w:rPr>
-              <w:t xml:space="preserve">   Coordenadas</w:t>
-            </w:r>
-          </w:p>
-          <w:p>
-            <w:pPr>
-              <w:spacing w:after="40"/>
-            </w:pPr>
-            <w:r>
-              <w:rPr>
-                <w:sz w:val="21"/>
-                <w:szCs w:val="21"/>
-              </w:rPr>
-              <w:t xml:space="preserve">The x-value and y-value that locate a point.</w:t>
-            </w:r>
-          </w:p>
           <w:p>
             <w:pPr>
               <w:spacing w:after="0"/>
             </w:pPr>
-            <w:r>
-              <w:rPr>
-                <w:b/>
-                <w:bCs/>
-                <w:color w:val="1FA6A2"/>
-                <w:sz w:val="18"/>
-                <w:szCs w:val="18"/>
-              </w:rPr>
-              <w:t xml:space="preserve">Example:  </w:t>
-            </w:r>
             <w:r>
               <w:rPr>
                 <w:i/>
@@ -4201,7 +4614,7 @@
           <w:sz w:val="19"/>
           <w:szCs w:val="19"/>
         </w:rPr>
-        <w:t xml:space="preserve">   You Do — show your work</w:t>
+        <w:t xml:space="preserve">   You Do — show your work and reasoning</w:t>
       </w:r>
     </w:p>
     <w:p>
@@ -4216,7 +4629,7 @@
           <w:sz w:val="19"/>
           <w:szCs w:val="19"/>
         </w:rPr>
-        <w:t xml:space="preserve">Solve each problem. Show your thinking in the work box.</w:t>
+        <w:t xml:space="preserve">Solve each problem in the middle column and explain your reasoning using the sentence starters on the right.</w:t>
       </w:r>
     </w:p>
     <w:p>
@@ -4245,120 +4658,219 @@
         <w:t xml:space="preserve">   extra scaffolding</w:t>
       </w:r>
     </w:p>
-    <w:p>
-      <w:pPr>
-        <w:keepNext/>
-        <w:spacing w:after="60" w:before="160"/>
-      </w:pPr>
-      <w:r>
-        <w:rPr>
-          <w:b/>
-          <w:bCs/>
-          <w:color w:val="12355B"/>
-          <w:sz w:val="22"/>
-          <w:szCs w:val="22"/>
-        </w:rPr>
-        <w:t xml:space="preserve">1.  </w:t>
-      </w:r>
-      <w:r>
-        <w:rPr>
-          <w:b/>
-          <w:bCs/>
-          <w:sz w:val="21"/>
-          <w:szCs w:val="21"/>
-        </w:rPr>
-        <w:t xml:space="preserve">A ratio table shows (2, 8), (3, 12), and (5, 20). What is the y-value when x = 7?</w:t>
-      </w:r>
-    </w:p>
-    <w:p>
-      <w:pPr>
-        <w:spacing w:after="40"/>
-        <w:ind w:left="420"/>
-      </w:pPr>
-      <w:r>
-        <w:rPr>
-          <w:sz w:val="20"/>
-          <w:szCs w:val="20"/>
-        </w:rPr>
-        <w:t xml:space="preserve">A)  21</w:t>
-      </w:r>
-    </w:p>
-    <w:p>
-      <w:pPr>
-        <w:spacing w:after="40"/>
-        <w:ind w:left="420"/>
-      </w:pPr>
-      <w:r>
-        <w:rPr>
-          <w:sz w:val="20"/>
-          <w:szCs w:val="20"/>
-        </w:rPr>
-        <w:t xml:space="preserve">B)  24</w:t>
-      </w:r>
-    </w:p>
-    <w:p>
-      <w:pPr>
-        <w:spacing w:after="40"/>
-        <w:ind w:left="420"/>
-      </w:pPr>
-      <w:r>
-        <w:rPr>
-          <w:sz w:val="20"/>
-          <w:szCs w:val="20"/>
-        </w:rPr>
-        <w:t xml:space="preserve">C)  28</w:t>
-      </w:r>
-    </w:p>
-    <w:p>
-      <w:pPr>
-        <w:spacing w:after="40"/>
-        <w:ind w:left="420"/>
-      </w:pPr>
-      <w:r>
-        <w:rPr>
-          <w:sz w:val="20"/>
-          <w:szCs w:val="20"/>
-        </w:rPr>
-        <w:t xml:space="preserve">D)  35</w:t>
-      </w:r>
-    </w:p>
-    <w:p>
-      <w:pPr>
-        <w:spacing w:after="20"/>
-      </w:pPr>
-      <w:r>
-        <w:t xml:space="preserve"/>
-      </w:r>
-    </w:p>
     <w:tbl>
       <w:tblPr>
-        <w:tblW w:type="pct" w:w="100%"/>
+        <w:tblW w:type="dxa" w:w="9360"/>
         <w:tblBorders>
           <w:top w:val="single" w:color="C7D2DD" w:sz="6"/>
           <w:left w:val="single" w:color="C7D2DD" w:sz="6"/>
           <w:bottom w:val="single" w:color="C7D2DD" w:sz="6"/>
           <w:right w:val="single" w:color="C7D2DD" w:sz="6"/>
-          <w:insideH w:val="single" w:color="auto" w:sz="4"/>
-          <w:insideV w:val="single" w:color="auto" w:sz="4"/>
+          <w:insideH w:val="single" w:color="C7D2DD" w:sz="6"/>
+          <w:insideV w:val="single" w:color="C7D2DD" w:sz="6"/>
         </w:tblBorders>
       </w:tblPr>
       <w:tblGrid>
-        <w:gridCol w:w="100"/>
+        <w:gridCol w:w="2800"/>
+        <w:gridCol w:w="3560"/>
+        <w:gridCol w:w="3000"/>
       </w:tblGrid>
       <w:tr>
-        <w:tc>
-          <w:tcPr>
+        <w:trPr>
+          <w:cantSplit/>
+          <w:tblHeader/>
+        </w:trPr>
+        <w:tc>
+          <w:tcPr>
+            <w:tcW w:type="dxa" w:w="2800"/>
+            <w:shd w:fill="EEF4F8" w:color="auto" w:val="clear"/>
+            <w:tcMar>
+              <w:top w:type="dxa" w:w="60"/>
+              <w:left w:type="dxa" w:w="100"/>
+              <w:bottom w:type="dxa" w:w="60"/>
+              <w:right w:type="dxa" w:w="100"/>
+            </w:tcMar>
+          </w:tcPr>
+          <w:p>
+            <w:pPr>
+              <w:spacing w:after="0"/>
+            </w:pPr>
+            <w:r>
+              <w:rPr>
+                <w:b/>
+                <w:bCs/>
+                <w:color w:val="12355B"/>
+                <w:sz w:val="16"/>
+                <w:szCs w:val="16"/>
+              </w:rPr>
+              <w:t xml:space="preserve">CORE PROBLEM / GIVEN REPRESENTATION</w:t>
+            </w:r>
+          </w:p>
+        </w:tc>
+        <w:tc>
+          <w:tcPr>
+            <w:tcW w:type="dxa" w:w="3560"/>
+            <w:shd w:fill="EEF4F8" w:color="auto" w:val="clear"/>
+            <w:tcMar>
+              <w:top w:type="dxa" w:w="60"/>
+              <w:left w:type="dxa" w:w="100"/>
+              <w:bottom w:type="dxa" w:w="60"/>
+              <w:right w:type="dxa" w:w="100"/>
+            </w:tcMar>
+          </w:tcPr>
+          <w:p>
+            <w:pPr>
+              <w:spacing w:after="0"/>
+            </w:pPr>
+            <w:r>
+              <w:rPr>
+                <w:b/>
+                <w:bCs/>
+                <w:color w:val="12355B"/>
+                <w:sz w:val="16"/>
+                <w:szCs w:val="16"/>
+              </w:rPr>
+              <w:t xml:space="preserve">WORKING SPACE / CALCULATION STEPS</w:t>
+            </w:r>
+          </w:p>
+        </w:tc>
+        <w:tc>
+          <w:tcPr>
+            <w:tcW w:type="dxa" w:w="3000"/>
             <w:shd w:fill="FBF3E2" w:color="auto" w:val="clear"/>
             <w:tcMar>
               <w:top w:type="dxa" w:w="60"/>
-              <w:left w:type="dxa" w:w="120"/>
+              <w:left w:type="dxa" w:w="100"/>
               <w:bottom w:type="dxa" w:w="60"/>
-              <w:right w:type="dxa" w:w="120"/>
-            </w:tcMar>
-          </w:tcPr>
-          <w:p>
-            <w:pPr>
-              <w:spacing w:after="0" w:line="320"/>
+              <w:right w:type="dxa" w:w="100"/>
+            </w:tcMar>
+          </w:tcPr>
+          <w:p>
+            <w:pPr>
+              <w:spacing w:after="0"/>
+            </w:pPr>
+            <w:r>
+              <w:rPr>
+                <w:b/>
+                <w:bCs/>
+                <w:color w:val="B97A12"/>
+                <w:sz w:val="16"/>
+                <w:szCs w:val="16"/>
+              </w:rPr>
+              <w:t xml:space="preserve">EXPLAIN YOUR REASONING</w:t>
+            </w:r>
+          </w:p>
+        </w:tc>
+      </w:tr>
+      <w:tr>
+        <w:trPr>
+          <w:cantSplit/>
+        </w:trPr>
+        <w:tc>
+          <w:tcPr>
+            <w:tcW w:type="dxa" w:w="2800"/>
+            <w:tcMar>
+              <w:top w:type="dxa" w:w="80"/>
+              <w:left w:type="dxa" w:w="100"/>
+              <w:bottom w:type="dxa" w:w="80"/>
+              <w:right w:type="dxa" w:w="100"/>
+            </w:tcMar>
+            <w:vAlign w:val="top"/>
+          </w:tcPr>
+          <w:p>
+            <w:pPr>
+              <w:spacing w:after="60"/>
+            </w:pPr>
+            <w:r>
+              <w:rPr>
+                <w:b/>
+                <w:bCs/>
+                <w:color w:val="12355B"/>
+                <w:sz w:val="21"/>
+                <w:szCs w:val="21"/>
+              </w:rPr>
+              <w:t xml:space="preserve">1.  </w:t>
+            </w:r>
+            <w:r>
+              <w:rPr>
+                <w:b/>
+                <w:bCs/>
+                <w:sz w:val="20"/>
+                <w:szCs w:val="20"/>
+              </w:rPr>
+              <w:t xml:space="preserve">A ratio table shows (2, 8), (3, 12), and (5, 20). What is the y-value when x = 7?</w:t>
+            </w:r>
+          </w:p>
+          <w:p>
+            <w:pPr>
+              <w:spacing w:after="30"/>
+              <w:ind w:left="180"/>
+            </w:pPr>
+            <w:r>
+              <w:rPr>
+                <w:sz w:val="19"/>
+                <w:szCs w:val="19"/>
+              </w:rPr>
+              <w:t xml:space="preserve">A)  21</w:t>
+            </w:r>
+          </w:p>
+          <w:p>
+            <w:pPr>
+              <w:spacing w:after="30"/>
+              <w:ind w:left="180"/>
+            </w:pPr>
+            <w:r>
+              <w:rPr>
+                <w:sz w:val="19"/>
+                <w:szCs w:val="19"/>
+              </w:rPr>
+              <w:t xml:space="preserve">B)  24</w:t>
+            </w:r>
+          </w:p>
+          <w:p>
+            <w:pPr>
+              <w:spacing w:after="30"/>
+              <w:ind w:left="180"/>
+            </w:pPr>
+            <w:r>
+              <w:rPr>
+                <w:sz w:val="19"/>
+                <w:szCs w:val="19"/>
+              </w:rPr>
+              <w:t xml:space="preserve">C)  28</w:t>
+            </w:r>
+          </w:p>
+          <w:p>
+            <w:pPr>
+              <w:spacing w:after="30"/>
+              <w:ind w:left="180"/>
+            </w:pPr>
+            <w:r>
+              <w:rPr>
+                <w:sz w:val="19"/>
+                <w:szCs w:val="19"/>
+              </w:rPr>
+              <w:t xml:space="preserve">D)  35</w:t>
+            </w:r>
+          </w:p>
+        </w:tc>
+        <w:tc>
+          <w:tcPr>
+            <w:tcW w:type="dxa" w:w="3560"/>
+            <w:tcMar>
+              <w:top w:type="dxa" w:w="80"/>
+              <w:left w:type="dxa" w:w="100"/>
+              <w:bottom w:type="dxa" w:w="80"/>
+              <w:right w:type="dxa" w:w="100"/>
+            </w:tcMar>
+            <w:vAlign w:val="top"/>
+          </w:tcPr>
+          <w:p>
+            <w:pPr>
+              <w:pBdr>
+                <w:bottom w:val="single" w:color="AFBECC" w:sz="6"/>
+              </w:pBdr>
+              <w:spacing w:after="30" w:before="150"/>
             </w:pPr>
             <w:r>
               <w:t xml:space="preserve"/>
@@ -4366,7 +4878,147 @@
           </w:p>
           <w:p>
             <w:pPr>
-              <w:spacing w:after="0" w:line="320"/>
+              <w:pBdr>
+                <w:bottom w:val="single" w:color="AFBECC" w:sz="6"/>
+              </w:pBdr>
+              <w:spacing w:after="30" w:before="150"/>
+            </w:pPr>
+            <w:r>
+              <w:t xml:space="preserve"/>
+            </w:r>
+          </w:p>
+          <w:p>
+            <w:pPr>
+              <w:pBdr>
+                <w:bottom w:val="single" w:color="AFBECC" w:sz="6"/>
+              </w:pBdr>
+              <w:spacing w:after="30" w:before="150"/>
+            </w:pPr>
+            <w:r>
+              <w:t xml:space="preserve"/>
+            </w:r>
+          </w:p>
+          <w:p>
+            <w:pPr>
+              <w:pBdr>
+                <w:bottom w:val="single" w:color="AFBECC" w:sz="6"/>
+              </w:pBdr>
+              <w:spacing w:after="30" w:before="150"/>
+            </w:pPr>
+            <w:r>
+              <w:t xml:space="preserve"/>
+            </w:r>
+          </w:p>
+        </w:tc>
+        <w:tc>
+          <w:tcPr>
+            <w:tcW w:type="dxa" w:w="3000"/>
+            <w:shd w:fill="FBF3E2" w:color="auto" w:val="clear"/>
+            <w:tcMar>
+              <w:top w:type="dxa" w:w="80"/>
+              <w:left w:type="dxa" w:w="100"/>
+              <w:bottom w:type="dxa" w:w="80"/>
+              <w:right w:type="dxa" w:w="100"/>
+            </w:tcMar>
+            <w:vAlign w:val="top"/>
+          </w:tcPr>
+          <w:p>
+            <w:pPr>
+              <w:spacing w:after="40"/>
+            </w:pPr>
+            <w:r>
+              <w:rPr>
+                <w:b/>
+                <w:bCs/>
+                <w:color w:val="12355B"/>
+                <w:sz w:val="19"/>
+                <w:szCs w:val="19"/>
+              </w:rPr>
+              <w:t xml:space="preserve">Because... </w:t>
+            </w:r>
+            <w:r>
+              <w:rPr>
+                <w:color w:val="AFBECC"/>
+                <w:sz w:val="19"/>
+                <w:szCs w:val="19"/>
+              </w:rPr>
+              <w:t xml:space="preserve">________________</w:t>
+            </w:r>
+          </w:p>
+          <w:p>
+            <w:pPr>
+              <w:pBdr>
+                <w:bottom w:val="single" w:color="AFBECC" w:sz="6"/>
+              </w:pBdr>
+              <w:spacing w:after="30" w:before="150"/>
+            </w:pPr>
+            <w:r>
+              <w:t xml:space="preserve"/>
+            </w:r>
+          </w:p>
+          <w:p>
+            <w:pPr>
+              <w:spacing w:after="40" w:before="80"/>
+            </w:pPr>
+            <w:r>
+              <w:rPr>
+                <w:b/>
+                <w:bCs/>
+                <w:color w:val="6B4FA0"/>
+                <w:sz w:val="19"/>
+                <w:szCs w:val="19"/>
+              </w:rPr>
+              <w:t xml:space="preserve">Although... </w:t>
+            </w:r>
+            <w:r>
+              <w:rPr>
+                <w:color w:val="AFBECC"/>
+                <w:sz w:val="19"/>
+                <w:szCs w:val="19"/>
+              </w:rPr>
+              <w:t xml:space="preserve">_______________</w:t>
+            </w:r>
+          </w:p>
+          <w:p>
+            <w:pPr>
+              <w:pBdr>
+                <w:bottom w:val="single" w:color="AFBECC" w:sz="6"/>
+              </w:pBdr>
+              <w:spacing w:after="30" w:before="150"/>
+            </w:pPr>
+            <w:r>
+              <w:t xml:space="preserve"/>
+            </w:r>
+          </w:p>
+          <w:p>
+            <w:pPr>
+              <w:spacing w:after="40" w:before="80"/>
+            </w:pPr>
+            <w:r>
+              <w:rPr>
+                <w:b/>
+                <w:bCs/>
+                <w:color w:val="1FA6A2"/>
+                <w:sz w:val="19"/>
+                <w:szCs w:val="19"/>
+              </w:rPr>
+              <w:t xml:space="preserve">Therefore... </w:t>
+            </w:r>
+            <w:r>
+              <w:rPr>
+                <w:color w:val="AFBECC"/>
+                <w:sz w:val="19"/>
+                <w:szCs w:val="19"/>
+              </w:rPr>
+              <w:t xml:space="preserve">______________</w:t>
+            </w:r>
+          </w:p>
+          <w:p>
+            <w:pPr>
+              <w:pBdr>
+                <w:bottom w:val="single" w:color="AFBECC" w:sz="6"/>
+              </w:pBdr>
+              <w:spacing w:after="30" w:before="150"/>
             </w:pPr>
             <w:r>
               <w:t xml:space="preserve"/>
@@ -4377,84 +5029,7 @@
     </w:tbl>
     <w:p>
       <w:pPr>
-        <w:keepNext/>
-        <w:spacing w:after="60" w:before="160"/>
-      </w:pPr>
-      <w:r>
-        <w:rPr>
-          <w:b/>
-          <w:bCs/>
-          <w:color w:val="12355B"/>
-          <w:sz w:val="22"/>
-          <w:szCs w:val="22"/>
-        </w:rPr>
-        <w:t xml:space="preserve">2.  </w:t>
-      </w:r>
-      <w:r>
-        <w:rPr>
-          <w:b/>
-          <w:bCs/>
-          <w:sz w:val="21"/>
-          <w:szCs w:val="21"/>
-        </w:rPr>
-        <w:t xml:space="preserve">Which point would NOT be on the graph of the ratio 1:5?</w:t>
-      </w:r>
-    </w:p>
-    <w:p>
-      <w:pPr>
-        <w:spacing w:after="40"/>
-        <w:ind w:left="420"/>
-      </w:pPr>
-      <w:r>
-        <w:rPr>
-          <w:sz w:val="20"/>
-          <w:szCs w:val="20"/>
-        </w:rPr>
-        <w:t xml:space="preserve">A)  (2, 10)</w:t>
-      </w:r>
-    </w:p>
-    <w:p>
-      <w:pPr>
-        <w:spacing w:after="40"/>
-        <w:ind w:left="420"/>
-      </w:pPr>
-      <w:r>
-        <w:rPr>
-          <w:sz w:val="20"/>
-          <w:szCs w:val="20"/>
-        </w:rPr>
-        <w:t xml:space="preserve">B)  (3, 10)</w:t>
-      </w:r>
-    </w:p>
-    <w:p>
-      <w:pPr>
-        <w:spacing w:after="40"/>
-        <w:ind w:left="420"/>
-      </w:pPr>
-      <w:r>
-        <w:rPr>
-          <w:sz w:val="20"/>
-          <w:szCs w:val="20"/>
-        </w:rPr>
-        <w:t xml:space="preserve">C)  (4, 20)</w:t>
-      </w:r>
-    </w:p>
-    <w:p>
-      <w:pPr>
-        <w:spacing w:after="40"/>
-        <w:ind w:left="420"/>
-      </w:pPr>
-      <w:r>
-        <w:rPr>
-          <w:sz w:val="20"/>
-          <w:szCs w:val="20"/>
-        </w:rPr>
-        <w:t xml:space="preserve">D)  (5, 25)</w:t>
-      </w:r>
-    </w:p>
-    <w:p>
-      <w:pPr>
-        <w:spacing w:after="20"/>
+        <w:spacing w:after="80"/>
       </w:pPr>
       <w:r>
         <w:t xml:space="preserve"/>
@@ -4462,33 +5037,217 @@
     </w:p>
     <w:tbl>
       <w:tblPr>
-        <w:tblW w:type="pct" w:w="100%"/>
+        <w:tblW w:type="dxa" w:w="9360"/>
         <w:tblBorders>
           <w:top w:val="single" w:color="C7D2DD" w:sz="6"/>
           <w:left w:val="single" w:color="C7D2DD" w:sz="6"/>
           <w:bottom w:val="single" w:color="C7D2DD" w:sz="6"/>
           <w:right w:val="single" w:color="C7D2DD" w:sz="6"/>
-          <w:insideH w:val="single" w:color="auto" w:sz="4"/>
-          <w:insideV w:val="single" w:color="auto" w:sz="4"/>
+          <w:insideH w:val="single" w:color="C7D2DD" w:sz="6"/>
+          <w:insideV w:val="single" w:color="C7D2DD" w:sz="6"/>
         </w:tblBorders>
       </w:tblPr>
       <w:tblGrid>
-        <w:gridCol w:w="100"/>
+        <w:gridCol w:w="2800"/>
+        <w:gridCol w:w="3560"/>
+        <w:gridCol w:w="3000"/>
       </w:tblGrid>
       <w:tr>
-        <w:tc>
-          <w:tcPr>
+        <w:trPr>
+          <w:cantSplit/>
+          <w:tblHeader/>
+        </w:trPr>
+        <w:tc>
+          <w:tcPr>
+            <w:tcW w:type="dxa" w:w="2800"/>
+            <w:shd w:fill="EEF4F8" w:color="auto" w:val="clear"/>
+            <w:tcMar>
+              <w:top w:type="dxa" w:w="60"/>
+              <w:left w:type="dxa" w:w="100"/>
+              <w:bottom w:type="dxa" w:w="60"/>
+              <w:right w:type="dxa" w:w="100"/>
+            </w:tcMar>
+          </w:tcPr>
+          <w:p>
+            <w:pPr>
+              <w:spacing w:after="0"/>
+            </w:pPr>
+            <w:r>
+              <w:rPr>
+                <w:b/>
+                <w:bCs/>
+                <w:color w:val="12355B"/>
+                <w:sz w:val="16"/>
+                <w:szCs w:val="16"/>
+              </w:rPr>
+              <w:t xml:space="preserve">CORE PROBLEM / GIVEN REPRESENTATION</w:t>
+            </w:r>
+          </w:p>
+        </w:tc>
+        <w:tc>
+          <w:tcPr>
+            <w:tcW w:type="dxa" w:w="3560"/>
+            <w:shd w:fill="EEF4F8" w:color="auto" w:val="clear"/>
+            <w:tcMar>
+              <w:top w:type="dxa" w:w="60"/>
+              <w:left w:type="dxa" w:w="100"/>
+              <w:bottom w:type="dxa" w:w="60"/>
+              <w:right w:type="dxa" w:w="100"/>
+            </w:tcMar>
+          </w:tcPr>
+          <w:p>
+            <w:pPr>
+              <w:spacing w:after="0"/>
+            </w:pPr>
+            <w:r>
+              <w:rPr>
+                <w:b/>
+                <w:bCs/>
+                <w:color w:val="12355B"/>
+                <w:sz w:val="16"/>
+                <w:szCs w:val="16"/>
+              </w:rPr>
+              <w:t xml:space="preserve">WORKING SPACE / CALCULATION STEPS</w:t>
+            </w:r>
+          </w:p>
+        </w:tc>
+        <w:tc>
+          <w:tcPr>
+            <w:tcW w:type="dxa" w:w="3000"/>
             <w:shd w:fill="FBF3E2" w:color="auto" w:val="clear"/>
             <w:tcMar>
               <w:top w:type="dxa" w:w="60"/>
-              <w:left w:type="dxa" w:w="120"/>
+              <w:left w:type="dxa" w:w="100"/>
               <w:bottom w:type="dxa" w:w="60"/>
-              <w:right w:type="dxa" w:w="120"/>
-            </w:tcMar>
-          </w:tcPr>
-          <w:p>
-            <w:pPr>
-              <w:spacing w:after="0" w:line="320"/>
+              <w:right w:type="dxa" w:w="100"/>
+            </w:tcMar>
+          </w:tcPr>
+          <w:p>
+            <w:pPr>
+              <w:spacing w:after="0"/>
+            </w:pPr>
+            <w:r>
+              <w:rPr>
+                <w:b/>
+                <w:bCs/>
+                <w:color w:val="B97A12"/>
+                <w:sz w:val="16"/>
+                <w:szCs w:val="16"/>
+              </w:rPr>
+              <w:t xml:space="preserve">EXPLAIN YOUR REASONING</w:t>
+            </w:r>
+          </w:p>
+        </w:tc>
+      </w:tr>
+      <w:tr>
+        <w:trPr>
+          <w:cantSplit/>
+        </w:trPr>
+        <w:tc>
+          <w:tcPr>
+            <w:tcW w:type="dxa" w:w="2800"/>
+            <w:tcMar>
+              <w:top w:type="dxa" w:w="80"/>
+              <w:left w:type="dxa" w:w="100"/>
+              <w:bottom w:type="dxa" w:w="80"/>
+              <w:right w:type="dxa" w:w="100"/>
+            </w:tcMar>
+            <w:vAlign w:val="top"/>
+          </w:tcPr>
+          <w:p>
+            <w:pPr>
+              <w:spacing w:after="60"/>
+            </w:pPr>
+            <w:r>
+              <w:rPr>
+                <w:b/>
+                <w:bCs/>
+                <w:color w:val="12355B"/>
+                <w:sz w:val="21"/>
+                <w:szCs w:val="21"/>
+              </w:rPr>
+              <w:t xml:space="preserve">2.  </w:t>
+            </w:r>
+            <w:r>
+              <w:rPr>
+                <w:b/>
+                <w:bCs/>
+                <w:sz w:val="20"/>
+                <w:szCs w:val="20"/>
+              </w:rPr>
+              <w:t xml:space="preserve">Which point would NOT be on the graph of the ratio 1:5?</w:t>
+            </w:r>
+          </w:p>
+          <w:p>
+            <w:pPr>
+              <w:spacing w:after="30"/>
+              <w:ind w:left="180"/>
+            </w:pPr>
+            <w:r>
+              <w:rPr>
+                <w:sz w:val="19"/>
+                <w:szCs w:val="19"/>
+              </w:rPr>
+              <w:t xml:space="preserve">A)  (2, 10)</w:t>
+            </w:r>
+          </w:p>
+          <w:p>
+            <w:pPr>
+              <w:spacing w:after="30"/>
+              <w:ind w:left="180"/>
+            </w:pPr>
+            <w:r>
+              <w:rPr>
+                <w:sz w:val="19"/>
+                <w:szCs w:val="19"/>
+              </w:rPr>
+              <w:t xml:space="preserve">B)  (3, 10)</w:t>
+            </w:r>
+          </w:p>
+          <w:p>
+            <w:pPr>
+              <w:spacing w:after="30"/>
+              <w:ind w:left="180"/>
+            </w:pPr>
+            <w:r>
+              <w:rPr>
+                <w:sz w:val="19"/>
+                <w:szCs w:val="19"/>
+              </w:rPr>
+              <w:t xml:space="preserve">C)  (4, 20)</w:t>
+            </w:r>
+          </w:p>
+          <w:p>
+            <w:pPr>
+              <w:spacing w:after="30"/>
+              <w:ind w:left="180"/>
+            </w:pPr>
+            <w:r>
+              <w:rPr>
+                <w:sz w:val="19"/>
+                <w:szCs w:val="19"/>
+              </w:rPr>
+              <w:t xml:space="preserve">D)  (5, 25)</w:t>
+            </w:r>
+          </w:p>
+        </w:tc>
+        <w:tc>
+          <w:tcPr>
+            <w:tcW w:type="dxa" w:w="3560"/>
+            <w:tcMar>
+              <w:top w:type="dxa" w:w="80"/>
+              <w:left w:type="dxa" w:w="100"/>
+              <w:bottom w:type="dxa" w:w="80"/>
+              <w:right w:type="dxa" w:w="100"/>
+            </w:tcMar>
+            <w:vAlign w:val="top"/>
+          </w:tcPr>
+          <w:p>
+            <w:pPr>
+              <w:pBdr>
+                <w:bottom w:val="single" w:color="AFBECC" w:sz="6"/>
+              </w:pBdr>
+              <w:spacing w:after="30" w:before="150"/>
             </w:pPr>
             <w:r>
               <w:t xml:space="preserve"/>
@@ -4496,7 +5255,147 @@
           </w:p>
           <w:p>
             <w:pPr>
-              <w:spacing w:after="0" w:line="320"/>
+              <w:pBdr>
+                <w:bottom w:val="single" w:color="AFBECC" w:sz="6"/>
+              </w:pBdr>
+              <w:spacing w:after="30" w:before="150"/>
+            </w:pPr>
+            <w:r>
+              <w:t xml:space="preserve"/>
+            </w:r>
+          </w:p>
+          <w:p>
+            <w:pPr>
+              <w:pBdr>
+                <w:bottom w:val="single" w:color="AFBECC" w:sz="6"/>
+              </w:pBdr>
+              <w:spacing w:after="30" w:before="150"/>
+            </w:pPr>
+            <w:r>
+              <w:t xml:space="preserve"/>
+            </w:r>
+          </w:p>
+          <w:p>
+            <w:pPr>
+              <w:pBdr>
+                <w:bottom w:val="single" w:color="AFBECC" w:sz="6"/>
+              </w:pBdr>
+              <w:spacing w:after="30" w:before="150"/>
+            </w:pPr>
+            <w:r>
+              <w:t xml:space="preserve"/>
+            </w:r>
+          </w:p>
+        </w:tc>
+        <w:tc>
+          <w:tcPr>
+            <w:tcW w:type="dxa" w:w="3000"/>
+            <w:shd w:fill="FBF3E2" w:color="auto" w:val="clear"/>
+            <w:tcMar>
+              <w:top w:type="dxa" w:w="80"/>
+              <w:left w:type="dxa" w:w="100"/>
+              <w:bottom w:type="dxa" w:w="80"/>
+              <w:right w:type="dxa" w:w="100"/>
+            </w:tcMar>
+            <w:vAlign w:val="top"/>
+          </w:tcPr>
+          <w:p>
+            <w:pPr>
+              <w:spacing w:after="40"/>
+            </w:pPr>
+            <w:r>
+              <w:rPr>
+                <w:b/>
+                <w:bCs/>
+                <w:color w:val="12355B"/>
+                <w:sz w:val="19"/>
+                <w:szCs w:val="19"/>
+              </w:rPr>
+              <w:t xml:space="preserve">Because... </w:t>
+            </w:r>
+            <w:r>
+              <w:rPr>
+                <w:color w:val="AFBECC"/>
+                <w:sz w:val="19"/>
+                <w:szCs w:val="19"/>
+              </w:rPr>
+              <w:t xml:space="preserve">________________</w:t>
+            </w:r>
+          </w:p>
+          <w:p>
+            <w:pPr>
+              <w:pBdr>
+                <w:bottom w:val="single" w:color="AFBECC" w:sz="6"/>
+              </w:pBdr>
+              <w:spacing w:after="30" w:before="150"/>
+            </w:pPr>
+            <w:r>
+              <w:t xml:space="preserve"/>
+            </w:r>
+          </w:p>
+          <w:p>
+            <w:pPr>
+              <w:spacing w:after="40" w:before="80"/>
+            </w:pPr>
+            <w:r>
+              <w:rPr>
+                <w:b/>
+                <w:bCs/>
+                <w:color w:val="6B4FA0"/>
+                <w:sz w:val="19"/>
+                <w:szCs w:val="19"/>
+              </w:rPr>
+              <w:t xml:space="preserve">Although... </w:t>
+            </w:r>
+            <w:r>
+              <w:rPr>
+                <w:color w:val="AFBECC"/>
+                <w:sz w:val="19"/>
+                <w:szCs w:val="19"/>
+              </w:rPr>
+              <w:t xml:space="preserve">_______________</w:t>
+            </w:r>
+          </w:p>
+          <w:p>
+            <w:pPr>
+              <w:pBdr>
+                <w:bottom w:val="single" w:color="AFBECC" w:sz="6"/>
+              </w:pBdr>
+              <w:spacing w:after="30" w:before="150"/>
+            </w:pPr>
+            <w:r>
+              <w:t xml:space="preserve"/>
+            </w:r>
+          </w:p>
+          <w:p>
+            <w:pPr>
+              <w:spacing w:after="40" w:before="80"/>
+            </w:pPr>
+            <w:r>
+              <w:rPr>
+                <w:b/>
+                <w:bCs/>
+                <w:color w:val="1FA6A2"/>
+                <w:sz w:val="19"/>
+                <w:szCs w:val="19"/>
+              </w:rPr>
+              <w:t xml:space="preserve">Therefore... </w:t>
+            </w:r>
+            <w:r>
+              <w:rPr>
+                <w:color w:val="AFBECC"/>
+                <w:sz w:val="19"/>
+                <w:szCs w:val="19"/>
+              </w:rPr>
+              <w:t xml:space="preserve">______________</w:t>
+            </w:r>
+          </w:p>
+          <w:p>
+            <w:pPr>
+              <w:pBdr>
+                <w:bottom w:val="single" w:color="AFBECC" w:sz="6"/>
+              </w:pBdr>
+              <w:spacing w:after="30" w:before="150"/>
             </w:pPr>
             <w:r>
               <w:t xml:space="preserve"/>
@@ -4505,6 +5404,14 @@
         </w:tc>
       </w:tr>
     </w:tbl>
+    <w:p>
+      <w:pPr>
+        <w:spacing w:after="80"/>
+      </w:pPr>
+      <w:r>
+        <w:t xml:space="preserve"/>
+      </w:r>
+    </w:p>
     <w:p>
       <w:pPr>
         <w:pStyle w:val="Heading2"/>
@@ -4531,120 +5438,219 @@
         <w:t xml:space="preserve">   grade-level practice</w:t>
       </w:r>
     </w:p>
-    <w:p>
-      <w:pPr>
-        <w:keepNext/>
-        <w:spacing w:after="60" w:before="160"/>
-      </w:pPr>
-      <w:r>
-        <w:rPr>
-          <w:b/>
-          <w:bCs/>
-          <w:color w:val="12355B"/>
-          <w:sz w:val="22"/>
-          <w:szCs w:val="22"/>
-        </w:rPr>
-        <w:t xml:space="preserve">3.  </w:t>
-      </w:r>
-      <w:r>
-        <w:rPr>
-          <w:b/>
-          <w:bCs/>
-          <w:sz w:val="21"/>
-          <w:szCs w:val="21"/>
-        </w:rPr>
-        <w:t xml:space="preserve">Points from a ratio table are plotted at (1, 4), (2, 8), and (3, 12). What is the ratio of y to x for each point?</w:t>
-      </w:r>
-    </w:p>
-    <w:p>
-      <w:pPr>
-        <w:spacing w:after="40"/>
-        <w:ind w:left="420"/>
-      </w:pPr>
-      <w:r>
-        <w:rPr>
-          <w:sz w:val="20"/>
-          <w:szCs w:val="20"/>
-        </w:rPr>
-        <w:t xml:space="preserve">A)  1:4</w:t>
-      </w:r>
-    </w:p>
-    <w:p>
-      <w:pPr>
-        <w:spacing w:after="40"/>
-        <w:ind w:left="420"/>
-      </w:pPr>
-      <w:r>
-        <w:rPr>
-          <w:sz w:val="20"/>
-          <w:szCs w:val="20"/>
-        </w:rPr>
-        <w:t xml:space="preserve">B)  2:8</w:t>
-      </w:r>
-    </w:p>
-    <w:p>
-      <w:pPr>
-        <w:spacing w:after="40"/>
-        <w:ind w:left="420"/>
-      </w:pPr>
-      <w:r>
-        <w:rPr>
-          <w:sz w:val="20"/>
-          <w:szCs w:val="20"/>
-        </w:rPr>
-        <w:t xml:space="preserve">C)  3:4</w:t>
-      </w:r>
-    </w:p>
-    <w:p>
-      <w:pPr>
-        <w:spacing w:after="40"/>
-        <w:ind w:left="420"/>
-      </w:pPr>
-      <w:r>
-        <w:rPr>
-          <w:sz w:val="20"/>
-          <w:szCs w:val="20"/>
-        </w:rPr>
-        <w:t xml:space="preserve">D)  4:1</w:t>
-      </w:r>
-    </w:p>
-    <w:p>
-      <w:pPr>
-        <w:spacing w:after="20"/>
-      </w:pPr>
-      <w:r>
-        <w:t xml:space="preserve"/>
-      </w:r>
-    </w:p>
     <w:tbl>
       <w:tblPr>
-        <w:tblW w:type="pct" w:w="100%"/>
+        <w:tblW w:type="dxa" w:w="9360"/>
         <w:tblBorders>
           <w:top w:val="single" w:color="C7D2DD" w:sz="6"/>
           <w:left w:val="single" w:color="C7D2DD" w:sz="6"/>
           <w:bottom w:val="single" w:color="C7D2DD" w:sz="6"/>
           <w:right w:val="single" w:color="C7D2DD" w:sz="6"/>
-          <w:insideH w:val="single" w:color="auto" w:sz="4"/>
-          <w:insideV w:val="single" w:color="auto" w:sz="4"/>
+          <w:insideH w:val="single" w:color="C7D2DD" w:sz="6"/>
+          <w:insideV w:val="single" w:color="C7D2DD" w:sz="6"/>
         </w:tblBorders>
       </w:tblPr>
       <w:tblGrid>
-        <w:gridCol w:w="100"/>
+        <w:gridCol w:w="2800"/>
+        <w:gridCol w:w="3560"/>
+        <w:gridCol w:w="3000"/>
       </w:tblGrid>
       <w:tr>
-        <w:tc>
-          <w:tcPr>
+        <w:trPr>
+          <w:cantSplit/>
+          <w:tblHeader/>
+        </w:trPr>
+        <w:tc>
+          <w:tcPr>
+            <w:tcW w:type="dxa" w:w="2800"/>
+            <w:shd w:fill="EEF4F8" w:color="auto" w:val="clear"/>
+            <w:tcMar>
+              <w:top w:type="dxa" w:w="60"/>
+              <w:left w:type="dxa" w:w="100"/>
+              <w:bottom w:type="dxa" w:w="60"/>
+              <w:right w:type="dxa" w:w="100"/>
+            </w:tcMar>
+          </w:tcPr>
+          <w:p>
+            <w:pPr>
+              <w:spacing w:after="0"/>
+            </w:pPr>
+            <w:r>
+              <w:rPr>
+                <w:b/>
+                <w:bCs/>
+                <w:color w:val="12355B"/>
+                <w:sz w:val="16"/>
+                <w:szCs w:val="16"/>
+              </w:rPr>
+              <w:t xml:space="preserve">CORE PROBLEM / GIVEN REPRESENTATION</w:t>
+            </w:r>
+          </w:p>
+        </w:tc>
+        <w:tc>
+          <w:tcPr>
+            <w:tcW w:type="dxa" w:w="3560"/>
+            <w:shd w:fill="EEF4F8" w:color="auto" w:val="clear"/>
+            <w:tcMar>
+              <w:top w:type="dxa" w:w="60"/>
+              <w:left w:type="dxa" w:w="100"/>
+              <w:bottom w:type="dxa" w:w="60"/>
+              <w:right w:type="dxa" w:w="100"/>
+            </w:tcMar>
+          </w:tcPr>
+          <w:p>
+            <w:pPr>
+              <w:spacing w:after="0"/>
+            </w:pPr>
+            <w:r>
+              <w:rPr>
+                <w:b/>
+                <w:bCs/>
+                <w:color w:val="12355B"/>
+                <w:sz w:val="16"/>
+                <w:szCs w:val="16"/>
+              </w:rPr>
+              <w:t xml:space="preserve">WORKING SPACE / CALCULATION STEPS</w:t>
+            </w:r>
+          </w:p>
+        </w:tc>
+        <w:tc>
+          <w:tcPr>
+            <w:tcW w:type="dxa" w:w="3000"/>
             <w:shd w:fill="FBF3E2" w:color="auto" w:val="clear"/>
             <w:tcMar>
               <w:top w:type="dxa" w:w="60"/>
-              <w:left w:type="dxa" w:w="120"/>
+              <w:left w:type="dxa" w:w="100"/>
               <w:bottom w:type="dxa" w:w="60"/>
-              <w:right w:type="dxa" w:w="120"/>
-            </w:tcMar>
-          </w:tcPr>
-          <w:p>
-            <w:pPr>
-              <w:spacing w:after="0" w:line="320"/>
+              <w:right w:type="dxa" w:w="100"/>
+            </w:tcMar>
+          </w:tcPr>
+          <w:p>
+            <w:pPr>
+              <w:spacing w:after="0"/>
+            </w:pPr>
+            <w:r>
+              <w:rPr>
+                <w:b/>
+                <w:bCs/>
+                <w:color w:val="B97A12"/>
+                <w:sz w:val="16"/>
+                <w:szCs w:val="16"/>
+              </w:rPr>
+              <w:t xml:space="preserve">EXPLAIN YOUR REASONING</w:t>
+            </w:r>
+          </w:p>
+        </w:tc>
+      </w:tr>
+      <w:tr>
+        <w:trPr>
+          <w:cantSplit/>
+        </w:trPr>
+        <w:tc>
+          <w:tcPr>
+            <w:tcW w:type="dxa" w:w="2800"/>
+            <w:tcMar>
+              <w:top w:type="dxa" w:w="80"/>
+              <w:left w:type="dxa" w:w="100"/>
+              <w:bottom w:type="dxa" w:w="80"/>
+              <w:right w:type="dxa" w:w="100"/>
+            </w:tcMar>
+            <w:vAlign w:val="top"/>
+          </w:tcPr>
+          <w:p>
+            <w:pPr>
+              <w:spacing w:after="60"/>
+            </w:pPr>
+            <w:r>
+              <w:rPr>
+                <w:b/>
+                <w:bCs/>
+                <w:color w:val="12355B"/>
+                <w:sz w:val="21"/>
+                <w:szCs w:val="21"/>
+              </w:rPr>
+              <w:t xml:space="preserve">3.  </w:t>
+            </w:r>
+            <w:r>
+              <w:rPr>
+                <w:b/>
+                <w:bCs/>
+                <w:sz w:val="20"/>
+                <w:szCs w:val="20"/>
+              </w:rPr>
+              <w:t xml:space="preserve">Points from a ratio table are plotted at (1, 4), (2, 8), and (3, 12). What is the ratio of y to x for each point?</w:t>
+            </w:r>
+          </w:p>
+          <w:p>
+            <w:pPr>
+              <w:spacing w:after="30"/>
+              <w:ind w:left="180"/>
+            </w:pPr>
+            <w:r>
+              <w:rPr>
+                <w:sz w:val="19"/>
+                <w:szCs w:val="19"/>
+              </w:rPr>
+              <w:t xml:space="preserve">A)  1:4</w:t>
+            </w:r>
+          </w:p>
+          <w:p>
+            <w:pPr>
+              <w:spacing w:after="30"/>
+              <w:ind w:left="180"/>
+            </w:pPr>
+            <w:r>
+              <w:rPr>
+                <w:sz w:val="19"/>
+                <w:szCs w:val="19"/>
+              </w:rPr>
+              <w:t xml:space="preserve">B)  2:8</w:t>
+            </w:r>
+          </w:p>
+          <w:p>
+            <w:pPr>
+              <w:spacing w:after="30"/>
+              <w:ind w:left="180"/>
+            </w:pPr>
+            <w:r>
+              <w:rPr>
+                <w:sz w:val="19"/>
+                <w:szCs w:val="19"/>
+              </w:rPr>
+              <w:t xml:space="preserve">C)  3:4</w:t>
+            </w:r>
+          </w:p>
+          <w:p>
+            <w:pPr>
+              <w:spacing w:after="30"/>
+              <w:ind w:left="180"/>
+            </w:pPr>
+            <w:r>
+              <w:rPr>
+                <w:sz w:val="19"/>
+                <w:szCs w:val="19"/>
+              </w:rPr>
+              <w:t xml:space="preserve">D)  4:1</w:t>
+            </w:r>
+          </w:p>
+        </w:tc>
+        <w:tc>
+          <w:tcPr>
+            <w:tcW w:type="dxa" w:w="3560"/>
+            <w:tcMar>
+              <w:top w:type="dxa" w:w="80"/>
+              <w:left w:type="dxa" w:w="100"/>
+              <w:bottom w:type="dxa" w:w="80"/>
+              <w:right w:type="dxa" w:w="100"/>
+            </w:tcMar>
+            <w:vAlign w:val="top"/>
+          </w:tcPr>
+          <w:p>
+            <w:pPr>
+              <w:pBdr>
+                <w:bottom w:val="single" w:color="AFBECC" w:sz="6"/>
+              </w:pBdr>
+              <w:spacing w:after="30" w:before="150"/>
             </w:pPr>
             <w:r>
               <w:t xml:space="preserve"/>
@@ -4652,7 +5658,147 @@
           </w:p>
           <w:p>
             <w:pPr>
-              <w:spacing w:after="0" w:line="320"/>
+              <w:pBdr>
+                <w:bottom w:val="single" w:color="AFBECC" w:sz="6"/>
+              </w:pBdr>
+              <w:spacing w:after="30" w:before="150"/>
+            </w:pPr>
+            <w:r>
+              <w:t xml:space="preserve"/>
+            </w:r>
+          </w:p>
+          <w:p>
+            <w:pPr>
+              <w:pBdr>
+                <w:bottom w:val="single" w:color="AFBECC" w:sz="6"/>
+              </w:pBdr>
+              <w:spacing w:after="30" w:before="150"/>
+            </w:pPr>
+            <w:r>
+              <w:t xml:space="preserve"/>
+            </w:r>
+          </w:p>
+          <w:p>
+            <w:pPr>
+              <w:pBdr>
+                <w:bottom w:val="single" w:color="AFBECC" w:sz="6"/>
+              </w:pBdr>
+              <w:spacing w:after="30" w:before="150"/>
+            </w:pPr>
+            <w:r>
+              <w:t xml:space="preserve"/>
+            </w:r>
+          </w:p>
+        </w:tc>
+        <w:tc>
+          <w:tcPr>
+            <w:tcW w:type="dxa" w:w="3000"/>
+            <w:shd w:fill="FBF3E2" w:color="auto" w:val="clear"/>
+            <w:tcMar>
+              <w:top w:type="dxa" w:w="80"/>
+              <w:left w:type="dxa" w:w="100"/>
+              <w:bottom w:type="dxa" w:w="80"/>
+              <w:right w:type="dxa" w:w="100"/>
+            </w:tcMar>
+            <w:vAlign w:val="top"/>
+          </w:tcPr>
+          <w:p>
+            <w:pPr>
+              <w:spacing w:after="40"/>
+            </w:pPr>
+            <w:r>
+              <w:rPr>
+                <w:b/>
+                <w:bCs/>
+                <w:color w:val="12355B"/>
+                <w:sz w:val="19"/>
+                <w:szCs w:val="19"/>
+              </w:rPr>
+              <w:t xml:space="preserve">Because... </w:t>
+            </w:r>
+            <w:r>
+              <w:rPr>
+                <w:color w:val="AFBECC"/>
+                <w:sz w:val="19"/>
+                <w:szCs w:val="19"/>
+              </w:rPr>
+              <w:t xml:space="preserve">________________</w:t>
+            </w:r>
+          </w:p>
+          <w:p>
+            <w:pPr>
+              <w:pBdr>
+                <w:bottom w:val="single" w:color="AFBECC" w:sz="6"/>
+              </w:pBdr>
+              <w:spacing w:after="30" w:before="150"/>
+            </w:pPr>
+            <w:r>
+              <w:t xml:space="preserve"/>
+            </w:r>
+          </w:p>
+          <w:p>
+            <w:pPr>
+              <w:spacing w:after="40" w:before="80"/>
+            </w:pPr>
+            <w:r>
+              <w:rPr>
+                <w:b/>
+                <w:bCs/>
+                <w:color w:val="6B4FA0"/>
+                <w:sz w:val="19"/>
+                <w:szCs w:val="19"/>
+              </w:rPr>
+              <w:t xml:space="preserve">Although... </w:t>
+            </w:r>
+            <w:r>
+              <w:rPr>
+                <w:color w:val="AFBECC"/>
+                <w:sz w:val="19"/>
+                <w:szCs w:val="19"/>
+              </w:rPr>
+              <w:t xml:space="preserve">_______________</w:t>
+            </w:r>
+          </w:p>
+          <w:p>
+            <w:pPr>
+              <w:pBdr>
+                <w:bottom w:val="single" w:color="AFBECC" w:sz="6"/>
+              </w:pBdr>
+              <w:spacing w:after="30" w:before="150"/>
+            </w:pPr>
+            <w:r>
+              <w:t xml:space="preserve"/>
+            </w:r>
+          </w:p>
+          <w:p>
+            <w:pPr>
+              <w:spacing w:after="40" w:before="80"/>
+            </w:pPr>
+            <w:r>
+              <w:rPr>
+                <w:b/>
+                <w:bCs/>
+                <w:color w:val="1FA6A2"/>
+                <w:sz w:val="19"/>
+                <w:szCs w:val="19"/>
+              </w:rPr>
+              <w:t xml:space="preserve">Therefore... </w:t>
+            </w:r>
+            <w:r>
+              <w:rPr>
+                <w:color w:val="AFBECC"/>
+                <w:sz w:val="19"/>
+                <w:szCs w:val="19"/>
+              </w:rPr>
+              <w:t xml:space="preserve">______________</w:t>
+            </w:r>
+          </w:p>
+          <w:p>
+            <w:pPr>
+              <w:pBdr>
+                <w:bottom w:val="single" w:color="AFBECC" w:sz="6"/>
+              </w:pBdr>
+              <w:spacing w:after="30" w:before="150"/>
             </w:pPr>
             <w:r>
               <w:t xml:space="preserve"/>
@@ -4663,84 +5809,7 @@
     </w:tbl>
     <w:p>
       <w:pPr>
-        <w:keepNext/>
-        <w:spacing w:after="60" w:before="160"/>
-      </w:pPr>
-      <w:r>
-        <w:rPr>
-          <w:b/>
-          <w:bCs/>
-          <w:color w:val="12355B"/>
-          <w:sz w:val="22"/>
-          <w:szCs w:val="22"/>
-        </w:rPr>
-        <w:t xml:space="preserve">4.  </w:t>
-      </w:r>
-      <w:r>
-        <w:rPr>
-          <w:b/>
-          <w:bCs/>
-          <w:sz w:val="21"/>
-          <w:szCs w:val="21"/>
-        </w:rPr>
-        <w:t xml:space="preserve">Two students graph ratio tables. Student A plots (1,2), (2,4), (3,6). Student B plots (1,3), (2,6), (3,9). Whose line is steeper?</w:t>
-      </w:r>
-    </w:p>
-    <w:p>
-      <w:pPr>
-        <w:spacing w:after="40"/>
-        <w:ind w:left="420"/>
-      </w:pPr>
-      <w:r>
-        <w:rPr>
-          <w:sz w:val="20"/>
-          <w:szCs w:val="20"/>
-        </w:rPr>
-        <w:t xml:space="preserve">A)  Student A</w:t>
-      </w:r>
-    </w:p>
-    <w:p>
-      <w:pPr>
-        <w:spacing w:after="40"/>
-        <w:ind w:left="420"/>
-      </w:pPr>
-      <w:r>
-        <w:rPr>
-          <w:sz w:val="20"/>
-          <w:szCs w:val="20"/>
-        </w:rPr>
-        <w:t xml:space="preserve">B)  Same steepness</w:t>
-      </w:r>
-    </w:p>
-    <w:p>
-      <w:pPr>
-        <w:spacing w:after="40"/>
-        <w:ind w:left="420"/>
-      </w:pPr>
-      <w:r>
-        <w:rPr>
-          <w:sz w:val="20"/>
-          <w:szCs w:val="20"/>
-        </w:rPr>
-        <w:t xml:space="preserve">C)  Cannot tell</w:t>
-      </w:r>
-    </w:p>
-    <w:p>
-      <w:pPr>
-        <w:spacing w:after="40"/>
-        <w:ind w:left="420"/>
-      </w:pPr>
-      <w:r>
-        <w:rPr>
-          <w:sz w:val="20"/>
-          <w:szCs w:val="20"/>
-        </w:rPr>
-        <w:t xml:space="preserve">D)  Student B</w:t>
-      </w:r>
-    </w:p>
-    <w:p>
-      <w:pPr>
-        <w:spacing w:after="20"/>
+        <w:spacing w:after="80"/>
       </w:pPr>
       <w:r>
         <w:t xml:space="preserve"/>
@@ -4748,33 +5817,217 @@
     </w:p>
     <w:tbl>
       <w:tblPr>
-        <w:tblW w:type="pct" w:w="100%"/>
+        <w:tblW w:type="dxa" w:w="9360"/>
         <w:tblBorders>
           <w:top w:val="single" w:color="C7D2DD" w:sz="6"/>
           <w:left w:val="single" w:color="C7D2DD" w:sz="6"/>
           <w:bottom w:val="single" w:color="C7D2DD" w:sz="6"/>
           <w:right w:val="single" w:color="C7D2DD" w:sz="6"/>
-          <w:insideH w:val="single" w:color="auto" w:sz="4"/>
-          <w:insideV w:val="single" w:color="auto" w:sz="4"/>
+          <w:insideH w:val="single" w:color="C7D2DD" w:sz="6"/>
+          <w:insideV w:val="single" w:color="C7D2DD" w:sz="6"/>
         </w:tblBorders>
       </w:tblPr>
       <w:tblGrid>
-        <w:gridCol w:w="100"/>
+        <w:gridCol w:w="2800"/>
+        <w:gridCol w:w="3560"/>
+        <w:gridCol w:w="3000"/>
       </w:tblGrid>
       <w:tr>
-        <w:tc>
-          <w:tcPr>
+        <w:trPr>
+          <w:cantSplit/>
+          <w:tblHeader/>
+        </w:trPr>
+        <w:tc>
+          <w:tcPr>
+            <w:tcW w:type="dxa" w:w="2800"/>
+            <w:shd w:fill="EEF4F8" w:color="auto" w:val="clear"/>
+            <w:tcMar>
+              <w:top w:type="dxa" w:w="60"/>
+              <w:left w:type="dxa" w:w="100"/>
+              <w:bottom w:type="dxa" w:w="60"/>
+              <w:right w:type="dxa" w:w="100"/>
+            </w:tcMar>
+          </w:tcPr>
+          <w:p>
+            <w:pPr>
+              <w:spacing w:after="0"/>
+            </w:pPr>
+            <w:r>
+              <w:rPr>
+                <w:b/>
+                <w:bCs/>
+                <w:color w:val="12355B"/>
+                <w:sz w:val="16"/>
+                <w:szCs w:val="16"/>
+              </w:rPr>
+              <w:t xml:space="preserve">CORE PROBLEM / GIVEN REPRESENTATION</w:t>
+            </w:r>
+          </w:p>
+        </w:tc>
+        <w:tc>
+          <w:tcPr>
+            <w:tcW w:type="dxa" w:w="3560"/>
+            <w:shd w:fill="EEF4F8" w:color="auto" w:val="clear"/>
+            <w:tcMar>
+              <w:top w:type="dxa" w:w="60"/>
+              <w:left w:type="dxa" w:w="100"/>
+              <w:bottom w:type="dxa" w:w="60"/>
+              <w:right w:type="dxa" w:w="100"/>
+            </w:tcMar>
+          </w:tcPr>
+          <w:p>
+            <w:pPr>
+              <w:spacing w:after="0"/>
+            </w:pPr>
+            <w:r>
+              <w:rPr>
+                <w:b/>
+                <w:bCs/>
+                <w:color w:val="12355B"/>
+                <w:sz w:val="16"/>
+                <w:szCs w:val="16"/>
+              </w:rPr>
+              <w:t xml:space="preserve">WORKING SPACE / CALCULATION STEPS</w:t>
+            </w:r>
+          </w:p>
+        </w:tc>
+        <w:tc>
+          <w:tcPr>
+            <w:tcW w:type="dxa" w:w="3000"/>
             <w:shd w:fill="FBF3E2" w:color="auto" w:val="clear"/>
             <w:tcMar>
               <w:top w:type="dxa" w:w="60"/>
-              <w:left w:type="dxa" w:w="120"/>
+              <w:left w:type="dxa" w:w="100"/>
               <w:bottom w:type="dxa" w:w="60"/>
-              <w:right w:type="dxa" w:w="120"/>
-            </w:tcMar>
-          </w:tcPr>
-          <w:p>
-            <w:pPr>
-              <w:spacing w:after="0" w:line="320"/>
+              <w:right w:type="dxa" w:w="100"/>
+            </w:tcMar>
+          </w:tcPr>
+          <w:p>
+            <w:pPr>
+              <w:spacing w:after="0"/>
+            </w:pPr>
+            <w:r>
+              <w:rPr>
+                <w:b/>
+                <w:bCs/>
+                <w:color w:val="B97A12"/>
+                <w:sz w:val="16"/>
+                <w:szCs w:val="16"/>
+              </w:rPr>
+              <w:t xml:space="preserve">EXPLAIN YOUR REASONING</w:t>
+            </w:r>
+          </w:p>
+        </w:tc>
+      </w:tr>
+      <w:tr>
+        <w:trPr>
+          <w:cantSplit/>
+        </w:trPr>
+        <w:tc>
+          <w:tcPr>
+            <w:tcW w:type="dxa" w:w="2800"/>
+            <w:tcMar>
+              <w:top w:type="dxa" w:w="80"/>
+              <w:left w:type="dxa" w:w="100"/>
+              <w:bottom w:type="dxa" w:w="80"/>
+              <w:right w:type="dxa" w:w="100"/>
+            </w:tcMar>
+            <w:vAlign w:val="top"/>
+          </w:tcPr>
+          <w:p>
+            <w:pPr>
+              <w:spacing w:after="60"/>
+            </w:pPr>
+            <w:r>
+              <w:rPr>
+                <w:b/>
+                <w:bCs/>
+                <w:color w:val="12355B"/>
+                <w:sz w:val="21"/>
+                <w:szCs w:val="21"/>
+              </w:rPr>
+              <w:t xml:space="preserve">4.  </w:t>
+            </w:r>
+            <w:r>
+              <w:rPr>
+                <w:b/>
+                <w:bCs/>
+                <w:sz w:val="20"/>
+                <w:szCs w:val="20"/>
+              </w:rPr>
+              <w:t xml:space="preserve">Two students graph ratio tables. Student A plots (1,2), (2,4), (3,6). Student B plots (1,3), (2,6), (3,9). Whose line is steeper?</w:t>
+            </w:r>
+          </w:p>
+          <w:p>
+            <w:pPr>
+              <w:spacing w:after="30"/>
+              <w:ind w:left="180"/>
+            </w:pPr>
+            <w:r>
+              <w:rPr>
+                <w:sz w:val="19"/>
+                <w:szCs w:val="19"/>
+              </w:rPr>
+              <w:t xml:space="preserve">A)  Student A</w:t>
+            </w:r>
+          </w:p>
+          <w:p>
+            <w:pPr>
+              <w:spacing w:after="30"/>
+              <w:ind w:left="180"/>
+            </w:pPr>
+            <w:r>
+              <w:rPr>
+                <w:sz w:val="19"/>
+                <w:szCs w:val="19"/>
+              </w:rPr>
+              <w:t xml:space="preserve">B)  Same steepness</w:t>
+            </w:r>
+          </w:p>
+          <w:p>
+            <w:pPr>
+              <w:spacing w:after="30"/>
+              <w:ind w:left="180"/>
+            </w:pPr>
+            <w:r>
+              <w:rPr>
+                <w:sz w:val="19"/>
+                <w:szCs w:val="19"/>
+              </w:rPr>
+              <w:t xml:space="preserve">C)  Cannot tell</w:t>
+            </w:r>
+          </w:p>
+          <w:p>
+            <w:pPr>
+              <w:spacing w:after="30"/>
+              <w:ind w:left="180"/>
+            </w:pPr>
+            <w:r>
+              <w:rPr>
+                <w:sz w:val="19"/>
+                <w:szCs w:val="19"/>
+              </w:rPr>
+              <w:t xml:space="preserve">D)  Student B</w:t>
+            </w:r>
+          </w:p>
+        </w:tc>
+        <w:tc>
+          <w:tcPr>
+            <w:tcW w:type="dxa" w:w="3560"/>
+            <w:tcMar>
+              <w:top w:type="dxa" w:w="80"/>
+              <w:left w:type="dxa" w:w="100"/>
+              <w:bottom w:type="dxa" w:w="80"/>
+              <w:right w:type="dxa" w:w="100"/>
+            </w:tcMar>
+            <w:vAlign w:val="top"/>
+          </w:tcPr>
+          <w:p>
+            <w:pPr>
+              <w:pBdr>
+                <w:bottom w:val="single" w:color="AFBECC" w:sz="6"/>
+              </w:pBdr>
+              <w:spacing w:after="30" w:before="150"/>
             </w:pPr>
             <w:r>
               <w:t xml:space="preserve"/>
@@ -4782,7 +6035,147 @@
           </w:p>
           <w:p>
             <w:pPr>
-              <w:spacing w:after="0" w:line="320"/>
+              <w:pBdr>
+                <w:bottom w:val="single" w:color="AFBECC" w:sz="6"/>
+              </w:pBdr>
+              <w:spacing w:after="30" w:before="150"/>
+            </w:pPr>
+            <w:r>
+              <w:t xml:space="preserve"/>
+            </w:r>
+          </w:p>
+          <w:p>
+            <w:pPr>
+              <w:pBdr>
+                <w:bottom w:val="single" w:color="AFBECC" w:sz="6"/>
+              </w:pBdr>
+              <w:spacing w:after="30" w:before="150"/>
+            </w:pPr>
+            <w:r>
+              <w:t xml:space="preserve"/>
+            </w:r>
+          </w:p>
+          <w:p>
+            <w:pPr>
+              <w:pBdr>
+                <w:bottom w:val="single" w:color="AFBECC" w:sz="6"/>
+              </w:pBdr>
+              <w:spacing w:after="30" w:before="150"/>
+            </w:pPr>
+            <w:r>
+              <w:t xml:space="preserve"/>
+            </w:r>
+          </w:p>
+        </w:tc>
+        <w:tc>
+          <w:tcPr>
+            <w:tcW w:type="dxa" w:w="3000"/>
+            <w:shd w:fill="FBF3E2" w:color="auto" w:val="clear"/>
+            <w:tcMar>
+              <w:top w:type="dxa" w:w="80"/>
+              <w:left w:type="dxa" w:w="100"/>
+              <w:bottom w:type="dxa" w:w="80"/>
+              <w:right w:type="dxa" w:w="100"/>
+            </w:tcMar>
+            <w:vAlign w:val="top"/>
+          </w:tcPr>
+          <w:p>
+            <w:pPr>
+              <w:spacing w:after="40"/>
+            </w:pPr>
+            <w:r>
+              <w:rPr>
+                <w:b/>
+                <w:bCs/>
+                <w:color w:val="12355B"/>
+                <w:sz w:val="19"/>
+                <w:szCs w:val="19"/>
+              </w:rPr>
+              <w:t xml:space="preserve">Because... </w:t>
+            </w:r>
+            <w:r>
+              <w:rPr>
+                <w:color w:val="AFBECC"/>
+                <w:sz w:val="19"/>
+                <w:szCs w:val="19"/>
+              </w:rPr>
+              <w:t xml:space="preserve">________________</w:t>
+            </w:r>
+          </w:p>
+          <w:p>
+            <w:pPr>
+              <w:pBdr>
+                <w:bottom w:val="single" w:color="AFBECC" w:sz="6"/>
+              </w:pBdr>
+              <w:spacing w:after="30" w:before="150"/>
+            </w:pPr>
+            <w:r>
+              <w:t xml:space="preserve"/>
+            </w:r>
+          </w:p>
+          <w:p>
+            <w:pPr>
+              <w:spacing w:after="40" w:before="80"/>
+            </w:pPr>
+            <w:r>
+              <w:rPr>
+                <w:b/>
+                <w:bCs/>
+                <w:color w:val="6B4FA0"/>
+                <w:sz w:val="19"/>
+                <w:szCs w:val="19"/>
+              </w:rPr>
+              <w:t xml:space="preserve">Although... </w:t>
+            </w:r>
+            <w:r>
+              <w:rPr>
+                <w:color w:val="AFBECC"/>
+                <w:sz w:val="19"/>
+                <w:szCs w:val="19"/>
+              </w:rPr>
+              <w:t xml:space="preserve">_______________</w:t>
+            </w:r>
+          </w:p>
+          <w:p>
+            <w:pPr>
+              <w:pBdr>
+                <w:bottom w:val="single" w:color="AFBECC" w:sz="6"/>
+              </w:pBdr>
+              <w:spacing w:after="30" w:before="150"/>
+            </w:pPr>
+            <w:r>
+              <w:t xml:space="preserve"/>
+            </w:r>
+          </w:p>
+          <w:p>
+            <w:pPr>
+              <w:spacing w:after="40" w:before="80"/>
+            </w:pPr>
+            <w:r>
+              <w:rPr>
+                <w:b/>
+                <w:bCs/>
+                <w:color w:val="1FA6A2"/>
+                <w:sz w:val="19"/>
+                <w:szCs w:val="19"/>
+              </w:rPr>
+              <w:t xml:space="preserve">Therefore... </w:t>
+            </w:r>
+            <w:r>
+              <w:rPr>
+                <w:color w:val="AFBECC"/>
+                <w:sz w:val="19"/>
+                <w:szCs w:val="19"/>
+              </w:rPr>
+              <w:t xml:space="preserve">______________</w:t>
+            </w:r>
+          </w:p>
+          <w:p>
+            <w:pPr>
+              <w:pBdr>
+                <w:bottom w:val="single" w:color="AFBECC" w:sz="6"/>
+              </w:pBdr>
+              <w:spacing w:after="30" w:before="150"/>
             </w:pPr>
             <w:r>
               <w:t xml:space="preserve"/>
@@ -4791,6 +6184,14 @@
         </w:tc>
       </w:tr>
     </w:tbl>
+    <w:p>
+      <w:pPr>
+        <w:spacing w:after="80"/>
+      </w:pPr>
+      <w:r>
+        <w:t xml:space="preserve"/>
+      </w:r>
+    </w:p>
     <w:p>
       <w:pPr>
         <w:pStyle w:val="Heading2"/>
@@ -4817,60 +6218,167 @@
         <w:t xml:space="preserve">   stretch your thinking</w:t>
       </w:r>
     </w:p>
-    <w:p>
-      <w:pPr>
-        <w:keepNext/>
-        <w:spacing w:after="60" w:before="160"/>
-      </w:pPr>
-      <w:r>
-        <w:rPr>
-          <w:b/>
-          <w:bCs/>
-          <w:color w:val="12355B"/>
-          <w:sz w:val="22"/>
-          <w:szCs w:val="22"/>
-        </w:rPr>
-        <w:t xml:space="preserve">5.  </w:t>
-      </w:r>
-      <w:r>
-        <w:rPr>
-          <w:b/>
-          <w:bCs/>
-          <w:sz w:val="21"/>
-          <w:szCs w:val="21"/>
-        </w:rPr>
-        <w:t xml:space="preserve">A student plots the points (1, 3), (2, 6), (3, 9), and (4, 15) from a ratio table. She says they form a straight line because they go up. Is she correct? Explain how to check.</w:t>
-      </w:r>
-    </w:p>
     <w:tbl>
       <w:tblPr>
-        <w:tblW w:type="pct" w:w="100%"/>
+        <w:tblW w:type="dxa" w:w="9360"/>
         <w:tblBorders>
           <w:top w:val="single" w:color="C7D2DD" w:sz="6"/>
           <w:left w:val="single" w:color="C7D2DD" w:sz="6"/>
           <w:bottom w:val="single" w:color="C7D2DD" w:sz="6"/>
           <w:right w:val="single" w:color="C7D2DD" w:sz="6"/>
-          <w:insideH w:val="single" w:color="auto" w:sz="4"/>
-          <w:insideV w:val="single" w:color="auto" w:sz="4"/>
+          <w:insideH w:val="single" w:color="C7D2DD" w:sz="6"/>
+          <w:insideV w:val="single" w:color="C7D2DD" w:sz="6"/>
         </w:tblBorders>
       </w:tblPr>
       <w:tblGrid>
-        <w:gridCol w:w="100"/>
+        <w:gridCol w:w="2800"/>
+        <w:gridCol w:w="3560"/>
+        <w:gridCol w:w="3000"/>
       </w:tblGrid>
       <w:tr>
-        <w:tc>
-          <w:tcPr>
+        <w:trPr>
+          <w:cantSplit/>
+          <w:tblHeader/>
+        </w:trPr>
+        <w:tc>
+          <w:tcPr>
+            <w:tcW w:type="dxa" w:w="2800"/>
+            <w:shd w:fill="EEF4F8" w:color="auto" w:val="clear"/>
+            <w:tcMar>
+              <w:top w:type="dxa" w:w="60"/>
+              <w:left w:type="dxa" w:w="100"/>
+              <w:bottom w:type="dxa" w:w="60"/>
+              <w:right w:type="dxa" w:w="100"/>
+            </w:tcMar>
+          </w:tcPr>
+          <w:p>
+            <w:pPr>
+              <w:spacing w:after="0"/>
+            </w:pPr>
+            <w:r>
+              <w:rPr>
+                <w:b/>
+                <w:bCs/>
+                <w:color w:val="12355B"/>
+                <w:sz w:val="16"/>
+                <w:szCs w:val="16"/>
+              </w:rPr>
+              <w:t xml:space="preserve">CORE PROBLEM / GIVEN REPRESENTATION</w:t>
+            </w:r>
+          </w:p>
+        </w:tc>
+        <w:tc>
+          <w:tcPr>
+            <w:tcW w:type="dxa" w:w="3560"/>
+            <w:shd w:fill="EEF4F8" w:color="auto" w:val="clear"/>
+            <w:tcMar>
+              <w:top w:type="dxa" w:w="60"/>
+              <w:left w:type="dxa" w:w="100"/>
+              <w:bottom w:type="dxa" w:w="60"/>
+              <w:right w:type="dxa" w:w="100"/>
+            </w:tcMar>
+          </w:tcPr>
+          <w:p>
+            <w:pPr>
+              <w:spacing w:after="0"/>
+            </w:pPr>
+            <w:r>
+              <w:rPr>
+                <w:b/>
+                <w:bCs/>
+                <w:color w:val="12355B"/>
+                <w:sz w:val="16"/>
+                <w:szCs w:val="16"/>
+              </w:rPr>
+              <w:t xml:space="preserve">WORKING SPACE / CALCULATION STEPS</w:t>
+            </w:r>
+          </w:p>
+        </w:tc>
+        <w:tc>
+          <w:tcPr>
+            <w:tcW w:type="dxa" w:w="3000"/>
             <w:shd w:fill="FBF3E2" w:color="auto" w:val="clear"/>
             <w:tcMar>
               <w:top w:type="dxa" w:w="60"/>
-              <w:left w:type="dxa" w:w="120"/>
+              <w:left w:type="dxa" w:w="100"/>
               <w:bottom w:type="dxa" w:w="60"/>
-              <w:right w:type="dxa" w:w="120"/>
-            </w:tcMar>
-          </w:tcPr>
-          <w:p>
-            <w:pPr>
-              <w:spacing w:after="0" w:line="320"/>
+              <w:right w:type="dxa" w:w="100"/>
+            </w:tcMar>
+          </w:tcPr>
+          <w:p>
+            <w:pPr>
+              <w:spacing w:after="0"/>
+            </w:pPr>
+            <w:r>
+              <w:rPr>
+                <w:b/>
+                <w:bCs/>
+                <w:color w:val="B97A12"/>
+                <w:sz w:val="16"/>
+                <w:szCs w:val="16"/>
+              </w:rPr>
+              <w:t xml:space="preserve">EXPLAIN YOUR REASONING</w:t>
+            </w:r>
+          </w:p>
+        </w:tc>
+      </w:tr>
+      <w:tr>
+        <w:trPr>
+          <w:cantSplit/>
+        </w:trPr>
+        <w:tc>
+          <w:tcPr>
+            <w:tcW w:type="dxa" w:w="2800"/>
+            <w:tcMar>
+              <w:top w:type="dxa" w:w="80"/>
+              <w:left w:type="dxa" w:w="100"/>
+              <w:bottom w:type="dxa" w:w="80"/>
+              <w:right w:type="dxa" w:w="100"/>
+            </w:tcMar>
+            <w:vAlign w:val="top"/>
+          </w:tcPr>
+          <w:p>
+            <w:pPr>
+              <w:spacing w:after="60"/>
+            </w:pPr>
+            <w:r>
+              <w:rPr>
+                <w:b/>
+                <w:bCs/>
+                <w:color w:val="12355B"/>
+                <w:sz w:val="21"/>
+                <w:szCs w:val="21"/>
+              </w:rPr>
+              <w:t xml:space="preserve">5.  </w:t>
+            </w:r>
+            <w:r>
+              <w:rPr>
+                <w:b/>
+                <w:bCs/>
+                <w:sz w:val="20"/>
+                <w:szCs w:val="20"/>
+              </w:rPr>
+              <w:t xml:space="preserve">A student plots the points (1, 3), (2, 6), (3, 9), and (4, 15) from a ratio table. She says they form a straight line because they go up. Is she correct? Explain how to check.</w:t>
+            </w:r>
+          </w:p>
+        </w:tc>
+        <w:tc>
+          <w:tcPr>
+            <w:tcW w:type="dxa" w:w="3560"/>
+            <w:tcMar>
+              <w:top w:type="dxa" w:w="80"/>
+              <w:left w:type="dxa" w:w="100"/>
+              <w:bottom w:type="dxa" w:w="80"/>
+              <w:right w:type="dxa" w:w="100"/>
+            </w:tcMar>
+            <w:vAlign w:val="top"/>
+          </w:tcPr>
+          <w:p>
+            <w:pPr>
+              <w:pBdr>
+                <w:bottom w:val="single" w:color="AFBECC" w:sz="6"/>
+              </w:pBdr>
+              <w:spacing w:after="30" w:before="150"/>
             </w:pPr>
             <w:r>
               <w:t xml:space="preserve"/>
@@ -4878,7 +6386,10 @@
           </w:p>
           <w:p>
             <w:pPr>
-              <w:spacing w:after="0" w:line="320"/>
+              <w:pBdr>
+                <w:bottom w:val="single" w:color="AFBECC" w:sz="6"/>
+              </w:pBdr>
+              <w:spacing w:after="30" w:before="150"/>
             </w:pPr>
             <w:r>
               <w:t xml:space="preserve"/>
@@ -4886,7 +6397,10 @@
           </w:p>
           <w:p>
             <w:pPr>
-              <w:spacing w:after="0" w:line="320"/>
+              <w:pBdr>
+                <w:bottom w:val="single" w:color="AFBECC" w:sz="6"/>
+              </w:pBdr>
+              <w:spacing w:after="30" w:before="150"/>
             </w:pPr>
             <w:r>
               <w:t xml:space="preserve"/>
@@ -4894,7 +6408,125 @@
           </w:p>
           <w:p>
             <w:pPr>
-              <w:spacing w:after="0" w:line="320"/>
+              <w:pBdr>
+                <w:bottom w:val="single" w:color="AFBECC" w:sz="6"/>
+              </w:pBdr>
+              <w:spacing w:after="30" w:before="150"/>
+            </w:pPr>
+            <w:r>
+              <w:t xml:space="preserve"/>
+            </w:r>
+          </w:p>
+        </w:tc>
+        <w:tc>
+          <w:tcPr>
+            <w:tcW w:type="dxa" w:w="3000"/>
+            <w:shd w:fill="FBF3E2" w:color="auto" w:val="clear"/>
+            <w:tcMar>
+              <w:top w:type="dxa" w:w="80"/>
+              <w:left w:type="dxa" w:w="100"/>
+              <w:bottom w:type="dxa" w:w="80"/>
+              <w:right w:type="dxa" w:w="100"/>
+            </w:tcMar>
+            <w:vAlign w:val="top"/>
+          </w:tcPr>
+          <w:p>
+            <w:pPr>
+              <w:spacing w:after="40"/>
+            </w:pPr>
+            <w:r>
+              <w:rPr>
+                <w:b/>
+                <w:bCs/>
+                <w:color w:val="12355B"/>
+                <w:sz w:val="19"/>
+                <w:szCs w:val="19"/>
+              </w:rPr>
+              <w:t xml:space="preserve">Because... </w:t>
+            </w:r>
+            <w:r>
+              <w:rPr>
+                <w:color w:val="AFBECC"/>
+                <w:sz w:val="19"/>
+                <w:szCs w:val="19"/>
+              </w:rPr>
+              <w:t xml:space="preserve">________________</w:t>
+            </w:r>
+          </w:p>
+          <w:p>
+            <w:pPr>
+              <w:pBdr>
+                <w:bottom w:val="single" w:color="AFBECC" w:sz="6"/>
+              </w:pBdr>
+              <w:spacing w:after="30" w:before="150"/>
+            </w:pPr>
+            <w:r>
+              <w:t xml:space="preserve"/>
+            </w:r>
+          </w:p>
+          <w:p>
+            <w:pPr>
+              <w:spacing w:after="40" w:before="80"/>
+            </w:pPr>
+            <w:r>
+              <w:rPr>
+                <w:b/>
+                <w:bCs/>
+                <w:color w:val="6B4FA0"/>
+                <w:sz w:val="19"/>
+                <w:szCs w:val="19"/>
+              </w:rPr>
+              <w:t xml:space="preserve">Although... </w:t>
+            </w:r>
+            <w:r>
+              <w:rPr>
+                <w:color w:val="AFBECC"/>
+                <w:sz w:val="19"/>
+                <w:szCs w:val="19"/>
+              </w:rPr>
+              <w:t xml:space="preserve">_______________</w:t>
+            </w:r>
+          </w:p>
+          <w:p>
+            <w:pPr>
+              <w:pBdr>
+                <w:bottom w:val="single" w:color="AFBECC" w:sz="6"/>
+              </w:pBdr>
+              <w:spacing w:after="30" w:before="150"/>
+            </w:pPr>
+            <w:r>
+              <w:t xml:space="preserve"/>
+            </w:r>
+          </w:p>
+          <w:p>
+            <w:pPr>
+              <w:spacing w:after="40" w:before="80"/>
+            </w:pPr>
+            <w:r>
+              <w:rPr>
+                <w:b/>
+                <w:bCs/>
+                <w:color w:val="1FA6A2"/>
+                <w:sz w:val="19"/>
+                <w:szCs w:val="19"/>
+              </w:rPr>
+              <w:t xml:space="preserve">Therefore... </w:t>
+            </w:r>
+            <w:r>
+              <w:rPr>
+                <w:color w:val="AFBECC"/>
+                <w:sz w:val="19"/>
+                <w:szCs w:val="19"/>
+              </w:rPr>
+              <w:t xml:space="preserve">______________</w:t>
+            </w:r>
+          </w:p>
+          <w:p>
+            <w:pPr>
+              <w:pBdr>
+                <w:bottom w:val="single" w:color="AFBECC" w:sz="6"/>
+              </w:pBdr>
+              <w:spacing w:after="30" w:before="150"/>
             </w:pPr>
             <w:r>
               <w:t xml:space="preserve"/>
@@ -4903,6 +6535,14 @@
         </w:tc>
       </w:tr>
     </w:tbl>
+    <w:p>
+      <w:pPr>
+        <w:spacing w:after="80"/>
+      </w:pPr>
+      <w:r>
+        <w:t xml:space="preserve"/>
+      </w:r>
+    </w:p>
     <w:p>
       <w:pPr>
         <w:pStyle w:val="Heading1"/>
@@ -5021,6 +6661,149 @@
         <w:t xml:space="preserve"/>
       </w:r>
     </w:p>
+    <w:p>
+      <w:pPr>
+        <w:spacing w:after="60"/>
+      </w:pPr>
+      <w:r>
+        <w:t xml:space="preserve"/>
+      </w:r>
+    </w:p>
+    <w:tbl>
+      <w:tblPr>
+        <w:tblW w:type="dxa" w:w="9360"/>
+        <w:tblBorders>
+          <w:top w:val="single" w:color="C7D2DD" w:sz="6"/>
+          <w:left w:val="single" w:color="C7D2DD" w:sz="6"/>
+          <w:bottom w:val="single" w:color="C7D2DD" w:sz="6"/>
+          <w:right w:val="single" w:color="C7D2DD" w:sz="6"/>
+          <w:insideH w:val="single" w:color="C7D2DD" w:sz="6"/>
+          <w:insideV w:val="single" w:color="C7D2DD" w:sz="6"/>
+        </w:tblBorders>
+      </w:tblPr>
+      <w:tblGrid>
+        <w:gridCol w:w="3120"/>
+        <w:gridCol w:w="3120"/>
+        <w:gridCol w:w="3120"/>
+      </w:tblGrid>
+      <w:tr>
+        <w:trPr>
+          <w:cantSplit/>
+          <w:tblHeader/>
+        </w:trPr>
+        <w:tc>
+          <w:tcPr>
+            <w:tcW w:type="dxa" w:w="9360"/>
+            <w:gridSpan w:val="3"/>
+            <w:shd w:fill="EEF4F8" w:color="auto" w:val="clear"/>
+            <w:tcMar>
+              <w:top w:type="dxa" w:w="60"/>
+              <w:left w:type="dxa" w:w="100"/>
+              <w:bottom w:type="dxa" w:w="60"/>
+              <w:right w:type="dxa" w:w="100"/>
+            </w:tcMar>
+          </w:tcPr>
+          <w:p>
+            <w:pPr>
+              <w:spacing w:after="0"/>
+            </w:pPr>
+            <w:r>
+              <w:rPr>
+                <w:b/>
+                <w:bCs/>
+                <w:color w:val="12355B"/>
+                <w:sz w:val="18"/>
+                <w:szCs w:val="18"/>
+              </w:rPr>
+              <w:t xml:space="preserve">EXIT CHECK · 3-POINT SELF-ASSESSMENT CHECKLIST</w:t>
+            </w:r>
+          </w:p>
+        </w:tc>
+      </w:tr>
+      <w:tr>
+        <w:trPr>
+          <w:cantSplit/>
+        </w:trPr>
+        <w:tc>
+          <w:tcPr>
+            <w:tcW w:type="dxa" w:w="3120"/>
+            <w:tcMar>
+              <w:top w:type="dxa" w:w="80"/>
+              <w:left w:type="dxa" w:w="100"/>
+              <w:bottom w:type="dxa" w:w="80"/>
+              <w:right w:type="dxa" w:w="100"/>
+            </w:tcMar>
+          </w:tcPr>
+          <w:p>
+            <w:pPr>
+              <w:spacing w:after="0"/>
+            </w:pPr>
+            <w:r>
+              <w:rPr>
+                <w:b/>
+                <w:bCs/>
+                <w:color w:val="1A2733"/>
+                <w:sz w:val="18"/>
+                <w:szCs w:val="18"/>
+              </w:rPr>
+              <w:t xml:space="preserve">☐ 1. Units &amp; Labels Verified</w:t>
+            </w:r>
+          </w:p>
+        </w:tc>
+        <w:tc>
+          <w:tcPr>
+            <w:tcW w:type="dxa" w:w="3120"/>
+            <w:tcMar>
+              <w:top w:type="dxa" w:w="80"/>
+              <w:left w:type="dxa" w:w="100"/>
+              <w:bottom w:type="dxa" w:w="80"/>
+              <w:right w:type="dxa" w:w="100"/>
+            </w:tcMar>
+          </w:tcPr>
+          <w:p>
+            <w:pPr>
+              <w:spacing w:after="0"/>
+            </w:pPr>
+            <w:r>
+              <w:rPr>
+                <w:b/>
+                <w:bCs/>
+                <w:color w:val="1A2733"/>
+                <w:sz w:val="18"/>
+                <w:szCs w:val="18"/>
+              </w:rPr>
+              <w:t xml:space="preserve">☐ 2. Reasoning Stated (Because / Although / Therefore)</w:t>
+            </w:r>
+          </w:p>
+        </w:tc>
+        <w:tc>
+          <w:tcPr>
+            <w:tcW w:type="dxa" w:w="3120"/>
+            <w:tcMar>
+              <w:top w:type="dxa" w:w="80"/>
+              <w:left w:type="dxa" w:w="100"/>
+              <w:bottom w:type="dxa" w:w="80"/>
+              <w:right w:type="dxa" w:w="100"/>
+            </w:tcMar>
+          </w:tcPr>
+          <w:p>
+            <w:pPr>
+              <w:spacing w:after="0"/>
+            </w:pPr>
+            <w:r>
+              <w:rPr>
+                <w:b/>
+                <w:bCs/>
+                <w:color w:val="1A2733"/>
+                <w:sz w:val="18"/>
+                <w:szCs w:val="18"/>
+              </w:rPr>
+              <w:t xml:space="preserve">☐ 3. Calculations Double-Checked</w:t>
+            </w:r>
+          </w:p>
+        </w:tc>
+      </w:tr>
+    </w:tbl>
     <w:sectPr>
       <w:headerReference w:type="default" r:id="rId7"/>
       <w:footerReference w:type="default" r:id="rId8"/>
